--- a/documents/CV_functional.docx
+++ b/documents/CV_functional.docx
@@ -7,10 +7,10 @@
         <w:autoSpaceDE w:val="0"/>
         <w:autoSpaceDN w:val="0"/>
         <w:adjustRightInd w:val="0"/>
-        <w:spacing w:line="240" w:lineRule="auto"/>
+        <w:spacing w:after="0" w:line="360" w:lineRule="auto"/>
         <w:jc w:val="center"/>
         <w:rPr>
-          <w:rFonts w:ascii="Calibri" w:eastAsia="Calibri" w:hAnsi="Calibri" w:cs="Calibri"/>
+          <w:rFonts w:ascii="Times New Roman" w:eastAsia="Calibri" w:hAnsi="Times New Roman" w:cs="Times New Roman"/>
           <w:b/>
           <w:bCs/>
           <w:color w:val="000000"/>
@@ -22,7 +22,7 @@
       </w:pPr>
       <w:r>
         <w:rPr>
-          <w:rFonts w:ascii="Calibri" w:eastAsia="Calibri" w:hAnsi="Calibri" w:cs="Calibri"/>
+          <w:rFonts w:ascii="Times New Roman" w:eastAsia="Calibri" w:hAnsi="Times New Roman" w:cs="Times New Roman"/>
           <w:b/>
           <w:bCs/>
           <w:color w:val="000000"/>
@@ -39,45 +39,17 @@
         <w:autoSpaceDE w:val="0"/>
         <w:autoSpaceDN w:val="0"/>
         <w:adjustRightInd w:val="0"/>
-        <w:spacing w:line="240" w:lineRule="auto"/>
+        <w:spacing w:after="0" w:line="360" w:lineRule="auto"/>
         <w:jc w:val="center"/>
         <w:rPr>
-          <w:rFonts w:ascii="Calibri" w:eastAsia="Calibri" w:hAnsi="Calibri" w:cs="Calibri"/>
-          <w:bCs/>
-          <w:color w:val="000000"/>
-          <w:sz w:val="22"/>
-          <w:szCs w:val="22"/>
-          <w:lang w:val="en-CA"/>
-        </w:rPr>
-      </w:pPr>
-      <w:r>
-        <w:rPr>
-          <w:rFonts w:ascii="Calibri" w:eastAsia="Calibri" w:hAnsi="Calibri" w:cs="Calibri"/>
-          <w:bCs/>
-          <w:color w:val="000000"/>
-          <w:sz w:val="22"/>
-          <w:szCs w:val="22"/>
-          <w:lang w:val="en-CA"/>
-        </w:rPr>
-        <w:t>Phone: (514) 550-8797</w:t>
-      </w:r>
-    </w:p>
-    <w:p>
-      <w:pPr>
-        <w:autoSpaceDE w:val="0"/>
-        <w:autoSpaceDN w:val="0"/>
-        <w:adjustRightInd w:val="0"/>
-        <w:spacing w:line="240" w:lineRule="auto"/>
-        <w:jc w:val="center"/>
-        <w:rPr>
-          <w:rFonts w:ascii="Calibri" w:eastAsia="Calibri" w:hAnsi="Calibri" w:cs="Calibri"/>
-          <w:sz w:val="22"/>
-          <w:szCs w:val="22"/>
-        </w:rPr>
-      </w:pPr>
-      <w:r>
-        <w:rPr>
-          <w:rFonts w:ascii="Calibri" w:eastAsia="Calibri" w:hAnsi="Calibri" w:cs="Calibri"/>
+          <w:rFonts w:ascii="Times New Roman" w:eastAsia="Calibri" w:hAnsi="Times New Roman" w:cs="Times New Roman"/>
+          <w:sz w:val="22"/>
+          <w:szCs w:val="22"/>
+        </w:rPr>
+      </w:pPr>
+      <w:r>
+        <w:rPr>
+          <w:rFonts w:ascii="Times New Roman" w:eastAsia="Calibri" w:hAnsi="Times New Roman" w:cs="Times New Roman"/>
           <w:bCs/>
           <w:color w:val="000000"/>
           <w:sz w:val="22"/>
@@ -90,7 +62,7 @@
         <w:r>
           <w:rPr>
             <w:rStyle w:val="Hyperlink"/>
-            <w:rFonts w:ascii="Calibri" w:eastAsia="Calibri" w:hAnsi="Calibri" w:cs="Calibri"/>
+            <w:rFonts w:ascii="Times New Roman" w:eastAsia="Calibri" w:hAnsi="Times New Roman" w:cs="Times New Roman"/>
             <w:bCs/>
             <w:sz w:val="22"/>
             <w:szCs w:val="22"/>
@@ -105,17 +77,17 @@
         <w:autoSpaceDE w:val="0"/>
         <w:autoSpaceDN w:val="0"/>
         <w:adjustRightInd w:val="0"/>
-        <w:spacing w:line="240" w:lineRule="auto"/>
+        <w:spacing w:after="0" w:line="360" w:lineRule="auto"/>
         <w:jc w:val="center"/>
         <w:rPr>
-          <w:rFonts w:ascii="Calibri" w:eastAsia="Calibri" w:hAnsi="Calibri" w:cs="Calibri"/>
-          <w:sz w:val="22"/>
-          <w:szCs w:val="22"/>
-        </w:rPr>
-      </w:pPr>
-      <w:r>
-        <w:rPr>
-          <w:rFonts w:ascii="Calibri" w:eastAsia="Calibri" w:hAnsi="Calibri" w:cs="Calibri"/>
+          <w:rFonts w:ascii="Times New Roman" w:eastAsia="Calibri" w:hAnsi="Times New Roman" w:cs="Times New Roman"/>
+          <w:sz w:val="22"/>
+          <w:szCs w:val="22"/>
+        </w:rPr>
+      </w:pPr>
+      <w:r>
+        <w:rPr>
+          <w:rFonts w:ascii="Times New Roman" w:eastAsia="Calibri" w:hAnsi="Times New Roman" w:cs="Times New Roman"/>
           <w:bCs/>
           <w:color w:val="000000"/>
           <w:sz w:val="22"/>
@@ -126,7 +98,7 @@
       </w:r>
       <w:r>
         <w:rPr>
-          <w:rFonts w:ascii="Calibri" w:hAnsi="Calibri" w:cs="Calibri"/>
+          <w:rFonts w:ascii="Times New Roman" w:hAnsi="Times New Roman" w:cs="Times New Roman"/>
           <w:sz w:val="22"/>
           <w:szCs w:val="22"/>
         </w:rPr>
@@ -136,7 +108,7 @@
         <w:r>
           <w:rPr>
             <w:rStyle w:val="Hyperlink"/>
-            <w:rFonts w:ascii="Calibri" w:hAnsi="Calibri" w:cs="Calibri"/>
+            <w:rFonts w:ascii="Times New Roman" w:hAnsi="Times New Roman" w:cs="Times New Roman"/>
             <w:sz w:val="22"/>
             <w:szCs w:val="22"/>
           </w:rPr>
@@ -145,7 +117,7 @@
       </w:hyperlink>
       <w:r>
         <w:rPr>
-          <w:rFonts w:ascii="Calibri" w:hAnsi="Calibri" w:cs="Calibri"/>
+          <w:rFonts w:ascii="Times New Roman" w:hAnsi="Times New Roman" w:cs="Times New Roman"/>
           <w:sz w:val="22"/>
           <w:szCs w:val="22"/>
         </w:rPr>
@@ -154,69 +126,111 @@
     </w:p>
     <w:p>
       <w:pPr>
-        <w:spacing w:line="240" w:lineRule="auto"/>
-        <w:rPr>
-          <w:rFonts w:ascii="Calibri" w:hAnsi="Calibri" w:cs="Calibri"/>
-          <w:sz w:val="22"/>
-          <w:szCs w:val="22"/>
-        </w:rPr>
-      </w:pPr>
-      <w:r>
-        <w:rPr>
-          <w:rFonts w:ascii="Calibri" w:hAnsi="Calibri" w:cs="Calibri"/>
-          <w:sz w:val="22"/>
-          <w:szCs w:val="22"/>
-        </w:rPr>
-        <w:t xml:space="preserve">Data-driven researcher </w:t>
-      </w:r>
-      <w:r>
-        <w:rPr>
-          <w:rFonts w:ascii="Calibri" w:hAnsi="Calibri" w:cs="Calibri"/>
-          <w:sz w:val="22"/>
-          <w:szCs w:val="22"/>
-        </w:rPr>
-        <w:t>with a focus on central bank communication and textual analysis, with growing interest in broader applications of textual data. Skilled in Python-based data analysis and data collection</w:t>
-      </w:r>
-      <w:r>
-        <w:rPr>
-          <w:rFonts w:ascii="Calibri" w:hAnsi="Calibri" w:cs="Calibri"/>
-          <w:sz w:val="22"/>
-          <w:szCs w:val="22"/>
-        </w:rPr>
-        <w:t xml:space="preserve"> to extract insights from unstructured data</w:t>
-      </w:r>
-      <w:r>
-        <w:rPr>
-          <w:rFonts w:ascii="Calibri" w:hAnsi="Calibri" w:cs="Calibri"/>
-          <w:sz w:val="22"/>
-          <w:szCs w:val="22"/>
-        </w:rPr>
-        <w:t xml:space="preserve">. </w:t>
-      </w:r>
-      <w:r>
-        <w:rPr>
-          <w:rFonts w:ascii="Calibri" w:hAnsi="Calibri" w:cs="Calibri"/>
-          <w:sz w:val="22"/>
-          <w:szCs w:val="22"/>
-        </w:rPr>
-        <w:t>Passionate about applying machine learning to real-world problems in economics, policy, and business.</w:t>
-      </w:r>
+        <w:spacing w:after="0" w:line="360" w:lineRule="auto"/>
+        <w:jc w:val="both"/>
+        <w:rPr>
+          <w:rFonts w:ascii="Times New Roman" w:hAnsi="Times New Roman" w:cs="Times New Roman"/>
+          <w:sz w:val="22"/>
+          <w:szCs w:val="22"/>
+        </w:rPr>
+      </w:pPr>
     </w:p>
     <w:p>
       <w:pPr>
-        <w:spacing w:line="240" w:lineRule="auto"/>
-        <w:rPr>
-          <w:rFonts w:ascii="Calibri" w:hAnsi="Calibri" w:cs="Calibri"/>
-          <w:sz w:val="22"/>
-          <w:szCs w:val="22"/>
-        </w:rPr>
-      </w:pPr>
+        <w:spacing w:after="0" w:line="360" w:lineRule="auto"/>
+        <w:jc w:val="both"/>
+        <w:rPr>
+          <w:rFonts w:ascii="Times New Roman" w:hAnsi="Times New Roman" w:cs="Times New Roman"/>
+          <w:sz w:val="22"/>
+          <w:szCs w:val="22"/>
+        </w:rPr>
+      </w:pPr>
+      <w:r>
+        <w:rPr>
+          <w:rFonts w:ascii="Times New Roman" w:hAnsi="Times New Roman" w:cs="Times New Roman"/>
+          <w:sz w:val="22"/>
+          <w:szCs w:val="22"/>
+        </w:rPr>
+        <w:t>Data</w:t>
+      </w:r>
+      <w:r>
+        <w:rPr>
+          <w:rFonts w:ascii="Times New Roman" w:hAnsi="Times New Roman" w:cs="Times New Roman"/>
+          <w:sz w:val="22"/>
+          <w:szCs w:val="22"/>
+        </w:rPr>
+        <w:noBreakHyphen/>
+        <w:t xml:space="preserve">driven analyst with strong experience in </w:t>
+      </w:r>
+      <w:r>
+        <w:rPr>
+          <w:rFonts w:ascii="Times New Roman" w:hAnsi="Times New Roman" w:cs="Times New Roman"/>
+          <w:b/>
+          <w:bCs/>
+          <w:sz w:val="22"/>
+          <w:szCs w:val="22"/>
+        </w:rPr>
+        <w:t>Python, NLP, machine learning, and reproducible data workflows</w:t>
+      </w:r>
+      <w:r>
+        <w:rPr>
+          <w:rFonts w:ascii="Times New Roman" w:hAnsi="Times New Roman" w:cs="Times New Roman"/>
+          <w:sz w:val="22"/>
+          <w:szCs w:val="22"/>
+        </w:rPr>
+        <w:t>. Skilled in transforming large, messy datasets into actionable insights, building analytical tools, and communicating results to technical and non</w:t>
+      </w:r>
+      <w:r>
+        <w:rPr>
+          <w:rFonts w:ascii="Times New Roman" w:hAnsi="Times New Roman" w:cs="Times New Roman"/>
+          <w:sz w:val="22"/>
+          <w:szCs w:val="22"/>
+        </w:rPr>
+        <w:noBreakHyphen/>
+        <w:t>technical audiences. Experienced in automation, text analytics, forecasting, and end</w:t>
+      </w:r>
+      <w:r>
+        <w:rPr>
+          <w:rFonts w:ascii="Times New Roman" w:hAnsi="Times New Roman" w:cs="Times New Roman"/>
+          <w:sz w:val="22"/>
+          <w:szCs w:val="22"/>
+        </w:rPr>
+        <w:noBreakHyphen/>
+        <w:t>to</w:t>
+      </w:r>
+      <w:r>
+        <w:rPr>
+          <w:rFonts w:ascii="Times New Roman" w:hAnsi="Times New Roman" w:cs="Times New Roman"/>
+          <w:sz w:val="22"/>
+          <w:szCs w:val="22"/>
+        </w:rPr>
+        <w:noBreakHyphen/>
+        <w:t>end data pipelines. Passionate about applying quantitative methods to solve economic, financial, and operational problems</w:t>
+      </w:r>
+      <w:r>
+        <w:rPr>
+          <w:rFonts w:ascii="Times New Roman" w:hAnsi="Times New Roman" w:cs="Times New Roman"/>
+          <w:sz w:val="22"/>
+          <w:szCs w:val="22"/>
+        </w:rPr>
+        <w:t>.</w:t>
+      </w:r>
     </w:p>
     <w:p>
       <w:pPr>
-        <w:spacing w:line="240" w:lineRule="auto"/>
-        <w:rPr>
-          <w:rFonts w:ascii="Calibri" w:hAnsi="Calibri" w:cs="Calibri"/>
+        <w:spacing w:after="0" w:line="360" w:lineRule="auto"/>
+        <w:rPr>
+          <w:rFonts w:ascii="Times New Roman" w:hAnsi="Times New Roman" w:cs="Times New Roman"/>
+          <w:sz w:val="22"/>
+          <w:szCs w:val="22"/>
+        </w:rPr>
+      </w:pPr>
+    </w:p>
+    <w:p>
+      <w:pPr>
+        <w:spacing w:after="0" w:line="360" w:lineRule="auto"/>
+        <w:rPr>
+          <w:rFonts w:ascii="Times New Roman" w:hAnsi="Times New Roman" w:cs="Times New Roman"/>
           <w:b/>
           <w:bCs/>
           <w:sz w:val="22"/>
@@ -225,7 +239,7 @@
       </w:pPr>
       <w:r>
         <w:rPr>
-          <w:rFonts w:ascii="Calibri" w:hAnsi="Calibri" w:cs="Calibri"/>
+          <w:rFonts w:ascii="Times New Roman" w:hAnsi="Times New Roman" w:cs="Times New Roman"/>
           <w:b/>
           <w:bCs/>
           <w:sz w:val="22"/>
@@ -235,57 +249,23 @@
       </w:r>
       <w:r>
         <w:rPr>
-          <w:rFonts w:ascii="Calibri" w:hAnsi="Calibri" w:cs="Calibri"/>
+          <w:rFonts w:ascii="Times New Roman" w:hAnsi="Times New Roman" w:cs="Times New Roman"/>
           <w:b/>
           <w:bCs/>
           <w:sz w:val="22"/>
           <w:szCs w:val="22"/>
         </w:rPr>
-        <w:t>KEY SKILLS</w:t>
-      </w:r>
-    </w:p>
-    <w:p>
-      <w:pPr>
-        <w:spacing w:line="240" w:lineRule="auto"/>
-        <w:rPr>
-          <w:rFonts w:ascii="Calibri" w:hAnsi="Calibri" w:cs="Calibri"/>
+        <w:t>TECHNICAL</w:t>
+      </w:r>
+      <w:r>
+        <w:rPr>
+          <w:rFonts w:ascii="Times New Roman" w:hAnsi="Times New Roman" w:cs="Times New Roman"/>
           <w:b/>
           <w:bCs/>
           <w:sz w:val="22"/>
           <w:szCs w:val="22"/>
         </w:rPr>
-      </w:pPr>
-      <w:r>
-        <w:rPr>
-          <w:rFonts w:ascii="Calibri" w:hAnsi="Calibri" w:cs="Calibri"/>
-          <w:b/>
-          <w:bCs/>
-          <w:sz w:val="22"/>
-          <w:szCs w:val="22"/>
-        </w:rPr>
-        <w:t>Quantitative Research</w:t>
-      </w:r>
-    </w:p>
-    <w:p>
-      <w:pPr>
-        <w:numPr>
-          <w:ilvl w:val="0"/>
-          <w:numId w:val="1"/>
-        </w:numPr>
-        <w:spacing w:line="240" w:lineRule="auto"/>
-        <w:rPr>
-          <w:rFonts w:ascii="Calibri" w:hAnsi="Calibri" w:cs="Calibri"/>
-          <w:sz w:val="22"/>
-          <w:szCs w:val="22"/>
-        </w:rPr>
-      </w:pPr>
-      <w:r>
-        <w:rPr>
-          <w:rFonts w:ascii="Calibri" w:hAnsi="Calibri" w:cs="Calibri"/>
-          <w:sz w:val="22"/>
-          <w:szCs w:val="22"/>
-        </w:rPr>
-        <w:t>Developed customized frameworks to analyze central bank textual complexity, including meeting transcripts and policy statements.</w:t>
+        <w:t xml:space="preserve"> SKILLS</w:t>
       </w:r>
     </w:p>
     <w:p>
@@ -293,41 +273,11 @@
         <w:pStyle w:val="ListParagraph"/>
         <w:numPr>
           <w:ilvl w:val="0"/>
-          <w:numId w:val="1"/>
+          <w:numId w:val="18"/>
         </w:numPr>
-        <w:spacing w:after="0" w:line="240" w:lineRule="auto"/>
-        <w:rPr>
-          <w:rFonts w:ascii="Calibri" w:eastAsia="Times New Roman" w:hAnsi="Calibri" w:cs="Calibri"/>
-          <w:kern w:val="0"/>
-          <w:sz w:val="22"/>
-          <w:szCs w:val="22"/>
-          <w14:ligatures w14:val="none"/>
-        </w:rPr>
-      </w:pPr>
-      <w:r>
-        <w:rPr>
-          <w:rFonts w:ascii="Calibri" w:eastAsia="Times New Roman" w:hAnsi="Calibri" w:cs="Calibri"/>
-          <w:kern w:val="0"/>
-          <w:sz w:val="22"/>
-          <w:szCs w:val="22"/>
-          <w14:ligatures w14:val="none"/>
-        </w:rPr>
-        <w:t>Applied diverse data techniques to study patterns and evolution in linguistic metrics</w:t>
-      </w:r>
-      <w:r>
-        <w:rPr>
-          <w:rFonts w:ascii="Calibri" w:hAnsi="Calibri" w:cs="Calibri"/>
-          <w:sz w:val="22"/>
-          <w:szCs w:val="22"/>
-        </w:rPr>
-        <w:t>.</w:t>
-      </w:r>
-    </w:p>
-    <w:p>
-      <w:pPr>
-        <w:spacing w:line="240" w:lineRule="auto"/>
-        <w:rPr>
-          <w:rFonts w:ascii="Calibri" w:hAnsi="Calibri" w:cs="Calibri"/>
+        <w:spacing w:after="0" w:line="360" w:lineRule="auto"/>
+        <w:rPr>
+          <w:rFonts w:ascii="Times New Roman" w:hAnsi="Times New Roman" w:cs="Times New Roman"/>
           <w:b/>
           <w:bCs/>
           <w:sz w:val="22"/>
@@ -336,196 +286,40 @@
       </w:pPr>
       <w:r>
         <w:rPr>
-          <w:rFonts w:ascii="Calibri" w:hAnsi="Calibri" w:cs="Calibri"/>
+          <w:rFonts w:ascii="Times New Roman" w:hAnsi="Times New Roman" w:cs="Times New Roman"/>
           <w:b/>
           <w:bCs/>
           <w:sz w:val="22"/>
           <w:szCs w:val="22"/>
         </w:rPr>
-        <w:t>Python for Data Analysis</w:t>
-      </w:r>
-    </w:p>
-    <w:p>
-      <w:pPr>
-        <w:numPr>
-          <w:ilvl w:val="0"/>
-          <w:numId w:val="2"/>
-        </w:numPr>
-        <w:spacing w:line="240" w:lineRule="auto"/>
-        <w:rPr>
-          <w:rFonts w:ascii="Calibri" w:hAnsi="Calibri" w:cs="Calibri"/>
-          <w:sz w:val="22"/>
-          <w:szCs w:val="22"/>
-        </w:rPr>
-      </w:pPr>
-      <w:r>
-        <w:rPr>
-          <w:rFonts w:ascii="Calibri" w:hAnsi="Calibri" w:cs="Calibri"/>
-          <w:sz w:val="22"/>
-          <w:szCs w:val="22"/>
-        </w:rPr>
-        <w:t>Proficient in pandas, matplotlib, and NLP libraries for text analysis</w:t>
-      </w:r>
-      <w:r>
-        <w:rPr>
-          <w:rFonts w:ascii="Calibri" w:hAnsi="Calibri" w:cs="Calibri"/>
-          <w:sz w:val="22"/>
-          <w:szCs w:val="22"/>
-        </w:rPr>
-        <w:t>.</w:t>
-      </w:r>
-    </w:p>
-    <w:p>
-      <w:pPr>
-        <w:numPr>
-          <w:ilvl w:val="0"/>
-          <w:numId w:val="2"/>
-        </w:numPr>
-        <w:spacing w:line="240" w:lineRule="auto"/>
-        <w:rPr>
-          <w:rFonts w:ascii="Calibri" w:hAnsi="Calibri" w:cs="Calibri"/>
-          <w:sz w:val="22"/>
-          <w:szCs w:val="22"/>
-        </w:rPr>
-      </w:pPr>
-      <w:r>
-        <w:rPr>
-          <w:rFonts w:ascii="Calibri" w:hAnsi="Calibri" w:cs="Calibri"/>
-          <w:sz w:val="22"/>
-          <w:szCs w:val="22"/>
-        </w:rPr>
-        <w:t xml:space="preserve">Built custom scripts for cleaning and </w:t>
-      </w:r>
-      <w:r>
-        <w:rPr>
-          <w:rFonts w:ascii="Calibri" w:hAnsi="Calibri" w:cs="Calibri"/>
-          <w:sz w:val="22"/>
-          <w:szCs w:val="22"/>
-        </w:rPr>
-        <w:t xml:space="preserve">extracting features </w:t>
-      </w:r>
-      <w:r>
-        <w:rPr>
-          <w:rFonts w:ascii="Calibri" w:hAnsi="Calibri" w:cs="Calibri"/>
-          <w:sz w:val="22"/>
-          <w:szCs w:val="22"/>
-        </w:rPr>
-        <w:t>from central</w:t>
-      </w:r>
-      <w:r>
-        <w:rPr>
-          <w:rFonts w:ascii="Calibri" w:hAnsi="Calibri" w:cs="Calibri"/>
-          <w:sz w:val="22"/>
-          <w:szCs w:val="22"/>
-        </w:rPr>
-        <w:t xml:space="preserve"> bank </w:t>
-      </w:r>
-      <w:r>
-        <w:rPr>
-          <w:rFonts w:ascii="Calibri" w:hAnsi="Calibri" w:cs="Calibri"/>
-          <w:sz w:val="22"/>
-          <w:szCs w:val="22"/>
-        </w:rPr>
-        <w:t>communication</w:t>
-      </w:r>
-      <w:r>
-        <w:rPr>
-          <w:rFonts w:ascii="Calibri" w:hAnsi="Calibri" w:cs="Calibri"/>
-          <w:sz w:val="22"/>
-          <w:szCs w:val="22"/>
-        </w:rPr>
-        <w:t xml:space="preserve"> data</w:t>
-      </w:r>
-    </w:p>
-    <w:p>
-      <w:pPr>
-        <w:numPr>
-          <w:ilvl w:val="0"/>
-          <w:numId w:val="2"/>
-        </w:numPr>
-        <w:spacing w:line="240" w:lineRule="auto"/>
-        <w:rPr>
-          <w:rFonts w:ascii="Calibri" w:hAnsi="Calibri" w:cs="Calibri"/>
-          <w:sz w:val="22"/>
-          <w:szCs w:val="22"/>
-        </w:rPr>
-      </w:pPr>
-      <w:r>
-        <w:rPr>
-          <w:rFonts w:ascii="Calibri" w:hAnsi="Calibri" w:cs="Calibri"/>
-          <w:sz w:val="22"/>
-          <w:szCs w:val="22"/>
-        </w:rPr>
-        <w:t>Web-scraped and converted video and website content into structured text data for analysis</w:t>
-      </w:r>
-      <w:r>
-        <w:rPr>
-          <w:rFonts w:ascii="Calibri" w:hAnsi="Calibri" w:cs="Calibri"/>
-          <w:sz w:val="22"/>
-          <w:szCs w:val="22"/>
-        </w:rPr>
-        <w:t>.</w:t>
-      </w:r>
-    </w:p>
-    <w:p>
-      <w:pPr>
-        <w:numPr>
-          <w:ilvl w:val="0"/>
-          <w:numId w:val="2"/>
-        </w:numPr>
-        <w:spacing w:line="240" w:lineRule="auto"/>
-        <w:rPr>
-          <w:rFonts w:ascii="Calibri" w:hAnsi="Calibri" w:cs="Calibri"/>
-          <w:sz w:val="22"/>
-          <w:szCs w:val="22"/>
-        </w:rPr>
-      </w:pPr>
-      <w:r>
-        <w:rPr>
-          <w:rFonts w:ascii="Calibri" w:hAnsi="Calibri" w:cs="Calibri"/>
-          <w:sz w:val="22"/>
-          <w:szCs w:val="22"/>
-        </w:rPr>
-        <w:t>Experienced with various econometric models, including both standard and modified specifications</w:t>
-      </w:r>
-      <w:r>
-        <w:rPr>
-          <w:rFonts w:ascii="Calibri" w:hAnsi="Calibri" w:cs="Calibri"/>
-          <w:sz w:val="22"/>
-          <w:szCs w:val="22"/>
-        </w:rPr>
-        <w:t>.</w:t>
-      </w:r>
-    </w:p>
-    <w:p>
-      <w:pPr>
-        <w:spacing w:line="240" w:lineRule="auto"/>
-        <w:ind w:left="720"/>
-        <w:rPr>
-          <w:rFonts w:ascii="Calibri" w:hAnsi="Calibri" w:cs="Calibri"/>
-          <w:sz w:val="22"/>
-          <w:szCs w:val="22"/>
-        </w:rPr>
-      </w:pPr>
-    </w:p>
-    <w:p>
-      <w:pPr>
-        <w:spacing w:line="240" w:lineRule="auto"/>
-        <w:rPr>
-          <w:rFonts w:ascii="Calibri" w:hAnsi="Calibri" w:cs="Calibri"/>
-          <w:sz w:val="22"/>
-          <w:szCs w:val="22"/>
-        </w:rPr>
-      </w:pPr>
-      <w:r>
-        <w:rPr>
-          <w:rFonts w:ascii="Calibri" w:hAnsi="Calibri" w:cs="Calibri"/>
+        <w:t xml:space="preserve">Programming: </w:t>
+      </w:r>
+      <w:r>
+        <w:rPr>
+          <w:rFonts w:ascii="Times New Roman" w:hAnsi="Times New Roman" w:cs="Times New Roman"/>
+          <w:sz w:val="22"/>
+          <w:szCs w:val="22"/>
+        </w:rPr>
+        <w:t>Python (pandas, NumPy, scikit</w:t>
+      </w:r>
+      <w:r>
+        <w:rPr>
+          <w:rFonts w:ascii="Times New Roman" w:hAnsi="Times New Roman" w:cs="Times New Roman"/>
+          <w:sz w:val="22"/>
+          <w:szCs w:val="22"/>
+        </w:rPr>
+        <w:noBreakHyphen/>
+        <w:t>learn, matplotlib, NLP libraries), SQL, MATLAB, Stata, R</w:t>
+      </w:r>
+      <w:r>
+        <w:rPr>
+          <w:rFonts w:ascii="Times New Roman" w:hAnsi="Times New Roman" w:cs="Times New Roman"/>
           <w:b/>
           <w:bCs/>
           <w:sz w:val="22"/>
           <w:szCs w:val="22"/>
         </w:rPr>
-        <w:t>SELECTED RESEARCH PROJECTS</w:t>
+        <w:t xml:space="preserve"> </w:t>
       </w:r>
     </w:p>
     <w:p>
@@ -533,186 +327,107 @@
         <w:pStyle w:val="ListParagraph"/>
         <w:numPr>
           <w:ilvl w:val="0"/>
-          <w:numId w:val="12"/>
+          <w:numId w:val="18"/>
         </w:numPr>
-        <w:spacing w:line="240" w:lineRule="auto"/>
-        <w:rPr>
-          <w:rFonts w:ascii="Calibri" w:hAnsi="Calibri" w:cs="Calibri"/>
-          <w:i/>
-          <w:iCs/>
-          <w:sz w:val="22"/>
-          <w:szCs w:val="22"/>
-        </w:rPr>
-      </w:pPr>
-      <w:r>
-        <w:rPr>
-          <w:rFonts w:ascii="Calibri" w:eastAsia="Times New Roman" w:hAnsi="Calibri" w:cs="Calibri"/>
+        <w:spacing w:after="0" w:line="360" w:lineRule="auto"/>
+        <w:rPr>
+          <w:rFonts w:ascii="Times New Roman" w:hAnsi="Times New Roman" w:cs="Times New Roman"/>
           <w:b/>
           <w:bCs/>
           <w:sz w:val="22"/>
           <w:szCs w:val="22"/>
         </w:rPr>
-        <w:t>Central Bank Communication in Time of Crisis: Different Aspects of Linguistic Complexity</w:t>
-      </w:r>
-      <w:r>
-        <w:rPr>
-          <w:rFonts w:ascii="Calibri" w:hAnsi="Calibri" w:cs="Calibri"/>
-          <w:sz w:val="22"/>
-          <w:szCs w:val="22"/>
-        </w:rPr>
-        <w:br/>
-      </w:r>
-      <w:r>
-        <w:rPr>
-          <w:rFonts w:ascii="Calibri" w:hAnsi="Calibri" w:cs="Calibri"/>
-          <w:i/>
-          <w:iCs/>
-          <w:sz w:val="22"/>
-          <w:szCs w:val="22"/>
-        </w:rPr>
-        <w:t>Collected statements from 18 central banks (2000–2024) to construct a panel dataset. Applied language model tools to extract complexity metrics—readability, abstractness, informativeness, and disunity. Used fixed effects models to assess the predictive power of macroeconomic indicators (e.g., real GDP growth, inflation) on textual complexity, offering insights into how central banks adapt their communication strategies during crises.</w:t>
-      </w:r>
-    </w:p>
-    <w:p>
-      <w:pPr>
-        <w:spacing w:line="240" w:lineRule="auto"/>
-        <w:rPr>
-          <w:rFonts w:ascii="Calibri" w:hAnsi="Calibri" w:cs="Calibri"/>
-          <w:sz w:val="22"/>
-          <w:szCs w:val="22"/>
-        </w:rPr>
-      </w:pPr>
+      </w:pPr>
+      <w:r>
+        <w:rPr>
+          <w:rFonts w:ascii="Times New Roman" w:hAnsi="Times New Roman" w:cs="Times New Roman"/>
+          <w:b/>
+          <w:bCs/>
+          <w:sz w:val="22"/>
+          <w:szCs w:val="22"/>
+        </w:rPr>
+        <w:t xml:space="preserve">Data &amp; Analytics: </w:t>
+      </w:r>
+      <w:r>
+        <w:rPr>
+          <w:rFonts w:ascii="Times New Roman" w:hAnsi="Times New Roman" w:cs="Times New Roman"/>
+          <w:sz w:val="22"/>
+          <w:szCs w:val="22"/>
+        </w:rPr>
+        <w:t>Data cleaning, feature engineering, time</w:t>
+      </w:r>
+      <w:r>
+        <w:rPr>
+          <w:rFonts w:ascii="Times New Roman" w:hAnsi="Times New Roman" w:cs="Times New Roman"/>
+          <w:sz w:val="22"/>
+          <w:szCs w:val="22"/>
+        </w:rPr>
+        <w:noBreakHyphen/>
+        <w:t>series analysis, text processing, forecasting</w:t>
+      </w:r>
+      <w:r>
+        <w:rPr>
+          <w:rFonts w:ascii="Times New Roman" w:hAnsi="Times New Roman" w:cs="Times New Roman"/>
+          <w:b/>
+          <w:bCs/>
+          <w:sz w:val="22"/>
+          <w:szCs w:val="22"/>
+        </w:rPr>
+        <w:t xml:space="preserve"> </w:t>
+      </w:r>
     </w:p>
     <w:p>
       <w:pPr>
         <w:pStyle w:val="ListParagraph"/>
         <w:numPr>
           <w:ilvl w:val="0"/>
-          <w:numId w:val="12"/>
+          <w:numId w:val="18"/>
         </w:numPr>
-        <w:spacing w:line="240" w:lineRule="auto"/>
-        <w:rPr>
-          <w:rFonts w:ascii="Calibri" w:hAnsi="Calibri" w:cs="Calibri"/>
-          <w:i/>
-          <w:iCs/>
-          <w:sz w:val="22"/>
-          <w:szCs w:val="22"/>
-        </w:rPr>
-      </w:pPr>
-      <w:r>
-        <w:rPr>
-          <w:rFonts w:ascii="Calibri" w:hAnsi="Calibri" w:cs="Calibri"/>
+        <w:spacing w:after="0" w:line="360" w:lineRule="auto"/>
+        <w:rPr>
+          <w:rFonts w:ascii="Times New Roman" w:hAnsi="Times New Roman" w:cs="Times New Roman"/>
           <w:b/>
           <w:bCs/>
           <w:sz w:val="22"/>
           <w:szCs w:val="22"/>
         </w:rPr>
-        <w:t>Applied Machine Learning in Economics – Independent Study</w:t>
-      </w:r>
-      <w:r>
-        <w:rPr>
-          <w:rFonts w:ascii="Calibri" w:hAnsi="Calibri" w:cs="Calibri"/>
+      </w:pPr>
+      <w:r>
+        <w:rPr>
+          <w:rFonts w:ascii="Times New Roman" w:hAnsi="Times New Roman" w:cs="Times New Roman"/>
           <w:b/>
           <w:bCs/>
           <w:sz w:val="22"/>
           <w:szCs w:val="22"/>
         </w:rPr>
-        <w:br/>
-      </w:r>
-      <w:r>
-        <w:rPr>
-          <w:rFonts w:ascii="Calibri" w:hAnsi="Calibri" w:cs="Calibri"/>
-          <w:i/>
-          <w:iCs/>
-          <w:sz w:val="22"/>
-          <w:szCs w:val="22"/>
-        </w:rPr>
-        <w:t>Conducted a comprehensive project using archived materials from Prof. Russell Davidson’s machine learning course. Investigated factors influencing project success on the Kickstarter platform. Employed a range of tools</w:t>
-      </w:r>
-      <w:r>
-        <w:rPr>
-          <w:rFonts w:ascii="Calibri" w:hAnsi="Calibri" w:cs="Calibri"/>
-          <w:i/>
-          <w:iCs/>
-          <w:sz w:val="22"/>
-          <w:szCs w:val="22"/>
-        </w:rPr>
-        <w:t>,</w:t>
-      </w:r>
-      <w:r>
-        <w:rPr>
-          <w:rFonts w:ascii="Calibri" w:hAnsi="Calibri" w:cs="Calibri"/>
-          <w:i/>
-          <w:iCs/>
-          <w:sz w:val="22"/>
-          <w:szCs w:val="22"/>
-        </w:rPr>
-        <w:t xml:space="preserve"> including regularized logistic regression, convolutional neural networks, and decision trees for binary and multi-class classification.</w:t>
-      </w:r>
-    </w:p>
-    <w:p>
-      <w:pPr>
-        <w:spacing w:line="240" w:lineRule="auto"/>
-        <w:rPr>
-          <w:rFonts w:ascii="Calibri" w:hAnsi="Calibri" w:cs="Calibri"/>
-          <w:i/>
-          <w:iCs/>
-          <w:sz w:val="22"/>
-          <w:szCs w:val="22"/>
-        </w:rPr>
-      </w:pPr>
-    </w:p>
-    <w:p>
-      <w:pPr>
-        <w:spacing w:line="240" w:lineRule="auto"/>
-        <w:rPr>
-          <w:rFonts w:ascii="Calibri" w:hAnsi="Calibri" w:cs="Calibri"/>
-          <w:sz w:val="22"/>
-          <w:szCs w:val="22"/>
-        </w:rPr>
-      </w:pPr>
-    </w:p>
-    <w:p>
-      <w:pPr>
-        <w:spacing w:line="240" w:lineRule="auto"/>
-        <w:rPr>
-          <w:rFonts w:ascii="Calibri" w:hAnsi="Calibri" w:cs="Calibri"/>
+        <w:t xml:space="preserve">Machine Learning: </w:t>
+      </w:r>
+      <w:r>
+        <w:rPr>
+          <w:rFonts w:ascii="Times New Roman" w:hAnsi="Times New Roman" w:cs="Times New Roman"/>
+          <w:sz w:val="22"/>
+          <w:szCs w:val="22"/>
+        </w:rPr>
+        <w:t>Tree</w:t>
+      </w:r>
+      <w:r>
+        <w:rPr>
+          <w:rFonts w:ascii="Times New Roman" w:hAnsi="Times New Roman" w:cs="Times New Roman"/>
+          <w:sz w:val="22"/>
+          <w:szCs w:val="22"/>
+        </w:rPr>
+        <w:noBreakHyphen/>
+        <w:t>based models, regularized models (Lasso, Ridge), CNNs, classification &amp; prediction</w:t>
+      </w:r>
+      <w:r>
+        <w:rPr>
+          <w:rFonts w:ascii="Times New Roman" w:hAnsi="Times New Roman" w:cs="Times New Roman"/>
           <w:b/>
           <w:bCs/>
           <w:sz w:val="22"/>
           <w:szCs w:val="22"/>
         </w:rPr>
-      </w:pPr>
-      <w:r>
-        <w:rPr>
-          <w:rFonts w:ascii="Calibri" w:hAnsi="Calibri" w:cs="Calibri"/>
-          <w:b/>
-          <w:bCs/>
-          <w:sz w:val="22"/>
-          <w:szCs w:val="22"/>
-        </w:rPr>
-        <w:lastRenderedPageBreak/>
-        <w:t>ADDITIONAL INFORMATION</w:t>
-      </w:r>
-    </w:p>
-    <w:p>
-      <w:pPr>
-        <w:spacing w:line="240" w:lineRule="auto"/>
-        <w:rPr>
-          <w:rFonts w:ascii="Calibri" w:hAnsi="Calibri" w:cs="Calibri"/>
-          <w:sz w:val="22"/>
-          <w:szCs w:val="22"/>
-        </w:rPr>
-      </w:pPr>
-      <w:r>
-        <w:rPr>
-          <w:rFonts w:ascii="Calibri" w:hAnsi="Calibri" w:cs="Calibri"/>
-          <w:b/>
-          <w:bCs/>
-          <w:sz w:val="22"/>
-          <w:szCs w:val="22"/>
-        </w:rPr>
-        <w:t>Education</w:t>
+        <w:t xml:space="preserve"> </w:t>
       </w:r>
     </w:p>
     <w:p>
@@ -720,55 +435,32 @@
         <w:pStyle w:val="ListParagraph"/>
         <w:numPr>
           <w:ilvl w:val="0"/>
-          <w:numId w:val="7"/>
+          <w:numId w:val="18"/>
         </w:numPr>
-        <w:autoSpaceDE w:val="0"/>
-        <w:autoSpaceDN w:val="0"/>
-        <w:adjustRightInd w:val="0"/>
-        <w:spacing w:line="240" w:lineRule="auto"/>
-        <w:ind w:left="720"/>
-        <w:rPr>
-          <w:rFonts w:ascii="Calibri" w:eastAsia="Calibri" w:hAnsi="Calibri" w:cs="Calibri"/>
+        <w:spacing w:after="0" w:line="360" w:lineRule="auto"/>
+        <w:rPr>
+          <w:rFonts w:ascii="Times New Roman" w:hAnsi="Times New Roman" w:cs="Times New Roman"/>
+          <w:sz w:val="22"/>
+          <w:szCs w:val="22"/>
+        </w:rPr>
+      </w:pPr>
+      <w:r>
+        <w:rPr>
+          <w:rFonts w:ascii="Times New Roman" w:hAnsi="Times New Roman" w:cs="Times New Roman"/>
+          <w:b/>
           <w:bCs/>
-          <w:color w:val="000000"/>
-          <w:sz w:val="22"/>
-          <w:szCs w:val="22"/>
-          <w:lang w:val="en-CA"/>
-        </w:rPr>
-      </w:pPr>
-      <w:r>
-        <w:rPr>
-          <w:rFonts w:ascii="Calibri" w:eastAsia="Calibri" w:hAnsi="Calibri" w:cs="Calibri"/>
-          <w:bCs/>
-          <w:color w:val="000000"/>
-          <w:sz w:val="22"/>
-          <w:szCs w:val="22"/>
-          <w:lang w:val="en-CA"/>
-        </w:rPr>
-        <w:t>Ph.D.</w:t>
-      </w:r>
-      <w:r>
-        <w:rPr>
-          <w:rFonts w:ascii="Calibri" w:eastAsia="Calibri" w:hAnsi="Calibri" w:cs="Calibri"/>
-          <w:bCs/>
-          <w:color w:val="000000"/>
-          <w:sz w:val="22"/>
-          <w:szCs w:val="22"/>
-          <w:lang w:val="en-CA"/>
-        </w:rPr>
-        <w:tab/>
-      </w:r>
-      <w:r>
-        <w:rPr>
-          <w:rFonts w:ascii="Calibri" w:eastAsia="Calibri" w:hAnsi="Calibri" w:cs="Calibri"/>
-          <w:bCs/>
-          <w:color w:val="000000"/>
-          <w:sz w:val="22"/>
-          <w:szCs w:val="22"/>
-          <w:lang w:val="en-CA"/>
-        </w:rPr>
-        <w:tab/>
-        <w:t>Economics, McGill University, Canada, expected May 2026</w:t>
+          <w:sz w:val="22"/>
+          <w:szCs w:val="22"/>
+        </w:rPr>
+        <w:t xml:space="preserve">NLP: </w:t>
+      </w:r>
+      <w:r>
+        <w:rPr>
+          <w:rFonts w:ascii="Times New Roman" w:hAnsi="Times New Roman" w:cs="Times New Roman"/>
+          <w:sz w:val="22"/>
+          <w:szCs w:val="22"/>
+        </w:rPr>
+        <w:t xml:space="preserve">Topic modelling, readability metrics, sentiment analysis, text classification </w:t>
       </w:r>
     </w:p>
     <w:p>
@@ -776,76 +468,64 @@
         <w:pStyle w:val="ListParagraph"/>
         <w:numPr>
           <w:ilvl w:val="0"/>
-          <w:numId w:val="7"/>
+          <w:numId w:val="18"/>
         </w:numPr>
-        <w:autoSpaceDE w:val="0"/>
-        <w:autoSpaceDN w:val="0"/>
-        <w:adjustRightInd w:val="0"/>
-        <w:spacing w:line="240" w:lineRule="auto"/>
-        <w:ind w:left="720"/>
-        <w:rPr>
-          <w:rFonts w:ascii="Calibri" w:eastAsia="Calibri" w:hAnsi="Calibri" w:cs="Calibri"/>
-          <w:bCs/>
-          <w:color w:val="000000"/>
-          <w:sz w:val="22"/>
-          <w:szCs w:val="22"/>
-          <w:lang w:val="en-CA"/>
-        </w:rPr>
-      </w:pPr>
-      <w:r>
-        <w:rPr>
-          <w:rFonts w:ascii="Calibri" w:eastAsia="Calibri" w:hAnsi="Calibri" w:cs="Calibri"/>
-          <w:bCs/>
-          <w:color w:val="000000"/>
-          <w:sz w:val="22"/>
-          <w:szCs w:val="22"/>
-          <w:lang w:val="en-CA"/>
-        </w:rPr>
-        <w:t>B.A. (Honours)</w:t>
-      </w:r>
-      <w:r>
-        <w:rPr>
-          <w:rFonts w:ascii="Calibri" w:eastAsia="Calibri" w:hAnsi="Calibri" w:cs="Calibri"/>
-          <w:bCs/>
-          <w:color w:val="000000"/>
-          <w:sz w:val="22"/>
-          <w:szCs w:val="22"/>
-          <w:lang w:val="en-CA"/>
-        </w:rPr>
-        <w:tab/>
-        <w:t>Economics and Econometrics, University of Queensland, Australia, 2019</w:t>
-      </w:r>
-    </w:p>
-    <w:p>
-      <w:pPr>
-        <w:spacing w:line="240" w:lineRule="auto"/>
-        <w:rPr>
-          <w:rFonts w:ascii="Calibri" w:hAnsi="Calibri" w:cs="Calibri"/>
+        <w:spacing w:after="0" w:line="360" w:lineRule="auto"/>
+        <w:rPr>
+          <w:rFonts w:ascii="Times New Roman" w:hAnsi="Times New Roman" w:cs="Times New Roman"/>
+          <w:sz w:val="22"/>
+          <w:szCs w:val="22"/>
+        </w:rPr>
+      </w:pPr>
+      <w:r>
+        <w:rPr>
+          <w:rFonts w:ascii="Times New Roman" w:hAnsi="Times New Roman" w:cs="Times New Roman"/>
           <w:b/>
           <w:bCs/>
           <w:sz w:val="22"/>
           <w:szCs w:val="22"/>
         </w:rPr>
-      </w:pPr>
-      <w:r>
-        <w:rPr>
-          <w:rFonts w:ascii="Calibri" w:hAnsi="Calibri" w:cs="Calibri"/>
-          <w:b/>
-          <w:bCs/>
-          <w:sz w:val="22"/>
-          <w:szCs w:val="22"/>
-        </w:rPr>
-        <w:t>Tools</w:t>
-      </w:r>
-      <w:r>
-        <w:rPr>
-          <w:rFonts w:ascii="Calibri" w:hAnsi="Calibri" w:cs="Calibri"/>
-          <w:b/>
-          <w:bCs/>
-          <w:sz w:val="22"/>
-          <w:szCs w:val="22"/>
-        </w:rPr>
-        <w:t xml:space="preserve"> &amp; Technologies</w:t>
+        <w:t>Tools:</w:t>
+      </w:r>
+      <w:r>
+        <w:rPr>
+          <w:rFonts w:ascii="Times New Roman" w:hAnsi="Times New Roman" w:cs="Times New Roman"/>
+          <w:sz w:val="22"/>
+          <w:szCs w:val="22"/>
+        </w:rPr>
+        <w:t xml:space="preserve"> Git, Excel (advanced), Power BI</w:t>
+      </w:r>
+      <w:r>
+        <w:rPr>
+          <w:rFonts w:ascii="Times New Roman" w:hAnsi="Times New Roman" w:cs="Times New Roman"/>
+          <w:sz w:val="22"/>
+          <w:szCs w:val="22"/>
+        </w:rPr>
+        <w:t xml:space="preserve"> (beginner-intermediate)</w:t>
+      </w:r>
+      <w:r>
+        <w:rPr>
+          <w:rFonts w:ascii="Times New Roman" w:hAnsi="Times New Roman" w:cs="Times New Roman"/>
+          <w:sz w:val="22"/>
+          <w:szCs w:val="22"/>
+        </w:rPr>
+        <w:t>, HTML</w:t>
+      </w:r>
+      <w:r>
+        <w:rPr>
+          <w:rFonts w:ascii="Times New Roman" w:hAnsi="Times New Roman" w:cs="Times New Roman"/>
+          <w:sz w:val="22"/>
+          <w:szCs w:val="22"/>
+        </w:rPr>
+        <w:t xml:space="preserve"> (basic)</w:t>
+      </w:r>
+      <w:r>
+        <w:rPr>
+          <w:rFonts w:ascii="Times New Roman" w:hAnsi="Times New Roman" w:cs="Times New Roman"/>
+          <w:sz w:val="22"/>
+          <w:szCs w:val="22"/>
+        </w:rPr>
+        <w:t xml:space="preserve"> </w:t>
       </w:r>
     </w:p>
     <w:p>
@@ -853,36 +533,11 @@
         <w:pStyle w:val="ListParagraph"/>
         <w:numPr>
           <w:ilvl w:val="0"/>
-          <w:numId w:val="8"/>
+          <w:numId w:val="18"/>
         </w:numPr>
-        <w:autoSpaceDE w:val="0"/>
-        <w:autoSpaceDN w:val="0"/>
-        <w:adjustRightInd w:val="0"/>
-        <w:spacing w:line="240" w:lineRule="auto"/>
-        <w:ind w:left="720"/>
-        <w:jc w:val="both"/>
-        <w:rPr>
-          <w:rFonts w:ascii="Calibri" w:eastAsia="Calibri" w:hAnsi="Calibri" w:cs="Calibri"/>
-          <w:color w:val="000000"/>
-          <w:sz w:val="22"/>
-          <w:szCs w:val="22"/>
-        </w:rPr>
-      </w:pPr>
-      <w:r>
-        <w:rPr>
-          <w:rFonts w:ascii="Calibri" w:eastAsia="Calibri" w:hAnsi="Calibri" w:cs="Calibri"/>
-          <w:color w:val="000000"/>
-          <w:sz w:val="22"/>
-          <w:szCs w:val="22"/>
-        </w:rPr>
-        <w:t>Python (highly proficient), MATLAB, Stata (Proficient), R, EViews, HTML, C++</w:t>
-      </w:r>
-    </w:p>
-    <w:p>
-      <w:pPr>
-        <w:spacing w:line="240" w:lineRule="auto"/>
-        <w:rPr>
-          <w:rFonts w:ascii="Calibri" w:hAnsi="Calibri" w:cs="Calibri"/>
+        <w:spacing w:after="0" w:line="360" w:lineRule="auto"/>
+        <w:rPr>
+          <w:rFonts w:ascii="Times New Roman" w:hAnsi="Times New Roman" w:cs="Times New Roman"/>
           <w:b/>
           <w:bCs/>
           <w:sz w:val="22"/>
@@ -891,23 +546,47 @@
       </w:pPr>
       <w:r>
         <w:rPr>
-          <w:rFonts w:ascii="Calibri" w:hAnsi="Calibri" w:cs="Calibri"/>
+          <w:rFonts w:ascii="Times New Roman" w:hAnsi="Times New Roman" w:cs="Times New Roman"/>
           <w:b/>
           <w:bCs/>
           <w:sz w:val="22"/>
           <w:szCs w:val="22"/>
         </w:rPr>
-        <w:t xml:space="preserve">Research </w:t>
-      </w:r>
-      <w:r>
-        <w:rPr>
-          <w:rFonts w:ascii="Calibri" w:hAnsi="Calibri" w:cs="Calibri"/>
+        <w:t xml:space="preserve">Workflow: </w:t>
+      </w:r>
+      <w:r>
+        <w:rPr>
+          <w:rFonts w:ascii="Times New Roman" w:hAnsi="Times New Roman" w:cs="Times New Roman"/>
+          <w:sz w:val="22"/>
+          <w:szCs w:val="22"/>
+        </w:rPr>
+        <w:t>Reproducible pipelines, automation,</w:t>
+      </w:r>
+      <w:r>
+        <w:rPr>
+          <w:rFonts w:ascii="Times New Roman" w:hAnsi="Times New Roman" w:cs="Times New Roman"/>
+          <w:sz w:val="22"/>
+          <w:szCs w:val="22"/>
+        </w:rPr>
+        <w:t xml:space="preserve"> </w:t>
+      </w:r>
+      <w:r>
+        <w:rPr>
+          <w:rFonts w:ascii="Times New Roman" w:hAnsi="Times New Roman" w:cs="Times New Roman"/>
+          <w:sz w:val="22"/>
+          <w:szCs w:val="22"/>
+        </w:rPr>
+        <w:t>documentation</w:t>
+      </w:r>
+      <w:r>
+        <w:rPr>
+          <w:rFonts w:ascii="Times New Roman" w:hAnsi="Times New Roman" w:cs="Times New Roman"/>
           <w:b/>
           <w:bCs/>
           <w:sz w:val="22"/>
           <w:szCs w:val="22"/>
         </w:rPr>
-        <w:t>projects</w:t>
+        <w:t>.</w:t>
       </w:r>
     </w:p>
     <w:p>
@@ -915,69 +594,963 @@
         <w:pStyle w:val="ListParagraph"/>
         <w:numPr>
           <w:ilvl w:val="0"/>
-          <w:numId w:val="8"/>
+          <w:numId w:val="18"/>
         </w:numPr>
-        <w:spacing w:line="240" w:lineRule="auto"/>
-        <w:ind w:left="720"/>
-        <w:rPr>
-          <w:rFonts w:ascii="Calibri" w:hAnsi="Calibri" w:cs="Calibri"/>
-          <w:i/>
-          <w:sz w:val="22"/>
-          <w:szCs w:val="22"/>
-        </w:rPr>
-      </w:pPr>
-      <w:r>
-        <w:rPr>
-          <w:rFonts w:ascii="Calibri" w:hAnsi="Calibri" w:cs="Calibri"/>
-          <w:i/>
-          <w:iCs/>
-          <w:sz w:val="22"/>
-          <w:szCs w:val="22"/>
-        </w:rPr>
+        <w:spacing w:after="0" w:line="360" w:lineRule="auto"/>
+        <w:rPr>
+          <w:rFonts w:ascii="Times New Roman" w:hAnsi="Times New Roman" w:cs="Times New Roman"/>
+          <w:b/>
+          <w:bCs/>
+          <w:sz w:val="22"/>
+          <w:szCs w:val="22"/>
+        </w:rPr>
+      </w:pPr>
+      <w:r>
+        <w:rPr>
+          <w:rFonts w:ascii="Times New Roman" w:hAnsi="Times New Roman" w:cs="Times New Roman"/>
+          <w:b/>
+          <w:bCs/>
+          <w:sz w:val="22"/>
+          <w:szCs w:val="22"/>
+        </w:rPr>
+        <w:t xml:space="preserve">Methods: </w:t>
+      </w:r>
+      <w:r>
+        <w:rPr>
+          <w:rFonts w:ascii="Times New Roman" w:hAnsi="Times New Roman" w:cs="Times New Roman"/>
+          <w:sz w:val="22"/>
+          <w:szCs w:val="22"/>
+        </w:rPr>
+        <w:t>Econometrics (panel data, IV, nonlinear models), robust inference, causal analysis</w:t>
+      </w:r>
+    </w:p>
+    <w:p>
+      <w:pPr>
+        <w:spacing w:after="0" w:line="360" w:lineRule="auto"/>
+        <w:rPr>
+          <w:rFonts w:ascii="Times New Roman" w:hAnsi="Times New Roman" w:cs="Times New Roman"/>
+          <w:sz w:val="22"/>
+          <w:szCs w:val="22"/>
+        </w:rPr>
+      </w:pPr>
+    </w:p>
+    <w:p>
+      <w:pPr>
+        <w:spacing w:after="0" w:line="360" w:lineRule="auto"/>
+        <w:rPr>
+          <w:rFonts w:ascii="Times New Roman" w:hAnsi="Times New Roman" w:cs="Times New Roman"/>
+          <w:b/>
+          <w:bCs/>
+          <w:sz w:val="22"/>
+          <w:szCs w:val="22"/>
+        </w:rPr>
+      </w:pPr>
+      <w:r>
+        <w:rPr>
+          <w:rFonts w:ascii="Times New Roman" w:hAnsi="Times New Roman" w:cs="Times New Roman"/>
+          <w:b/>
+          <w:bCs/>
+          <w:sz w:val="22"/>
+          <w:szCs w:val="22"/>
+        </w:rPr>
+        <w:t>SELECTED PROJECTS</w:t>
+      </w:r>
+    </w:p>
+    <w:p>
+      <w:pPr>
+        <w:spacing w:after="0" w:line="360" w:lineRule="auto"/>
+        <w:rPr>
+          <w:rFonts w:ascii="Times New Roman" w:hAnsi="Times New Roman" w:cs="Times New Roman"/>
+          <w:b/>
+          <w:bCs/>
+          <w:sz w:val="22"/>
+          <w:szCs w:val="22"/>
+        </w:rPr>
+      </w:pPr>
+      <w:r>
+        <w:rPr>
+          <w:rFonts w:ascii="Times New Roman" w:hAnsi="Times New Roman" w:cs="Times New Roman"/>
+          <w:b/>
+          <w:bCs/>
+          <w:sz w:val="22"/>
+          <w:szCs w:val="22"/>
+        </w:rPr>
+        <w:t>Applied Machine Learning: Kickstarter Outcome Prediction</w:t>
+      </w:r>
+    </w:p>
+    <w:p>
+      <w:pPr>
+        <w:numPr>
+          <w:ilvl w:val="0"/>
+          <w:numId w:val="14"/>
+        </w:numPr>
+        <w:spacing w:after="0" w:line="360" w:lineRule="auto"/>
+        <w:rPr>
+          <w:rFonts w:ascii="Times New Roman" w:hAnsi="Times New Roman" w:cs="Times New Roman"/>
+          <w:sz w:val="22"/>
+          <w:szCs w:val="22"/>
+        </w:rPr>
+      </w:pPr>
+      <w:r>
+        <w:rPr>
+          <w:rFonts w:ascii="Times New Roman" w:hAnsi="Times New Roman" w:cs="Times New Roman"/>
+          <w:sz w:val="22"/>
+          <w:szCs w:val="22"/>
+        </w:rPr>
+        <w:t>Built an end</w:t>
+      </w:r>
+      <w:r>
+        <w:rPr>
+          <w:rFonts w:ascii="Times New Roman" w:hAnsi="Times New Roman" w:cs="Times New Roman"/>
+          <w:sz w:val="22"/>
+          <w:szCs w:val="22"/>
+        </w:rPr>
+        <w:noBreakHyphen/>
+        <w:t>to</w:t>
+      </w:r>
+      <w:r>
+        <w:rPr>
+          <w:rFonts w:ascii="Times New Roman" w:hAnsi="Times New Roman" w:cs="Times New Roman"/>
+          <w:sz w:val="22"/>
+          <w:szCs w:val="22"/>
+        </w:rPr>
+        <w:noBreakHyphen/>
+        <w:t>end ML pipeline using regularized models, decision trees, and CNNs.</w:t>
+      </w:r>
+    </w:p>
+    <w:p>
+      <w:pPr>
+        <w:numPr>
+          <w:ilvl w:val="0"/>
+          <w:numId w:val="14"/>
+        </w:numPr>
+        <w:spacing w:after="0" w:line="360" w:lineRule="auto"/>
+        <w:rPr>
+          <w:rFonts w:ascii="Times New Roman" w:hAnsi="Times New Roman" w:cs="Times New Roman"/>
+          <w:sz w:val="22"/>
+          <w:szCs w:val="22"/>
+        </w:rPr>
+      </w:pPr>
+      <w:r>
+        <w:rPr>
+          <w:rFonts w:ascii="Times New Roman" w:hAnsi="Times New Roman" w:cs="Times New Roman"/>
+          <w:sz w:val="22"/>
+          <w:szCs w:val="22"/>
+        </w:rPr>
+        <w:t>Engineered features, evaluated multi</w:t>
+      </w:r>
+      <w:r>
+        <w:rPr>
+          <w:rFonts w:ascii="Times New Roman" w:hAnsi="Times New Roman" w:cs="Times New Roman"/>
+          <w:sz w:val="22"/>
+          <w:szCs w:val="22"/>
+        </w:rPr>
+        <w:noBreakHyphen/>
+        <w:t>class and binary classification models, and optimized performance.</w:t>
+      </w:r>
+    </w:p>
+    <w:p>
+      <w:pPr>
+        <w:numPr>
+          <w:ilvl w:val="0"/>
+          <w:numId w:val="14"/>
+        </w:numPr>
+        <w:spacing w:after="0" w:line="360" w:lineRule="auto"/>
+        <w:rPr>
+          <w:rFonts w:ascii="Times New Roman" w:hAnsi="Times New Roman" w:cs="Times New Roman"/>
+          <w:sz w:val="22"/>
+          <w:szCs w:val="22"/>
+        </w:rPr>
+      </w:pPr>
+      <w:r>
+        <w:rPr>
+          <w:rFonts w:ascii="Times New Roman" w:hAnsi="Times New Roman" w:cs="Times New Roman"/>
+          <w:sz w:val="22"/>
+          <w:szCs w:val="22"/>
+        </w:rPr>
+        <w:t>Delivered a reproducible workflow with clear metrics, visualizations, and documentation.</w:t>
+      </w:r>
+    </w:p>
+    <w:p>
+      <w:pPr>
+        <w:spacing w:after="0" w:line="360" w:lineRule="auto"/>
+        <w:rPr>
+          <w:rFonts w:ascii="Times New Roman" w:hAnsi="Times New Roman" w:cs="Times New Roman"/>
+          <w:b/>
+          <w:bCs/>
+          <w:sz w:val="22"/>
+          <w:szCs w:val="22"/>
+        </w:rPr>
+      </w:pPr>
+      <w:r>
+        <w:rPr>
+          <w:rFonts w:ascii="Times New Roman" w:hAnsi="Times New Roman" w:cs="Times New Roman"/>
+          <w:b/>
+          <w:bCs/>
+          <w:sz w:val="22"/>
+          <w:szCs w:val="22"/>
+        </w:rPr>
+        <w:t>Central Bank Communication in Times of Crisis (2020–2024)</w:t>
+      </w:r>
+    </w:p>
+    <w:p>
+      <w:pPr>
+        <w:numPr>
+          <w:ilvl w:val="0"/>
+          <w:numId w:val="15"/>
+        </w:numPr>
+        <w:spacing w:after="0" w:line="360" w:lineRule="auto"/>
+        <w:rPr>
+          <w:rFonts w:ascii="Times New Roman" w:hAnsi="Times New Roman" w:cs="Times New Roman"/>
+          <w:sz w:val="22"/>
+          <w:szCs w:val="22"/>
+        </w:rPr>
+      </w:pPr>
+      <w:r>
+        <w:rPr>
+          <w:rFonts w:ascii="Times New Roman" w:hAnsi="Times New Roman" w:cs="Times New Roman"/>
+          <w:sz w:val="22"/>
+          <w:szCs w:val="22"/>
+        </w:rPr>
+        <w:t>Constructed a multi</w:t>
+      </w:r>
+      <w:r>
+        <w:rPr>
+          <w:rFonts w:ascii="Times New Roman" w:hAnsi="Times New Roman" w:cs="Times New Roman"/>
+          <w:sz w:val="22"/>
+          <w:szCs w:val="22"/>
+        </w:rPr>
+        <w:noBreakHyphen/>
+        <w:t>country panel dataset of central bank statements using Python and web</w:t>
+      </w:r>
+      <w:r>
+        <w:rPr>
+          <w:rFonts w:ascii="Times New Roman" w:hAnsi="Times New Roman" w:cs="Times New Roman"/>
+          <w:sz w:val="22"/>
+          <w:szCs w:val="22"/>
+        </w:rPr>
+        <w:noBreakHyphen/>
+        <w:t>scraping.</w:t>
+      </w:r>
+    </w:p>
+    <w:p>
+      <w:pPr>
+        <w:numPr>
+          <w:ilvl w:val="0"/>
+          <w:numId w:val="15"/>
+        </w:numPr>
+        <w:spacing w:after="0" w:line="360" w:lineRule="auto"/>
+        <w:rPr>
+          <w:rFonts w:ascii="Times New Roman" w:hAnsi="Times New Roman" w:cs="Times New Roman"/>
+          <w:sz w:val="22"/>
+          <w:szCs w:val="22"/>
+        </w:rPr>
+      </w:pPr>
+      <w:r>
+        <w:rPr>
+          <w:rFonts w:ascii="Times New Roman" w:hAnsi="Times New Roman" w:cs="Times New Roman"/>
+          <w:sz w:val="22"/>
+          <w:szCs w:val="22"/>
+        </w:rPr>
+        <w:t>Extracted linguistic features (readability, abstractness, informativeness, disunity) using NLP tools.</w:t>
+      </w:r>
+    </w:p>
+    <w:p>
+      <w:pPr>
+        <w:numPr>
+          <w:ilvl w:val="0"/>
+          <w:numId w:val="15"/>
+        </w:numPr>
+        <w:spacing w:after="0" w:line="360" w:lineRule="auto"/>
+        <w:rPr>
+          <w:rFonts w:ascii="Times New Roman" w:hAnsi="Times New Roman" w:cs="Times New Roman"/>
+          <w:sz w:val="22"/>
+          <w:szCs w:val="22"/>
+        </w:rPr>
+      </w:pPr>
+      <w:r>
+        <w:rPr>
+          <w:rFonts w:ascii="Times New Roman" w:hAnsi="Times New Roman" w:cs="Times New Roman"/>
+          <w:sz w:val="22"/>
+          <w:szCs w:val="22"/>
+        </w:rPr>
+        <w:t>Modelled relationships between communication complexity and macroeconomic indicators.</w:t>
+      </w:r>
+    </w:p>
+    <w:p>
+      <w:pPr>
+        <w:numPr>
+          <w:ilvl w:val="0"/>
+          <w:numId w:val="15"/>
+        </w:numPr>
+        <w:spacing w:after="0" w:line="360" w:lineRule="auto"/>
+        <w:rPr>
+          <w:rFonts w:ascii="Times New Roman" w:hAnsi="Times New Roman" w:cs="Times New Roman"/>
+          <w:sz w:val="22"/>
+          <w:szCs w:val="22"/>
+        </w:rPr>
+      </w:pPr>
+      <w:r>
+        <w:rPr>
+          <w:rFonts w:ascii="Times New Roman" w:hAnsi="Times New Roman" w:cs="Times New Roman"/>
+          <w:sz w:val="22"/>
+          <w:szCs w:val="22"/>
+        </w:rPr>
+        <w:t>Built visualizations and automated workflows to support analysis.</w:t>
+      </w:r>
+    </w:p>
+    <w:p>
+      <w:pPr>
+        <w:spacing w:after="0" w:line="360" w:lineRule="auto"/>
+        <w:rPr>
+          <w:rFonts w:ascii="Times New Roman" w:hAnsi="Times New Roman" w:cs="Times New Roman"/>
+          <w:b/>
+          <w:bCs/>
+          <w:sz w:val="22"/>
+          <w:szCs w:val="22"/>
+        </w:rPr>
+      </w:pPr>
+      <w:r>
+        <w:rPr>
+          <w:rFonts w:ascii="Times New Roman" w:hAnsi="Times New Roman" w:cs="Times New Roman"/>
+          <w:b/>
+          <w:bCs/>
+          <w:sz w:val="22"/>
+          <w:szCs w:val="22"/>
+        </w:rPr>
+        <w:lastRenderedPageBreak/>
         <w:t>Deliberation and Policy Outcomes: Evidence from the FOMC</w:t>
       </w:r>
-      <w:r>
-        <w:rPr>
-          <w:rFonts w:ascii="Calibri" w:hAnsi="Calibri" w:cs="Calibri"/>
-          <w:sz w:val="22"/>
-          <w:szCs w:val="22"/>
-        </w:rPr>
-        <w:t>,</w:t>
-      </w:r>
-      <w:r>
-        <w:rPr>
-          <w:rFonts w:ascii="Calibri" w:hAnsi="Calibri" w:cs="Calibri"/>
-          <w:sz w:val="22"/>
-          <w:szCs w:val="22"/>
-        </w:rPr>
-        <w:t xml:space="preserve"> </w:t>
-      </w:r>
-      <w:r>
-        <w:rPr>
-          <w:rFonts w:ascii="Calibri" w:hAnsi="Calibri" w:cs="Calibri"/>
-          <w:sz w:val="22"/>
-          <w:szCs w:val="22"/>
-        </w:rPr>
-        <w:t xml:space="preserve">with </w:t>
-      </w:r>
-      <w:r>
-        <w:rPr>
-          <w:rFonts w:ascii="Calibri" w:eastAsia="Calibri" w:hAnsi="Calibri" w:cs="Calibri"/>
+    </w:p>
+    <w:p>
+      <w:pPr>
+        <w:numPr>
+          <w:ilvl w:val="0"/>
+          <w:numId w:val="16"/>
+        </w:numPr>
+        <w:spacing w:after="0" w:line="360" w:lineRule="auto"/>
+        <w:rPr>
+          <w:rFonts w:ascii="Times New Roman" w:hAnsi="Times New Roman" w:cs="Times New Roman"/>
+          <w:sz w:val="22"/>
+          <w:szCs w:val="22"/>
+        </w:rPr>
+      </w:pPr>
+      <w:r>
+        <w:rPr>
+          <w:rFonts w:ascii="Times New Roman" w:hAnsi="Times New Roman" w:cs="Times New Roman"/>
+          <w:sz w:val="22"/>
+          <w:szCs w:val="22"/>
+        </w:rPr>
+        <w:t>Processed and analyzed FOMC meeting transcripts (1976–2018) using Python</w:t>
+      </w:r>
+      <w:r>
+        <w:rPr>
+          <w:rFonts w:ascii="Times New Roman" w:hAnsi="Times New Roman" w:cs="Times New Roman"/>
+          <w:sz w:val="22"/>
+          <w:szCs w:val="22"/>
+        </w:rPr>
+        <w:noBreakHyphen/>
+        <w:t>based NLP.</w:t>
+      </w:r>
+    </w:p>
+    <w:p>
+      <w:pPr>
+        <w:numPr>
+          <w:ilvl w:val="0"/>
+          <w:numId w:val="16"/>
+        </w:numPr>
+        <w:spacing w:after="0" w:line="360" w:lineRule="auto"/>
+        <w:rPr>
+          <w:rFonts w:ascii="Times New Roman" w:hAnsi="Times New Roman" w:cs="Times New Roman"/>
+          <w:sz w:val="22"/>
+          <w:szCs w:val="22"/>
+        </w:rPr>
+      </w:pPr>
+      <w:r>
+        <w:rPr>
+          <w:rFonts w:ascii="Times New Roman" w:hAnsi="Times New Roman" w:cs="Times New Roman"/>
+          <w:sz w:val="22"/>
+          <w:szCs w:val="22"/>
+        </w:rPr>
+        <w:t>Developed quantitative measures of policy stance, sentiment, and collaboration.</w:t>
+      </w:r>
+    </w:p>
+    <w:p>
+      <w:pPr>
+        <w:numPr>
+          <w:ilvl w:val="0"/>
+          <w:numId w:val="16"/>
+        </w:numPr>
+        <w:spacing w:after="0" w:line="360" w:lineRule="auto"/>
+        <w:rPr>
+          <w:rFonts w:ascii="Times New Roman" w:hAnsi="Times New Roman" w:cs="Times New Roman"/>
+          <w:sz w:val="22"/>
+          <w:szCs w:val="22"/>
+        </w:rPr>
+      </w:pPr>
+      <w:r>
+        <w:rPr>
+          <w:rFonts w:ascii="Times New Roman" w:hAnsi="Times New Roman" w:cs="Times New Roman"/>
+          <w:sz w:val="22"/>
+          <w:szCs w:val="22"/>
+        </w:rPr>
+        <w:t>Integrated text</w:t>
+      </w:r>
+      <w:r>
+        <w:rPr>
+          <w:rFonts w:ascii="Times New Roman" w:hAnsi="Times New Roman" w:cs="Times New Roman"/>
+          <w:sz w:val="22"/>
+          <w:szCs w:val="22"/>
+        </w:rPr>
+        <w:noBreakHyphen/>
+        <w:t>derived indicators into an econometric model of committee deliberation.</w:t>
+      </w:r>
+    </w:p>
+    <w:p>
+      <w:pPr>
+        <w:numPr>
+          <w:ilvl w:val="0"/>
+          <w:numId w:val="16"/>
+        </w:numPr>
+        <w:spacing w:after="0" w:line="360" w:lineRule="auto"/>
+        <w:rPr>
+          <w:rFonts w:ascii="Times New Roman" w:hAnsi="Times New Roman" w:cs="Times New Roman"/>
+          <w:sz w:val="22"/>
+          <w:szCs w:val="22"/>
+        </w:rPr>
+      </w:pPr>
+      <w:r>
+        <w:rPr>
+          <w:rFonts w:ascii="Times New Roman" w:hAnsi="Times New Roman" w:cs="Times New Roman"/>
+          <w:sz w:val="22"/>
+          <w:szCs w:val="22"/>
+        </w:rPr>
+        <w:t>Presented findings to diverse audiences and iterated analyses based on feedback.</w:t>
+      </w:r>
+    </w:p>
+    <w:p>
+      <w:pPr>
+        <w:spacing w:after="0" w:line="360" w:lineRule="auto"/>
+        <w:rPr>
+          <w:rFonts w:ascii="Times New Roman" w:hAnsi="Times New Roman" w:cs="Times New Roman"/>
+          <w:b/>
           <w:bCs/>
-          <w:color w:val="000000"/>
-          <w:sz w:val="22"/>
-          <w:szCs w:val="22"/>
-          <w:lang w:val="en-CA"/>
-        </w:rPr>
-        <w:t>Francisco Ruge-Murcia and Alessandro Riboni.</w:t>
-      </w:r>
-      <w:r>
-        <w:rPr>
-          <w:rFonts w:ascii="Calibri" w:hAnsi="Calibri" w:cs="Calibri"/>
-          <w:sz w:val="22"/>
-          <w:szCs w:val="22"/>
-        </w:rPr>
-        <w:t xml:space="preserve"> </w:t>
+          <w:sz w:val="22"/>
+          <w:szCs w:val="22"/>
+        </w:rPr>
+      </w:pPr>
+      <w:r>
+        <w:rPr>
+          <w:rFonts w:ascii="Times New Roman" w:hAnsi="Times New Roman" w:cs="Times New Roman"/>
+          <w:b/>
+          <w:bCs/>
+          <w:sz w:val="22"/>
+          <w:szCs w:val="22"/>
+        </w:rPr>
+        <w:t>Online Data Competitions (Kaggle, Analytics Vidhya)</w:t>
+      </w:r>
+    </w:p>
+    <w:p>
+      <w:pPr>
+        <w:numPr>
+          <w:ilvl w:val="0"/>
+          <w:numId w:val="17"/>
+        </w:numPr>
+        <w:spacing w:after="0" w:line="360" w:lineRule="auto"/>
+        <w:rPr>
+          <w:rFonts w:ascii="Times New Roman" w:hAnsi="Times New Roman" w:cs="Times New Roman"/>
+          <w:sz w:val="22"/>
+          <w:szCs w:val="22"/>
+        </w:rPr>
+      </w:pPr>
+      <w:r>
+        <w:rPr>
+          <w:rFonts w:ascii="Times New Roman" w:hAnsi="Times New Roman" w:cs="Times New Roman"/>
+          <w:sz w:val="22"/>
+          <w:szCs w:val="22"/>
+        </w:rPr>
+        <w:t>Built predictive models for retail sales, HR analytics, and language scoring tasks.</w:t>
+      </w:r>
+    </w:p>
+    <w:p>
+      <w:pPr>
+        <w:numPr>
+          <w:ilvl w:val="0"/>
+          <w:numId w:val="17"/>
+        </w:numPr>
+        <w:spacing w:after="0" w:line="360" w:lineRule="auto"/>
+        <w:rPr>
+          <w:rFonts w:ascii="Times New Roman" w:hAnsi="Times New Roman" w:cs="Times New Roman"/>
+          <w:sz w:val="22"/>
+          <w:szCs w:val="22"/>
+        </w:rPr>
+      </w:pPr>
+      <w:r>
+        <w:rPr>
+          <w:rFonts w:ascii="Times New Roman" w:hAnsi="Times New Roman" w:cs="Times New Roman"/>
+          <w:sz w:val="22"/>
+          <w:szCs w:val="22"/>
+        </w:rPr>
+        <w:t>Applied feature engineering, cross</w:t>
+      </w:r>
+      <w:r>
+        <w:rPr>
+          <w:rFonts w:ascii="Times New Roman" w:hAnsi="Times New Roman" w:cs="Times New Roman"/>
+          <w:sz w:val="22"/>
+          <w:szCs w:val="22"/>
+        </w:rPr>
+        <w:noBreakHyphen/>
+        <w:t>validation, and model comparison techniques</w:t>
+      </w:r>
+    </w:p>
+    <w:p>
+      <w:pPr>
+        <w:spacing w:after="0" w:line="360" w:lineRule="auto"/>
+        <w:rPr>
+          <w:rFonts w:ascii="Times New Roman" w:hAnsi="Times New Roman" w:cs="Times New Roman"/>
+          <w:sz w:val="22"/>
+          <w:szCs w:val="22"/>
+        </w:rPr>
+      </w:pPr>
+    </w:p>
+    <w:p>
+      <w:pPr>
+        <w:tabs>
+          <w:tab w:val="left" w:pos="3150"/>
+          <w:tab w:val="left" w:pos="3420"/>
+          <w:tab w:val="left" w:pos="5220"/>
+          <w:tab w:val="left" w:pos="8370"/>
+        </w:tabs>
+        <w:spacing w:after="0" w:line="360" w:lineRule="auto"/>
+        <w:ind w:right="-720"/>
+        <w:rPr>
+          <w:rFonts w:ascii="Times New Roman" w:hAnsi="Times New Roman" w:cs="Times New Roman"/>
+          <w:b/>
+          <w:bCs/>
+          <w:sz w:val="22"/>
+          <w:szCs w:val="22"/>
+        </w:rPr>
+      </w:pPr>
+      <w:r>
+        <w:rPr>
+          <w:rFonts w:ascii="Times New Roman" w:hAnsi="Times New Roman" w:cs="Times New Roman"/>
+          <w:b/>
+          <w:bCs/>
+          <w:sz w:val="22"/>
+          <w:szCs w:val="22"/>
+        </w:rPr>
+        <w:t>EXPERIENCE</w:t>
+      </w:r>
+    </w:p>
+    <w:p>
+      <w:pPr>
+        <w:tabs>
+          <w:tab w:val="left" w:pos="3150"/>
+          <w:tab w:val="left" w:pos="3420"/>
+          <w:tab w:val="left" w:pos="5220"/>
+          <w:tab w:val="left" w:pos="8370"/>
+        </w:tabs>
+        <w:spacing w:after="0" w:line="360" w:lineRule="auto"/>
+        <w:ind w:right="-720"/>
+        <w:rPr>
+          <w:rFonts w:ascii="Times New Roman" w:hAnsi="Times New Roman" w:cs="Times New Roman"/>
+          <w:b/>
+          <w:bCs/>
+          <w:sz w:val="22"/>
+          <w:szCs w:val="22"/>
+        </w:rPr>
+      </w:pPr>
+      <w:r>
+        <w:rPr>
+          <w:rFonts w:ascii="Times New Roman" w:hAnsi="Times New Roman" w:cs="Times New Roman"/>
+          <w:b/>
+          <w:bCs/>
+          <w:sz w:val="22"/>
+          <w:szCs w:val="22"/>
+        </w:rPr>
+        <w:t>Teaching Assistant — McGill University (2021–2025)</w:t>
+      </w:r>
+    </w:p>
+    <w:p>
+      <w:pPr>
+        <w:tabs>
+          <w:tab w:val="left" w:pos="3150"/>
+          <w:tab w:val="left" w:pos="3420"/>
+          <w:tab w:val="left" w:pos="5220"/>
+          <w:tab w:val="left" w:pos="8370"/>
+        </w:tabs>
+        <w:spacing w:after="0" w:line="360" w:lineRule="auto"/>
+        <w:ind w:right="-720"/>
+        <w:rPr>
+          <w:rFonts w:ascii="Times New Roman" w:hAnsi="Times New Roman" w:cs="Times New Roman"/>
+          <w:sz w:val="22"/>
+          <w:szCs w:val="22"/>
+        </w:rPr>
+      </w:pPr>
+      <w:r>
+        <w:rPr>
+          <w:rFonts w:ascii="Times New Roman" w:hAnsi="Times New Roman" w:cs="Times New Roman"/>
+          <w:sz w:val="22"/>
+          <w:szCs w:val="22"/>
+        </w:rPr>
+        <w:t>Courses: Econometrics, Quantitative Methods, Applied Cross</w:t>
+      </w:r>
+      <w:r>
+        <w:rPr>
+          <w:rFonts w:ascii="Times New Roman" w:hAnsi="Times New Roman" w:cs="Times New Roman"/>
+          <w:sz w:val="22"/>
+          <w:szCs w:val="22"/>
+        </w:rPr>
+        <w:noBreakHyphen/>
+        <w:t>Sectional Methods, Economic Statistics</w:t>
+      </w:r>
+    </w:p>
+    <w:p>
+      <w:pPr>
+        <w:numPr>
+          <w:ilvl w:val="0"/>
+          <w:numId w:val="19"/>
+        </w:numPr>
+        <w:tabs>
+          <w:tab w:val="left" w:pos="3150"/>
+          <w:tab w:val="left" w:pos="3420"/>
+          <w:tab w:val="left" w:pos="5220"/>
+          <w:tab w:val="left" w:pos="8370"/>
+        </w:tabs>
+        <w:spacing w:after="0" w:line="360" w:lineRule="auto"/>
+        <w:ind w:right="-720"/>
+        <w:rPr>
+          <w:rFonts w:ascii="Times New Roman" w:hAnsi="Times New Roman" w:cs="Times New Roman"/>
+          <w:sz w:val="22"/>
+          <w:szCs w:val="22"/>
+        </w:rPr>
+      </w:pPr>
+      <w:r>
+        <w:rPr>
+          <w:rFonts w:ascii="Times New Roman" w:hAnsi="Times New Roman" w:cs="Times New Roman"/>
+          <w:sz w:val="22"/>
+          <w:szCs w:val="22"/>
+        </w:rPr>
+        <w:t>Delivered tutorials and supported instruction for classes of 20–400 students.</w:t>
+      </w:r>
+    </w:p>
+    <w:p>
+      <w:pPr>
+        <w:numPr>
+          <w:ilvl w:val="0"/>
+          <w:numId w:val="19"/>
+        </w:numPr>
+        <w:tabs>
+          <w:tab w:val="left" w:pos="3150"/>
+          <w:tab w:val="left" w:pos="3420"/>
+          <w:tab w:val="left" w:pos="5220"/>
+          <w:tab w:val="left" w:pos="8370"/>
+        </w:tabs>
+        <w:spacing w:after="0" w:line="360" w:lineRule="auto"/>
+        <w:ind w:right="-720"/>
+        <w:rPr>
+          <w:rFonts w:ascii="Times New Roman" w:hAnsi="Times New Roman" w:cs="Times New Roman"/>
+          <w:sz w:val="22"/>
+          <w:szCs w:val="22"/>
+        </w:rPr>
+      </w:pPr>
+      <w:r>
+        <w:rPr>
+          <w:rFonts w:ascii="Times New Roman" w:hAnsi="Times New Roman" w:cs="Times New Roman"/>
+          <w:sz w:val="22"/>
+          <w:szCs w:val="22"/>
+        </w:rPr>
+        <w:t>Designed assessments, ensured consistent grading, and communicated complex concepts clearly.</w:t>
+      </w:r>
+    </w:p>
+    <w:p>
+      <w:pPr>
+        <w:numPr>
+          <w:ilvl w:val="0"/>
+          <w:numId w:val="19"/>
+        </w:numPr>
+        <w:tabs>
+          <w:tab w:val="left" w:pos="3150"/>
+          <w:tab w:val="left" w:pos="3420"/>
+          <w:tab w:val="left" w:pos="5220"/>
+          <w:tab w:val="left" w:pos="8370"/>
+        </w:tabs>
+        <w:spacing w:after="0" w:line="360" w:lineRule="auto"/>
+        <w:ind w:right="-720"/>
+        <w:rPr>
+          <w:rFonts w:ascii="Times New Roman" w:hAnsi="Times New Roman" w:cs="Times New Roman"/>
+          <w:sz w:val="22"/>
+          <w:szCs w:val="22"/>
+        </w:rPr>
+      </w:pPr>
+      <w:r>
+        <w:rPr>
+          <w:rFonts w:ascii="Times New Roman" w:hAnsi="Times New Roman" w:cs="Times New Roman"/>
+          <w:sz w:val="22"/>
+          <w:szCs w:val="22"/>
+        </w:rPr>
+        <w:t>Managed deadlines and coordination across multiple courses.</w:t>
+      </w:r>
+    </w:p>
+    <w:p>
+      <w:pPr>
+        <w:tabs>
+          <w:tab w:val="left" w:pos="3150"/>
+          <w:tab w:val="left" w:pos="3420"/>
+          <w:tab w:val="left" w:pos="5220"/>
+          <w:tab w:val="left" w:pos="8370"/>
+        </w:tabs>
+        <w:spacing w:after="0" w:line="360" w:lineRule="auto"/>
+        <w:ind w:right="-720"/>
+        <w:rPr>
+          <w:rFonts w:ascii="Times New Roman" w:hAnsi="Times New Roman" w:cs="Times New Roman"/>
+          <w:b/>
+          <w:bCs/>
+          <w:sz w:val="22"/>
+          <w:szCs w:val="22"/>
+        </w:rPr>
+      </w:pPr>
+      <w:r>
+        <w:rPr>
+          <w:rFonts w:ascii="Times New Roman" w:hAnsi="Times New Roman" w:cs="Times New Roman"/>
+          <w:b/>
+          <w:bCs/>
+          <w:sz w:val="22"/>
+          <w:szCs w:val="22"/>
+        </w:rPr>
+        <w:t>Research Assistant — University of Queensland (2018)</w:t>
+      </w:r>
+    </w:p>
+    <w:p>
+      <w:pPr>
+        <w:numPr>
+          <w:ilvl w:val="0"/>
+          <w:numId w:val="20"/>
+        </w:numPr>
+        <w:tabs>
+          <w:tab w:val="left" w:pos="3150"/>
+          <w:tab w:val="left" w:pos="3420"/>
+          <w:tab w:val="left" w:pos="5220"/>
+          <w:tab w:val="left" w:pos="8370"/>
+        </w:tabs>
+        <w:spacing w:after="0" w:line="360" w:lineRule="auto"/>
+        <w:ind w:right="-720"/>
+        <w:rPr>
+          <w:rFonts w:ascii="Times New Roman" w:hAnsi="Times New Roman" w:cs="Times New Roman"/>
+          <w:sz w:val="22"/>
+          <w:szCs w:val="22"/>
+        </w:rPr>
+      </w:pPr>
+      <w:r>
+        <w:rPr>
+          <w:rFonts w:ascii="Times New Roman" w:hAnsi="Times New Roman" w:cs="Times New Roman"/>
+          <w:sz w:val="22"/>
+          <w:szCs w:val="22"/>
+        </w:rPr>
+        <w:t>Cleaned, validated, and analyzed survey and administrative datasets.</w:t>
+      </w:r>
+    </w:p>
+    <w:p>
+      <w:pPr>
+        <w:numPr>
+          <w:ilvl w:val="0"/>
+          <w:numId w:val="20"/>
+        </w:numPr>
+        <w:tabs>
+          <w:tab w:val="left" w:pos="3150"/>
+          <w:tab w:val="left" w:pos="3420"/>
+          <w:tab w:val="left" w:pos="5220"/>
+          <w:tab w:val="left" w:pos="8370"/>
+        </w:tabs>
+        <w:spacing w:after="0" w:line="360" w:lineRule="auto"/>
+        <w:ind w:right="-720"/>
+        <w:rPr>
+          <w:rFonts w:ascii="Times New Roman" w:hAnsi="Times New Roman" w:cs="Times New Roman"/>
+          <w:sz w:val="22"/>
+          <w:szCs w:val="22"/>
+        </w:rPr>
+      </w:pPr>
+      <w:proofErr w:type="gramStart"/>
+      <w:r>
+        <w:rPr>
+          <w:rFonts w:ascii="Times New Roman" w:hAnsi="Times New Roman" w:cs="Times New Roman"/>
+          <w:sz w:val="22"/>
+          <w:szCs w:val="22"/>
+        </w:rPr>
+        <w:t>Identified</w:t>
+      </w:r>
+      <w:proofErr w:type="gramEnd"/>
+      <w:r>
+        <w:rPr>
+          <w:rFonts w:ascii="Times New Roman" w:hAnsi="Times New Roman" w:cs="Times New Roman"/>
+          <w:sz w:val="22"/>
+          <w:szCs w:val="22"/>
+        </w:rPr>
+        <w:t xml:space="preserve"> data quality issues and ensured reproducibility of research outputs.</w:t>
+      </w:r>
+    </w:p>
+    <w:p>
+      <w:pPr>
+        <w:numPr>
+          <w:ilvl w:val="0"/>
+          <w:numId w:val="20"/>
+        </w:numPr>
+        <w:tabs>
+          <w:tab w:val="left" w:pos="3150"/>
+          <w:tab w:val="left" w:pos="3420"/>
+          <w:tab w:val="left" w:pos="5220"/>
+          <w:tab w:val="left" w:pos="8370"/>
+        </w:tabs>
+        <w:spacing w:after="0" w:line="360" w:lineRule="auto"/>
+        <w:ind w:right="-720"/>
+        <w:rPr>
+          <w:rFonts w:ascii="Times New Roman" w:hAnsi="Times New Roman" w:cs="Times New Roman"/>
+          <w:sz w:val="22"/>
+          <w:szCs w:val="22"/>
+        </w:rPr>
+      </w:pPr>
+      <w:r>
+        <w:rPr>
+          <w:rFonts w:ascii="Times New Roman" w:hAnsi="Times New Roman" w:cs="Times New Roman"/>
+          <w:sz w:val="22"/>
+          <w:szCs w:val="22"/>
+        </w:rPr>
+        <w:t>Prepared summary tables, charts, and documentation for macroeconomic research.</w:t>
+      </w:r>
+    </w:p>
+    <w:p>
+      <w:pPr>
+        <w:tabs>
+          <w:tab w:val="left" w:pos="3150"/>
+          <w:tab w:val="left" w:pos="3420"/>
+          <w:tab w:val="left" w:pos="5220"/>
+          <w:tab w:val="left" w:pos="8370"/>
+        </w:tabs>
+        <w:spacing w:after="0" w:line="360" w:lineRule="auto"/>
+        <w:ind w:right="-720"/>
+        <w:rPr>
+          <w:rFonts w:ascii="Times New Roman" w:hAnsi="Times New Roman" w:cs="Times New Roman"/>
+          <w:b/>
+          <w:bCs/>
+          <w:sz w:val="22"/>
+          <w:szCs w:val="22"/>
+        </w:rPr>
+      </w:pPr>
+      <w:r>
+        <w:rPr>
+          <w:rFonts w:ascii="Times New Roman" w:hAnsi="Times New Roman" w:cs="Times New Roman"/>
+          <w:b/>
+          <w:bCs/>
+          <w:sz w:val="22"/>
+          <w:szCs w:val="22"/>
+        </w:rPr>
+        <w:t>ML Reproducibility Challenge — McGill University (2021)</w:t>
+      </w:r>
+    </w:p>
+    <w:p>
+      <w:pPr>
+        <w:numPr>
+          <w:ilvl w:val="0"/>
+          <w:numId w:val="21"/>
+        </w:numPr>
+        <w:tabs>
+          <w:tab w:val="left" w:pos="3150"/>
+          <w:tab w:val="left" w:pos="3420"/>
+          <w:tab w:val="left" w:pos="5220"/>
+          <w:tab w:val="left" w:pos="8370"/>
+        </w:tabs>
+        <w:spacing w:after="0" w:line="360" w:lineRule="auto"/>
+        <w:ind w:right="-720"/>
+        <w:rPr>
+          <w:rFonts w:ascii="Times New Roman" w:hAnsi="Times New Roman" w:cs="Times New Roman"/>
+          <w:sz w:val="22"/>
+          <w:szCs w:val="22"/>
+        </w:rPr>
+      </w:pPr>
+      <w:r>
+        <w:rPr>
+          <w:rFonts w:ascii="Times New Roman" w:hAnsi="Times New Roman" w:cs="Times New Roman"/>
+          <w:sz w:val="22"/>
+          <w:szCs w:val="22"/>
+        </w:rPr>
+        <w:t>Reproduced results from a published ML paper by implementing models and verifying outputs.</w:t>
+      </w:r>
+    </w:p>
+    <w:p>
+      <w:pPr>
+        <w:numPr>
+          <w:ilvl w:val="0"/>
+          <w:numId w:val="21"/>
+        </w:numPr>
+        <w:tabs>
+          <w:tab w:val="left" w:pos="3150"/>
+          <w:tab w:val="left" w:pos="3420"/>
+          <w:tab w:val="left" w:pos="5220"/>
+          <w:tab w:val="left" w:pos="8370"/>
+        </w:tabs>
+        <w:spacing w:after="0" w:line="360" w:lineRule="auto"/>
+        <w:ind w:right="-720"/>
+        <w:rPr>
+          <w:rFonts w:ascii="Times New Roman" w:hAnsi="Times New Roman" w:cs="Times New Roman"/>
+          <w:sz w:val="22"/>
+          <w:szCs w:val="22"/>
+        </w:rPr>
+      </w:pPr>
+      <w:r>
+        <w:rPr>
+          <w:rFonts w:ascii="Times New Roman" w:hAnsi="Times New Roman" w:cs="Times New Roman"/>
+          <w:sz w:val="22"/>
+          <w:szCs w:val="22"/>
+        </w:rPr>
+        <w:t>Documented methodology, code, and evaluation metrics in a structured report.</w:t>
+      </w:r>
+    </w:p>
+    <w:p>
+      <w:pPr>
+        <w:tabs>
+          <w:tab w:val="left" w:pos="3150"/>
+          <w:tab w:val="left" w:pos="3420"/>
+          <w:tab w:val="left" w:pos="5220"/>
+          <w:tab w:val="left" w:pos="8370"/>
+        </w:tabs>
+        <w:spacing w:after="0" w:line="360" w:lineRule="auto"/>
+        <w:ind w:right="-720"/>
+        <w:rPr>
+          <w:rFonts w:ascii="Times New Roman" w:hAnsi="Times New Roman" w:cs="Times New Roman"/>
+          <w:b/>
+          <w:bCs/>
+          <w:sz w:val="22"/>
+          <w:szCs w:val="22"/>
+        </w:rPr>
+      </w:pPr>
+    </w:p>
+    <w:p>
+      <w:pPr>
+        <w:tabs>
+          <w:tab w:val="left" w:pos="3150"/>
+          <w:tab w:val="left" w:pos="3420"/>
+          <w:tab w:val="left" w:pos="5220"/>
+          <w:tab w:val="left" w:pos="8370"/>
+        </w:tabs>
+        <w:spacing w:after="0" w:line="360" w:lineRule="auto"/>
+        <w:ind w:right="-720"/>
+        <w:rPr>
+          <w:rFonts w:ascii="Times New Roman" w:hAnsi="Times New Roman" w:cs="Times New Roman"/>
+          <w:b/>
+          <w:bCs/>
+          <w:sz w:val="22"/>
+          <w:szCs w:val="22"/>
+        </w:rPr>
+      </w:pPr>
+      <w:r>
+        <w:rPr>
+          <w:rFonts w:ascii="Times New Roman" w:hAnsi="Times New Roman" w:cs="Times New Roman"/>
+          <w:b/>
+          <w:bCs/>
+          <w:sz w:val="22"/>
+          <w:szCs w:val="22"/>
+        </w:rPr>
+        <w:t>EDUCATION</w:t>
       </w:r>
     </w:p>
     <w:p>
@@ -985,31 +1558,57 @@
         <w:pStyle w:val="ListParagraph"/>
         <w:numPr>
           <w:ilvl w:val="0"/>
-          <w:numId w:val="8"/>
+          <w:numId w:val="22"/>
         </w:numPr>
-        <w:autoSpaceDE w:val="0"/>
-        <w:autoSpaceDN w:val="0"/>
-        <w:adjustRightInd w:val="0"/>
-        <w:spacing w:line="240" w:lineRule="auto"/>
-        <w:ind w:left="720"/>
-        <w:jc w:val="both"/>
-        <w:rPr>
-          <w:rFonts w:ascii="Calibri" w:hAnsi="Calibri" w:cs="Calibri"/>
+        <w:tabs>
+          <w:tab w:val="left" w:pos="3150"/>
+          <w:tab w:val="left" w:pos="3420"/>
+          <w:tab w:val="left" w:pos="5220"/>
+          <w:tab w:val="left" w:pos="8370"/>
+        </w:tabs>
+        <w:spacing w:after="0" w:line="360" w:lineRule="auto"/>
+        <w:ind w:right="-720"/>
+        <w:rPr>
+          <w:rFonts w:ascii="Times New Roman" w:hAnsi="Times New Roman" w:cs="Times New Roman"/>
+          <w:sz w:val="22"/>
+          <w:szCs w:val="22"/>
+        </w:rPr>
+      </w:pPr>
+      <w:r>
+        <w:rPr>
+          <w:rFonts w:ascii="Times New Roman" w:hAnsi="Times New Roman" w:cs="Times New Roman"/>
+          <w:b/>
+          <w:bCs/>
+          <w:sz w:val="22"/>
+          <w:szCs w:val="22"/>
+        </w:rPr>
+        <w:t xml:space="preserve">Ph.D. Economics, </w:t>
+      </w:r>
+      <w:r>
+        <w:rPr>
+          <w:rFonts w:ascii="Times New Roman" w:hAnsi="Times New Roman" w:cs="Times New Roman"/>
+          <w:sz w:val="22"/>
+          <w:szCs w:val="22"/>
+        </w:rPr>
+        <w:t xml:space="preserve">McGill University, Canada — </w:t>
+      </w:r>
+      <w:r>
+        <w:rPr>
+          <w:rFonts w:ascii="Times New Roman" w:hAnsi="Times New Roman" w:cs="Times New Roman"/>
           <w:i/>
           <w:iCs/>
           <w:sz w:val="22"/>
           <w:szCs w:val="22"/>
         </w:rPr>
-      </w:pPr>
-      <w:r>
-        <w:rPr>
-          <w:rFonts w:ascii="Calibri" w:hAnsi="Calibri" w:cs="Calibri"/>
-          <w:i/>
-          <w:iCs/>
-          <w:sz w:val="22"/>
-          <w:szCs w:val="22"/>
-        </w:rPr>
-        <w:t>Strategic Textual Complexity in Federal Reserve Speeches: Evidence from Political and Economic Turbulence</w:t>
+        <w:t>Expected May 2026</w:t>
+      </w:r>
+      <w:r>
+        <w:rPr>
+          <w:rFonts w:ascii="Times New Roman" w:hAnsi="Times New Roman" w:cs="Times New Roman"/>
+          <w:sz w:val="22"/>
+          <w:szCs w:val="22"/>
+        </w:rPr>
+        <w:t xml:space="preserve"> </w:t>
       </w:r>
     </w:p>
     <w:p>
@@ -1017,31 +1616,99 @@
         <w:pStyle w:val="ListParagraph"/>
         <w:numPr>
           <w:ilvl w:val="0"/>
-          <w:numId w:val="8"/>
+          <w:numId w:val="22"/>
         </w:numPr>
-        <w:autoSpaceDE w:val="0"/>
-        <w:autoSpaceDN w:val="0"/>
-        <w:adjustRightInd w:val="0"/>
-        <w:spacing w:line="240" w:lineRule="auto"/>
-        <w:ind w:left="720"/>
-        <w:jc w:val="both"/>
-        <w:rPr>
-          <w:rFonts w:ascii="Calibri" w:hAnsi="Calibri" w:cs="Calibri"/>
+        <w:tabs>
+          <w:tab w:val="left" w:pos="3150"/>
+          <w:tab w:val="left" w:pos="3420"/>
+          <w:tab w:val="left" w:pos="5220"/>
+          <w:tab w:val="left" w:pos="8370"/>
+        </w:tabs>
+        <w:spacing w:after="0" w:line="360" w:lineRule="auto"/>
+        <w:ind w:right="-720"/>
+        <w:rPr>
+          <w:rFonts w:ascii="Times New Roman" w:hAnsi="Times New Roman" w:cs="Times New Roman"/>
+          <w:b/>
+          <w:bCs/>
+          <w:sz w:val="22"/>
+          <w:szCs w:val="22"/>
+        </w:rPr>
+      </w:pPr>
+      <w:r>
+        <w:rPr>
+          <w:rFonts w:ascii="Times New Roman" w:hAnsi="Times New Roman" w:cs="Times New Roman"/>
+          <w:b/>
+          <w:bCs/>
+          <w:sz w:val="22"/>
+          <w:szCs w:val="22"/>
+        </w:rPr>
+        <w:t xml:space="preserve">B.A. (Honours) Economics &amp; Econometrics, </w:t>
+      </w:r>
+      <w:r>
+        <w:rPr>
+          <w:rFonts w:ascii="Times New Roman" w:hAnsi="Times New Roman" w:cs="Times New Roman"/>
+          <w:sz w:val="22"/>
+          <w:szCs w:val="22"/>
+        </w:rPr>
+        <w:t xml:space="preserve">University of Queensland, Australia — </w:t>
+      </w:r>
+      <w:r>
+        <w:rPr>
+          <w:rFonts w:ascii="Times New Roman" w:hAnsi="Times New Roman" w:cs="Times New Roman"/>
           <w:i/>
           <w:iCs/>
           <w:sz w:val="22"/>
           <w:szCs w:val="22"/>
         </w:rPr>
-      </w:pPr>
-      <w:r>
-        <w:rPr>
-          <w:rFonts w:ascii="Calibri" w:hAnsi="Calibri" w:cs="Calibri"/>
-          <w:i/>
-          <w:iCs/>
-          <w:sz w:val="22"/>
-          <w:szCs w:val="22"/>
-        </w:rPr>
-        <w:t>Regulation Complexity Measurements: Methods and Patterns across Time and Industry</w:t>
+        <w:t>2019</w:t>
+      </w:r>
+    </w:p>
+    <w:p>
+      <w:pPr>
+        <w:tabs>
+          <w:tab w:val="left" w:pos="3150"/>
+          <w:tab w:val="left" w:pos="3420"/>
+          <w:tab w:val="left" w:pos="5220"/>
+          <w:tab w:val="left" w:pos="8370"/>
+        </w:tabs>
+        <w:spacing w:after="0" w:line="360" w:lineRule="auto"/>
+        <w:ind w:right="-720"/>
+        <w:rPr>
+          <w:rFonts w:ascii="Times New Roman" w:hAnsi="Times New Roman" w:cs="Times New Roman"/>
+          <w:b/>
+          <w:bCs/>
+          <w:sz w:val="22"/>
+          <w:szCs w:val="22"/>
+        </w:rPr>
+      </w:pPr>
+    </w:p>
+    <w:p>
+      <w:pPr>
+        <w:tabs>
+          <w:tab w:val="left" w:pos="3150"/>
+          <w:tab w:val="left" w:pos="3420"/>
+          <w:tab w:val="left" w:pos="5220"/>
+          <w:tab w:val="left" w:pos="8370"/>
+        </w:tabs>
+        <w:spacing w:after="0" w:line="360" w:lineRule="auto"/>
+        <w:ind w:right="-720"/>
+        <w:rPr>
+          <w:rFonts w:ascii="Times New Roman" w:hAnsi="Times New Roman" w:cs="Times New Roman"/>
+          <w:b/>
+          <w:bCs/>
+          <w:sz w:val="22"/>
+          <w:szCs w:val="22"/>
+        </w:rPr>
+      </w:pPr>
+      <w:r>
+        <w:rPr>
+          <w:rFonts w:ascii="Times New Roman" w:hAnsi="Times New Roman" w:cs="Times New Roman"/>
+          <w:b/>
+          <w:bCs/>
+          <w:sz w:val="22"/>
+          <w:szCs w:val="22"/>
+        </w:rPr>
+        <w:t>ADDITIONAL INFORMATION</w:t>
       </w:r>
     </w:p>
     <w:p>
@@ -1049,38 +1716,70 @@
         <w:pStyle w:val="ListParagraph"/>
         <w:numPr>
           <w:ilvl w:val="0"/>
-          <w:numId w:val="8"/>
+          <w:numId w:val="23"/>
         </w:numPr>
-        <w:autoSpaceDE w:val="0"/>
-        <w:autoSpaceDN w:val="0"/>
-        <w:adjustRightInd w:val="0"/>
-        <w:spacing w:line="240" w:lineRule="auto"/>
-        <w:ind w:left="720"/>
-        <w:jc w:val="both"/>
-        <w:rPr>
-          <w:rFonts w:ascii="Calibri" w:hAnsi="Calibri" w:cs="Calibri"/>
-          <w:i/>
-          <w:iCs/>
-          <w:sz w:val="22"/>
-          <w:szCs w:val="22"/>
-        </w:rPr>
-      </w:pPr>
-      <w:r>
-        <w:rPr>
-          <w:rFonts w:ascii="Calibri" w:hAnsi="Calibri" w:cs="Calibri"/>
-          <w:i/>
-          <w:iCs/>
-          <w:sz w:val="22"/>
-          <w:szCs w:val="22"/>
-        </w:rPr>
-        <w:t>Applied Causal Inference using Identification Robust Confidence Sets Under Sparsity</w:t>
+        <w:tabs>
+          <w:tab w:val="left" w:pos="3150"/>
+          <w:tab w:val="left" w:pos="3420"/>
+          <w:tab w:val="left" w:pos="5220"/>
+          <w:tab w:val="left" w:pos="8370"/>
+        </w:tabs>
+        <w:spacing w:after="0" w:line="360" w:lineRule="auto"/>
+        <w:ind w:right="-720"/>
+        <w:rPr>
+          <w:rFonts w:ascii="Times New Roman" w:hAnsi="Times New Roman" w:cs="Times New Roman"/>
+          <w:b/>
+          <w:bCs/>
+          <w:sz w:val="22"/>
+          <w:szCs w:val="22"/>
+        </w:rPr>
+      </w:pPr>
+      <w:r>
+        <w:rPr>
+          <w:rFonts w:ascii="Times New Roman" w:hAnsi="Times New Roman" w:cs="Times New Roman"/>
+          <w:b/>
+          <w:bCs/>
+          <w:sz w:val="22"/>
+          <w:szCs w:val="22"/>
+        </w:rPr>
+        <w:t xml:space="preserve">Languages: </w:t>
+      </w:r>
+      <w:r>
+        <w:rPr>
+          <w:rFonts w:ascii="Times New Roman" w:hAnsi="Times New Roman" w:cs="Times New Roman"/>
+          <w:sz w:val="22"/>
+          <w:szCs w:val="22"/>
+        </w:rPr>
+        <w:t>English (fluent), Vietnamese (native), French (beginner)</w:t>
+      </w:r>
+      <w:r>
+        <w:rPr>
+          <w:rFonts w:ascii="Times New Roman" w:hAnsi="Times New Roman" w:cs="Times New Roman"/>
+          <w:b/>
+          <w:bCs/>
+          <w:sz w:val="22"/>
+          <w:szCs w:val="22"/>
+        </w:rPr>
+        <w:t xml:space="preserve"> </w:t>
       </w:r>
     </w:p>
     <w:p>
       <w:pPr>
-        <w:spacing w:line="240" w:lineRule="auto"/>
-        <w:rPr>
-          <w:rFonts w:ascii="Calibri" w:hAnsi="Calibri" w:cs="Calibri"/>
+        <w:pStyle w:val="ListParagraph"/>
+        <w:numPr>
+          <w:ilvl w:val="0"/>
+          <w:numId w:val="23"/>
+        </w:numPr>
+        <w:tabs>
+          <w:tab w:val="left" w:pos="3150"/>
+          <w:tab w:val="left" w:pos="3420"/>
+          <w:tab w:val="left" w:pos="5220"/>
+          <w:tab w:val="left" w:pos="8370"/>
+        </w:tabs>
+        <w:spacing w:after="0" w:line="360" w:lineRule="auto"/>
+        <w:ind w:right="-720"/>
+        <w:rPr>
+          <w:rFonts w:ascii="Times New Roman" w:hAnsi="Times New Roman" w:cs="Times New Roman"/>
           <w:b/>
           <w:bCs/>
           <w:sz w:val="22"/>
@@ -1089,472 +1788,95 @@
       </w:pPr>
       <w:r>
         <w:rPr>
-          <w:rFonts w:ascii="Calibri" w:hAnsi="Calibri" w:cs="Calibri"/>
+          <w:rFonts w:ascii="Times New Roman" w:hAnsi="Times New Roman" w:cs="Times New Roman"/>
           <w:b/>
           <w:bCs/>
           <w:sz w:val="22"/>
           <w:szCs w:val="22"/>
         </w:rPr>
-        <w:t>Academic</w:t>
-      </w:r>
-      <w:r>
-        <w:rPr>
-          <w:rFonts w:ascii="Calibri" w:hAnsi="Calibri" w:cs="Calibri"/>
+        <w:t xml:space="preserve">Other Projects: </w:t>
+      </w:r>
+      <w:r>
+        <w:rPr>
+          <w:rFonts w:ascii="Times New Roman" w:hAnsi="Times New Roman" w:cs="Times New Roman"/>
+          <w:sz w:val="22"/>
+          <w:szCs w:val="22"/>
+        </w:rPr>
+        <w:t>Regulatory text complexity analysis; causal inference under sparsity</w:t>
+      </w:r>
+      <w:r>
+        <w:rPr>
+          <w:rFonts w:ascii="Times New Roman" w:hAnsi="Times New Roman" w:cs="Times New Roman"/>
           <w:b/>
           <w:bCs/>
           <w:sz w:val="22"/>
           <w:szCs w:val="22"/>
         </w:rPr>
-        <w:t xml:space="preserve"> experience</w:t>
+        <w:t xml:space="preserve"> </w:t>
+      </w:r>
+      <w:r>
+        <w:rPr>
+          <w:rFonts w:ascii="Times New Roman" w:hAnsi="Times New Roman" w:cs="Times New Roman"/>
+          <w:sz w:val="22"/>
+          <w:szCs w:val="22"/>
+        </w:rPr>
+        <w:t>SNIV</w:t>
       </w:r>
     </w:p>
     <w:p>
       <w:pPr>
-        <w:spacing w:line="240" w:lineRule="auto"/>
-        <w:ind w:left="360"/>
-        <w:jc w:val="both"/>
-        <w:rPr>
-          <w:rFonts w:ascii="Calibri" w:hAnsi="Calibri" w:cs="Calibri"/>
-          <w:sz w:val="22"/>
-          <w:szCs w:val="22"/>
-        </w:rPr>
-      </w:pPr>
-      <w:r>
-        <w:rPr>
-          <w:rFonts w:ascii="Calibri" w:hAnsi="Calibri" w:cs="Calibri"/>
+        <w:pStyle w:val="ListParagraph"/>
+        <w:numPr>
+          <w:ilvl w:val="0"/>
+          <w:numId w:val="23"/>
+        </w:numPr>
+        <w:tabs>
+          <w:tab w:val="left" w:pos="3150"/>
+          <w:tab w:val="left" w:pos="3420"/>
+          <w:tab w:val="left" w:pos="5220"/>
+          <w:tab w:val="left" w:pos="8370"/>
+        </w:tabs>
+        <w:spacing w:after="0" w:line="360" w:lineRule="auto"/>
+        <w:ind w:right="-720"/>
+        <w:rPr>
+          <w:rFonts w:ascii="Times New Roman" w:hAnsi="Times New Roman" w:cs="Times New Roman"/>
           <w:b/>
           <w:bCs/>
           <w:sz w:val="22"/>
           <w:szCs w:val="22"/>
         </w:rPr>
-        <w:t>McGill University</w:t>
+      </w:pPr>
+      <w:r>
+        <w:rPr>
+          <w:rFonts w:ascii="Times New Roman" w:hAnsi="Times New Roman" w:cs="Times New Roman"/>
+          <w:b/>
+          <w:bCs/>
+          <w:sz w:val="22"/>
+          <w:szCs w:val="22"/>
+        </w:rPr>
+        <w:t xml:space="preserve">Interests: </w:t>
+      </w:r>
+      <w:r>
+        <w:rPr>
+          <w:rFonts w:ascii="Times New Roman" w:hAnsi="Times New Roman" w:cs="Times New Roman"/>
+          <w:sz w:val="22"/>
+          <w:szCs w:val="22"/>
+        </w:rPr>
+        <w:t>NLP, automation, forecasting, data visualization, workflow design</w:t>
       </w:r>
     </w:p>
     <w:p>
       <w:pPr>
-        <w:numPr>
-          <w:ilvl w:val="0"/>
-          <w:numId w:val="9"/>
-        </w:numPr>
-        <w:spacing w:line="240" w:lineRule="auto"/>
-        <w:jc w:val="both"/>
-        <w:rPr>
-          <w:rFonts w:ascii="Calibri" w:hAnsi="Calibri" w:cs="Calibri"/>
-          <w:sz w:val="22"/>
-          <w:szCs w:val="22"/>
-        </w:rPr>
-      </w:pPr>
-      <w:r>
-        <w:rPr>
-          <w:rFonts w:ascii="Calibri" w:hAnsi="Calibri" w:cs="Calibri"/>
-          <w:sz w:val="22"/>
-          <w:szCs w:val="22"/>
-        </w:rPr>
-        <w:t xml:space="preserve">Teaching Assistant: ECON662D1-D2 (Econometrics), ECON665 (Quantitative Methods), ECON664 (Applied Cross-Sectional Methods), ECON227 (Economic Statistics D1), </w:t>
-      </w:r>
-      <w:r>
-        <w:rPr>
-          <w:rFonts w:ascii="Calibri" w:hAnsi="Calibri" w:cs="Calibri"/>
-          <w:i/>
-          <w:iCs/>
-          <w:sz w:val="22"/>
-          <w:szCs w:val="22"/>
-        </w:rPr>
-        <w:t>2021–2025</w:t>
-      </w:r>
-    </w:p>
-    <w:p>
-      <w:pPr>
-        <w:spacing w:line="240" w:lineRule="auto"/>
-        <w:ind w:left="360"/>
-        <w:jc w:val="both"/>
-        <w:rPr>
-          <w:rFonts w:ascii="Calibri" w:hAnsi="Calibri" w:cs="Calibri"/>
-          <w:sz w:val="22"/>
-          <w:szCs w:val="22"/>
-        </w:rPr>
-      </w:pPr>
-      <w:r>
-        <w:rPr>
-          <w:rFonts w:ascii="Calibri" w:hAnsi="Calibri" w:cs="Calibri"/>
-          <w:b/>
-          <w:bCs/>
-          <w:sz w:val="22"/>
-          <w:szCs w:val="22"/>
-        </w:rPr>
-        <w:t>University of Queensland</w:t>
-      </w:r>
-    </w:p>
-    <w:p>
-      <w:pPr>
-        <w:numPr>
-          <w:ilvl w:val="0"/>
-          <w:numId w:val="10"/>
-        </w:numPr>
-        <w:spacing w:line="240" w:lineRule="auto"/>
-        <w:jc w:val="both"/>
-        <w:rPr>
-          <w:rFonts w:ascii="Calibri" w:hAnsi="Calibri" w:cs="Calibri"/>
-          <w:sz w:val="22"/>
-          <w:szCs w:val="22"/>
-        </w:rPr>
-      </w:pPr>
-      <w:r>
-        <w:rPr>
-          <w:rFonts w:ascii="Calibri" w:hAnsi="Calibri" w:cs="Calibri"/>
-          <w:sz w:val="22"/>
-          <w:szCs w:val="22"/>
-        </w:rPr>
-        <w:t xml:space="preserve">Teaching Assistant: ECON2300 (Introduction to Econometrics), </w:t>
-      </w:r>
-      <w:r>
-        <w:rPr>
-          <w:rFonts w:ascii="Calibri" w:hAnsi="Calibri" w:cs="Calibri"/>
-          <w:i/>
-          <w:iCs/>
-          <w:sz w:val="22"/>
-          <w:szCs w:val="22"/>
-        </w:rPr>
-        <w:t>2018–2019</w:t>
-      </w:r>
-      <w:r>
-        <w:rPr>
-          <w:rFonts w:ascii="Calibri" w:hAnsi="Calibri" w:cs="Calibri"/>
-          <w:sz w:val="22"/>
-          <w:szCs w:val="22"/>
-        </w:rPr>
-        <w:t>.</w:t>
-      </w:r>
-    </w:p>
-    <w:p>
-      <w:pPr>
-        <w:spacing w:line="240" w:lineRule="auto"/>
-        <w:jc w:val="both"/>
-        <w:rPr>
-          <w:rFonts w:ascii="Calibri" w:hAnsi="Calibri" w:cs="Calibri"/>
-          <w:b/>
-          <w:sz w:val="22"/>
-          <w:szCs w:val="22"/>
-        </w:rPr>
-      </w:pPr>
-      <w:r>
-        <w:rPr>
-          <w:rFonts w:ascii="Calibri" w:hAnsi="Calibri" w:cs="Calibri"/>
-          <w:b/>
-          <w:bCs/>
-          <w:sz w:val="22"/>
-          <w:szCs w:val="22"/>
-        </w:rPr>
-        <w:t>Technical</w:t>
-      </w:r>
-      <w:r>
-        <w:rPr>
-          <w:rFonts w:ascii="Calibri" w:hAnsi="Calibri" w:cs="Calibri"/>
-          <w:b/>
-          <w:bCs/>
-          <w:sz w:val="22"/>
-          <w:szCs w:val="22"/>
-        </w:rPr>
-        <w:t xml:space="preserve"> Experience</w:t>
-      </w:r>
-    </w:p>
-    <w:p>
-      <w:pPr>
-        <w:numPr>
-          <w:ilvl w:val="0"/>
-          <w:numId w:val="11"/>
-        </w:numPr>
-        <w:spacing w:line="240" w:lineRule="auto"/>
-        <w:jc w:val="both"/>
-        <w:rPr>
-          <w:rFonts w:ascii="Calibri" w:hAnsi="Calibri" w:cs="Calibri"/>
-          <w:bCs/>
-          <w:sz w:val="22"/>
-          <w:szCs w:val="22"/>
-        </w:rPr>
-      </w:pPr>
-      <w:r>
-        <w:rPr>
-          <w:rFonts w:ascii="Calibri" w:hAnsi="Calibri" w:cs="Calibri"/>
-          <w:bCs/>
-          <w:i/>
-          <w:iCs/>
-          <w:sz w:val="22"/>
-          <w:szCs w:val="22"/>
-        </w:rPr>
-        <w:t>ML Reproducibility Challenge</w:t>
-      </w:r>
-      <w:r>
-        <w:rPr>
-          <w:rFonts w:ascii="Calibri" w:hAnsi="Calibri" w:cs="Calibri"/>
-          <w:bCs/>
-          <w:sz w:val="22"/>
-          <w:szCs w:val="22"/>
-        </w:rPr>
-        <w:t xml:space="preserve">, supervised by Prof. Siamak Ravanbakhsh, </w:t>
-      </w:r>
-      <w:r>
-        <w:rPr>
-          <w:rFonts w:ascii="Calibri" w:hAnsi="Calibri" w:cs="Calibri"/>
-          <w:bCs/>
-          <w:i/>
-          <w:iCs/>
-          <w:sz w:val="22"/>
-          <w:szCs w:val="22"/>
-        </w:rPr>
-        <w:t>Fall 2021</w:t>
-      </w:r>
-    </w:p>
-    <w:p>
-      <w:pPr>
-        <w:numPr>
-          <w:ilvl w:val="0"/>
-          <w:numId w:val="11"/>
-        </w:numPr>
-        <w:spacing w:line="240" w:lineRule="auto"/>
-        <w:jc w:val="both"/>
-        <w:rPr>
-          <w:rFonts w:ascii="Calibri" w:hAnsi="Calibri" w:cs="Calibri"/>
-          <w:bCs/>
-          <w:sz w:val="22"/>
-          <w:szCs w:val="22"/>
-        </w:rPr>
-      </w:pPr>
-      <w:r>
-        <w:rPr>
-          <w:rFonts w:ascii="Calibri" w:hAnsi="Calibri" w:cs="Calibri"/>
-          <w:bCs/>
-          <w:i/>
-          <w:iCs/>
-          <w:sz w:val="22"/>
-          <w:szCs w:val="22"/>
-        </w:rPr>
-        <w:t>Research Assistant</w:t>
-      </w:r>
-      <w:r>
-        <w:rPr>
-          <w:rFonts w:ascii="Calibri" w:hAnsi="Calibri" w:cs="Calibri"/>
-          <w:bCs/>
-          <w:sz w:val="22"/>
-          <w:szCs w:val="22"/>
-        </w:rPr>
-        <w:t xml:space="preserve">, Prof. Renuka Mahadeva, University of </w:t>
-      </w:r>
-      <w:proofErr w:type="gramStart"/>
-      <w:r>
-        <w:rPr>
-          <w:rFonts w:ascii="Calibri" w:hAnsi="Calibri" w:cs="Calibri"/>
-          <w:bCs/>
-          <w:sz w:val="22"/>
-          <w:szCs w:val="22"/>
-        </w:rPr>
-        <w:t xml:space="preserve">Queensland,  </w:t>
-      </w:r>
-      <w:r>
-        <w:rPr>
-          <w:rFonts w:ascii="Calibri" w:hAnsi="Calibri" w:cs="Calibri"/>
-          <w:bCs/>
-          <w:i/>
-          <w:iCs/>
-          <w:sz w:val="22"/>
-          <w:szCs w:val="22"/>
-        </w:rPr>
-        <w:t>Jul</w:t>
-      </w:r>
-      <w:proofErr w:type="gramEnd"/>
-      <w:r>
-        <w:rPr>
-          <w:rFonts w:ascii="Calibri" w:hAnsi="Calibri" w:cs="Calibri"/>
-          <w:bCs/>
-          <w:i/>
-          <w:iCs/>
-          <w:sz w:val="22"/>
-          <w:szCs w:val="22"/>
-        </w:rPr>
-        <w:t>–Oct 2018</w:t>
-      </w:r>
-    </w:p>
-    <w:p>
-      <w:pPr>
-        <w:numPr>
-          <w:ilvl w:val="0"/>
-          <w:numId w:val="11"/>
-        </w:numPr>
-        <w:spacing w:line="240" w:lineRule="auto"/>
-        <w:jc w:val="both"/>
-        <w:rPr>
-          <w:rFonts w:ascii="Calibri" w:hAnsi="Calibri" w:cs="Calibri"/>
-          <w:bCs/>
-          <w:sz w:val="22"/>
-          <w:szCs w:val="22"/>
-        </w:rPr>
-      </w:pPr>
-      <w:r>
-        <w:rPr>
-          <w:rFonts w:ascii="Calibri" w:hAnsi="Calibri" w:cs="Calibri"/>
-          <w:bCs/>
-          <w:i/>
-          <w:iCs/>
-          <w:sz w:val="22"/>
-          <w:szCs w:val="22"/>
-        </w:rPr>
-        <w:t>Student Relations Network (SRN) Crew Member</w:t>
-      </w:r>
-      <w:r>
-        <w:rPr>
-          <w:rFonts w:ascii="Calibri" w:hAnsi="Calibri" w:cs="Calibri"/>
-          <w:bCs/>
-          <w:sz w:val="22"/>
-          <w:szCs w:val="22"/>
-        </w:rPr>
-        <w:t xml:space="preserve">, University of Queensland, </w:t>
-      </w:r>
-      <w:r>
-        <w:rPr>
-          <w:rFonts w:ascii="Calibri" w:hAnsi="Calibri" w:cs="Calibri"/>
-          <w:bCs/>
-          <w:i/>
-          <w:iCs/>
-          <w:sz w:val="22"/>
-          <w:szCs w:val="22"/>
-        </w:rPr>
-        <w:t>Sept–Nov 2018</w:t>
-      </w:r>
-    </w:p>
-    <w:p>
-      <w:pPr>
-        <w:numPr>
-          <w:ilvl w:val="0"/>
-          <w:numId w:val="11"/>
-        </w:numPr>
-        <w:spacing w:line="240" w:lineRule="auto"/>
-        <w:jc w:val="both"/>
-        <w:rPr>
-          <w:rFonts w:ascii="Calibri" w:hAnsi="Calibri" w:cs="Calibri"/>
-          <w:bCs/>
-          <w:sz w:val="22"/>
-          <w:szCs w:val="22"/>
-        </w:rPr>
-      </w:pPr>
-      <w:r>
-        <w:rPr>
-          <w:rFonts w:ascii="Calibri" w:hAnsi="Calibri" w:cs="Calibri"/>
-          <w:bCs/>
-          <w:i/>
-          <w:iCs/>
-          <w:sz w:val="22"/>
-          <w:szCs w:val="22"/>
-        </w:rPr>
-        <w:t>Online Competitions (Kaggle/Analytic Vidhya)</w:t>
-      </w:r>
-      <w:r>
-        <w:rPr>
-          <w:rFonts w:ascii="Calibri" w:hAnsi="Calibri" w:cs="Calibri"/>
-          <w:bCs/>
-          <w:sz w:val="22"/>
-          <w:szCs w:val="22"/>
-        </w:rPr>
-        <w:t>: Participated in predictive modeling challenges, including Black Friday sales, Big Mart sale prediction, HR analytics, and ELL language scoring. Used Python.</w:t>
-      </w:r>
-    </w:p>
-    <w:p>
-      <w:pPr>
-        <w:numPr>
-          <w:ilvl w:val="0"/>
-          <w:numId w:val="11"/>
-        </w:numPr>
-        <w:spacing w:line="240" w:lineRule="auto"/>
-        <w:jc w:val="both"/>
-        <w:rPr>
-          <w:rFonts w:ascii="Calibri" w:hAnsi="Calibri" w:cs="Calibri"/>
-          <w:bCs/>
-          <w:sz w:val="22"/>
-          <w:szCs w:val="22"/>
-        </w:rPr>
-      </w:pPr>
-      <w:r>
-        <w:rPr>
-          <w:rFonts w:ascii="Calibri" w:hAnsi="Calibri" w:cs="Calibri"/>
-          <w:bCs/>
-          <w:i/>
-          <w:iCs/>
-          <w:sz w:val="22"/>
-          <w:szCs w:val="22"/>
-        </w:rPr>
-        <w:t>Treasury Competition Entry</w:t>
-      </w:r>
-      <w:r>
-        <w:rPr>
-          <w:rFonts w:ascii="Calibri" w:hAnsi="Calibri" w:cs="Calibri"/>
-          <w:bCs/>
-          <w:sz w:val="22"/>
-          <w:szCs w:val="22"/>
-        </w:rPr>
-        <w:t xml:space="preserve">: “What do you believe will be most important for ensuring Australia’s future economic prosperity, and why?”, </w:t>
-      </w:r>
-      <w:r>
-        <w:rPr>
-          <w:rFonts w:ascii="Calibri" w:hAnsi="Calibri" w:cs="Calibri"/>
-          <w:bCs/>
-          <w:i/>
-          <w:iCs/>
-          <w:sz w:val="22"/>
-          <w:szCs w:val="22"/>
-        </w:rPr>
-        <w:t>2017</w:t>
-      </w:r>
-    </w:p>
-    <w:p>
-      <w:pPr>
-        <w:spacing w:line="240" w:lineRule="auto"/>
-        <w:rPr>
-          <w:rFonts w:ascii="Calibri" w:hAnsi="Calibri" w:cs="Calibri"/>
-          <w:b/>
-          <w:bCs/>
-          <w:sz w:val="22"/>
-          <w:szCs w:val="22"/>
-        </w:rPr>
-      </w:pPr>
-      <w:r>
-        <w:rPr>
-          <w:rFonts w:ascii="Calibri" w:hAnsi="Calibri" w:cs="Calibri"/>
-          <w:b/>
-          <w:bCs/>
-          <w:sz w:val="22"/>
-          <w:szCs w:val="22"/>
-        </w:rPr>
-        <w:t>Languages</w:t>
-      </w:r>
-    </w:p>
-    <w:p>
-      <w:pPr>
-        <w:numPr>
-          <w:ilvl w:val="0"/>
-          <w:numId w:val="4"/>
-        </w:numPr>
-        <w:spacing w:line="240" w:lineRule="auto"/>
-        <w:rPr>
-          <w:rFonts w:ascii="Calibri" w:hAnsi="Calibri" w:cs="Calibri"/>
-          <w:sz w:val="22"/>
-          <w:szCs w:val="22"/>
-        </w:rPr>
-      </w:pPr>
-      <w:r>
-        <w:rPr>
-          <w:rFonts w:ascii="Calibri" w:hAnsi="Calibri" w:cs="Calibri"/>
-          <w:sz w:val="22"/>
-          <w:szCs w:val="22"/>
-        </w:rPr>
-        <w:t>English (fluent), Vietnamese (native), French (beginner)</w:t>
-      </w:r>
-    </w:p>
-    <w:p>
-      <w:pPr>
-        <w:spacing w:line="240" w:lineRule="auto"/>
-        <w:ind w:left="360"/>
-        <w:jc w:val="both"/>
-        <w:rPr>
-          <w:rFonts w:ascii="Calibri" w:hAnsi="Calibri" w:cs="Calibri"/>
+        <w:tabs>
+          <w:tab w:val="left" w:pos="3150"/>
+          <w:tab w:val="left" w:pos="3420"/>
+          <w:tab w:val="left" w:pos="5220"/>
+          <w:tab w:val="left" w:pos="8370"/>
+        </w:tabs>
+        <w:spacing w:after="0" w:line="360" w:lineRule="auto"/>
+        <w:ind w:right="-720"/>
+        <w:rPr>
+          <w:rFonts w:ascii="Times New Roman" w:hAnsi="Times New Roman" w:cs="Times New Roman"/>
           <w:sz w:val="22"/>
           <w:szCs w:val="22"/>
         </w:rPr>
@@ -1617,9 +1939,6 @@
           <w:pStyle w:val="Footer"/>
           <w:jc w:val="right"/>
         </w:pPr>
-        <w:r>
-          <w:t xml:space="preserve">Tran Hoang Phuong Linh - </w:t>
-        </w:r>
         <w:r>
           <w:fldChar w:fldCharType="begin"/>
         </w:r>
@@ -1680,6 +1999,304 @@
 <file path=word/numbering.xml><?xml version="1.0" encoding="utf-8"?>
 <w:numbering xmlns:wpc="http://schemas.microsoft.com/office/word/2010/wordprocessingCanvas" xmlns:cx="http://schemas.microsoft.com/office/drawing/2014/chartex" xmlns:cx1="http://schemas.microsoft.com/office/drawing/2015/9/8/chartex" xmlns:cx2="http://schemas.microsoft.com/office/drawing/2015/10/21/chartex" xmlns:cx3="http://schemas.microsoft.com/office/drawing/2016/5/9/chartex" xmlns:cx4="http://schemas.microsoft.com/office/drawing/2016/5/10/chartex" xmlns:cx5="http://schemas.microsoft.com/office/drawing/2016/5/11/chartex" xmlns:cx6="http://schemas.microsoft.com/office/drawing/2016/5/12/chartex" xmlns:cx7="http://schemas.microsoft.com/office/drawing/2016/5/13/chartex" xmlns:cx8="http://schemas.microsoft.com/office/drawing/2016/5/14/chartex" xmlns:mc="http://schemas.openxmlformats.org/markup-compatibility/2006" xmlns:aink="http://schemas.microsoft.com/office/drawing/2016/ink" xmlns:am3d="http://schemas.microsoft.com/office/drawing/2017/model3d" xmlns:o="urn:schemas-microsoft-com:office:office" xmlns:oel="http://schemas.microsoft.com/office/2019/extlst" xmlns:r="http://schemas.openxmlformats.org/officeDocument/2006/relationships" xmlns:m="http://schemas.openxmlformats.org/officeDocument/2006/math" xmlns:v="urn:schemas-microsoft-com:vml" xmlns:wp14="http://schemas.microsoft.com/office/word/2010/wordprocessingDrawing" xmlns:wp="http://schemas.openxmlformats.org/drawingml/2006/wordprocessingDrawing" xmlns:w10="urn:schemas-microsoft-com:office:word" xmlns:w="http://schemas.openxmlformats.org/wordprocessingml/2006/main" xmlns:w14="http://schemas.microsoft.com/office/word/2010/wordml" xmlns:w15="http://schemas.microsoft.com/office/word/2012/wordml" xmlns:w16cex="http://schemas.microsoft.com/office/word/2018/wordml/cex" xmlns:w16cid="http://schemas.microsoft.com/office/word/2016/wordml/cid" xmlns:w16="http://schemas.microsoft.com/office/word/2018/wordml" xmlns:w16du="http://schemas.microsoft.com/office/word/2023/wordml/word16du" xmlns:w16sdtdh="http://schemas.microsoft.com/office/word/2020/wordml/sdtdatahash" xmlns:w16sdtfl="http://schemas.microsoft.com/office/word/2024/wordml/sdtformatlock" xmlns:w16se="http://schemas.microsoft.com/office/word/2015/wordml/symex" xmlns:wpg="http://schemas.microsoft.com/office/word/2010/wordprocessingGroup" xmlns:wpi="http://schemas.microsoft.com/office/word/2010/wordprocessingInk" xmlns:wne="http://schemas.microsoft.com/office/word/2006/wordml" xmlns:wps="http://schemas.microsoft.com/office/word/2010/wordprocessingShape" mc:Ignorable="w14 w15 w16se w16cid w16 w16cex w16sdtdh w16sdtfl w16du wp14">
   <w:abstractNum w:abstractNumId="0" w15:restartNumberingAfterBreak="0">
+    <w:nsid w:val="066755CD"/>
+    <w:multiLevelType w:val="multilevel"/>
+    <w:tmpl w:val="AEEAE9D4"/>
+    <w:lvl w:ilvl="0">
+      <w:start w:val="1"/>
+      <w:numFmt w:val="bullet"/>
+      <w:lvlText w:val=""/>
+      <w:lvlJc w:val="left"/>
+      <w:pPr>
+        <w:tabs>
+          <w:tab w:val="num" w:pos="720"/>
+        </w:tabs>
+        <w:ind w:left="720" w:hanging="360"/>
+      </w:pPr>
+      <w:rPr>
+        <w:rFonts w:ascii="Symbol" w:hAnsi="Symbol" w:hint="default"/>
+        <w:sz w:val="20"/>
+      </w:rPr>
+    </w:lvl>
+    <w:lvl w:ilvl="1" w:tentative="1">
+      <w:start w:val="1"/>
+      <w:numFmt w:val="bullet"/>
+      <w:lvlText w:val="o"/>
+      <w:lvlJc w:val="left"/>
+      <w:pPr>
+        <w:tabs>
+          <w:tab w:val="num" w:pos="1440"/>
+        </w:tabs>
+        <w:ind w:left="1440" w:hanging="360"/>
+      </w:pPr>
+      <w:rPr>
+        <w:rFonts w:ascii="Courier New" w:hAnsi="Courier New" w:hint="default"/>
+        <w:sz w:val="20"/>
+      </w:rPr>
+    </w:lvl>
+    <w:lvl w:ilvl="2" w:tentative="1">
+      <w:start w:val="1"/>
+      <w:numFmt w:val="bullet"/>
+      <w:lvlText w:val=""/>
+      <w:lvlJc w:val="left"/>
+      <w:pPr>
+        <w:tabs>
+          <w:tab w:val="num" w:pos="2160"/>
+        </w:tabs>
+        <w:ind w:left="2160" w:hanging="360"/>
+      </w:pPr>
+      <w:rPr>
+        <w:rFonts w:ascii="Wingdings" w:hAnsi="Wingdings" w:hint="default"/>
+        <w:sz w:val="20"/>
+      </w:rPr>
+    </w:lvl>
+    <w:lvl w:ilvl="3" w:tentative="1">
+      <w:start w:val="1"/>
+      <w:numFmt w:val="bullet"/>
+      <w:lvlText w:val=""/>
+      <w:lvlJc w:val="left"/>
+      <w:pPr>
+        <w:tabs>
+          <w:tab w:val="num" w:pos="2880"/>
+        </w:tabs>
+        <w:ind w:left="2880" w:hanging="360"/>
+      </w:pPr>
+      <w:rPr>
+        <w:rFonts w:ascii="Wingdings" w:hAnsi="Wingdings" w:hint="default"/>
+        <w:sz w:val="20"/>
+      </w:rPr>
+    </w:lvl>
+    <w:lvl w:ilvl="4" w:tentative="1">
+      <w:start w:val="1"/>
+      <w:numFmt w:val="bullet"/>
+      <w:lvlText w:val=""/>
+      <w:lvlJc w:val="left"/>
+      <w:pPr>
+        <w:tabs>
+          <w:tab w:val="num" w:pos="3600"/>
+        </w:tabs>
+        <w:ind w:left="3600" w:hanging="360"/>
+      </w:pPr>
+      <w:rPr>
+        <w:rFonts w:ascii="Wingdings" w:hAnsi="Wingdings" w:hint="default"/>
+        <w:sz w:val="20"/>
+      </w:rPr>
+    </w:lvl>
+    <w:lvl w:ilvl="5" w:tentative="1">
+      <w:start w:val="1"/>
+      <w:numFmt w:val="bullet"/>
+      <w:lvlText w:val=""/>
+      <w:lvlJc w:val="left"/>
+      <w:pPr>
+        <w:tabs>
+          <w:tab w:val="num" w:pos="4320"/>
+        </w:tabs>
+        <w:ind w:left="4320" w:hanging="360"/>
+      </w:pPr>
+      <w:rPr>
+        <w:rFonts w:ascii="Wingdings" w:hAnsi="Wingdings" w:hint="default"/>
+        <w:sz w:val="20"/>
+      </w:rPr>
+    </w:lvl>
+    <w:lvl w:ilvl="6" w:tentative="1">
+      <w:start w:val="1"/>
+      <w:numFmt w:val="bullet"/>
+      <w:lvlText w:val=""/>
+      <w:lvlJc w:val="left"/>
+      <w:pPr>
+        <w:tabs>
+          <w:tab w:val="num" w:pos="5040"/>
+        </w:tabs>
+        <w:ind w:left="5040" w:hanging="360"/>
+      </w:pPr>
+      <w:rPr>
+        <w:rFonts w:ascii="Wingdings" w:hAnsi="Wingdings" w:hint="default"/>
+        <w:sz w:val="20"/>
+      </w:rPr>
+    </w:lvl>
+    <w:lvl w:ilvl="7" w:tentative="1">
+      <w:start w:val="1"/>
+      <w:numFmt w:val="bullet"/>
+      <w:lvlText w:val=""/>
+      <w:lvlJc w:val="left"/>
+      <w:pPr>
+        <w:tabs>
+          <w:tab w:val="num" w:pos="5760"/>
+        </w:tabs>
+        <w:ind w:left="5760" w:hanging="360"/>
+      </w:pPr>
+      <w:rPr>
+        <w:rFonts w:ascii="Wingdings" w:hAnsi="Wingdings" w:hint="default"/>
+        <w:sz w:val="20"/>
+      </w:rPr>
+    </w:lvl>
+    <w:lvl w:ilvl="8" w:tentative="1">
+      <w:start w:val="1"/>
+      <w:numFmt w:val="bullet"/>
+      <w:lvlText w:val=""/>
+      <w:lvlJc w:val="left"/>
+      <w:pPr>
+        <w:tabs>
+          <w:tab w:val="num" w:pos="6480"/>
+        </w:tabs>
+        <w:ind w:left="6480" w:hanging="360"/>
+      </w:pPr>
+      <w:rPr>
+        <w:rFonts w:ascii="Wingdings" w:hAnsi="Wingdings" w:hint="default"/>
+        <w:sz w:val="20"/>
+      </w:rPr>
+    </w:lvl>
+  </w:abstractNum>
+  <w:abstractNum w:abstractNumId="1" w15:restartNumberingAfterBreak="0">
+    <w:nsid w:val="0C147AE6"/>
+    <w:multiLevelType w:val="multilevel"/>
+    <w:tmpl w:val="339E9A92"/>
+    <w:lvl w:ilvl="0">
+      <w:start w:val="1"/>
+      <w:numFmt w:val="bullet"/>
+      <w:lvlText w:val=""/>
+      <w:lvlJc w:val="left"/>
+      <w:pPr>
+        <w:tabs>
+          <w:tab w:val="num" w:pos="720"/>
+        </w:tabs>
+        <w:ind w:left="720" w:hanging="360"/>
+      </w:pPr>
+      <w:rPr>
+        <w:rFonts w:ascii="Symbol" w:hAnsi="Symbol" w:hint="default"/>
+        <w:sz w:val="20"/>
+      </w:rPr>
+    </w:lvl>
+    <w:lvl w:ilvl="1" w:tentative="1">
+      <w:start w:val="1"/>
+      <w:numFmt w:val="bullet"/>
+      <w:lvlText w:val="o"/>
+      <w:lvlJc w:val="left"/>
+      <w:pPr>
+        <w:tabs>
+          <w:tab w:val="num" w:pos="1440"/>
+        </w:tabs>
+        <w:ind w:left="1440" w:hanging="360"/>
+      </w:pPr>
+      <w:rPr>
+        <w:rFonts w:ascii="Courier New" w:hAnsi="Courier New" w:hint="default"/>
+        <w:sz w:val="20"/>
+      </w:rPr>
+    </w:lvl>
+    <w:lvl w:ilvl="2" w:tentative="1">
+      <w:start w:val="1"/>
+      <w:numFmt w:val="bullet"/>
+      <w:lvlText w:val=""/>
+      <w:lvlJc w:val="left"/>
+      <w:pPr>
+        <w:tabs>
+          <w:tab w:val="num" w:pos="2160"/>
+        </w:tabs>
+        <w:ind w:left="2160" w:hanging="360"/>
+      </w:pPr>
+      <w:rPr>
+        <w:rFonts w:ascii="Wingdings" w:hAnsi="Wingdings" w:hint="default"/>
+        <w:sz w:val="20"/>
+      </w:rPr>
+    </w:lvl>
+    <w:lvl w:ilvl="3" w:tentative="1">
+      <w:start w:val="1"/>
+      <w:numFmt w:val="bullet"/>
+      <w:lvlText w:val=""/>
+      <w:lvlJc w:val="left"/>
+      <w:pPr>
+        <w:tabs>
+          <w:tab w:val="num" w:pos="2880"/>
+        </w:tabs>
+        <w:ind w:left="2880" w:hanging="360"/>
+      </w:pPr>
+      <w:rPr>
+        <w:rFonts w:ascii="Wingdings" w:hAnsi="Wingdings" w:hint="default"/>
+        <w:sz w:val="20"/>
+      </w:rPr>
+    </w:lvl>
+    <w:lvl w:ilvl="4" w:tentative="1">
+      <w:start w:val="1"/>
+      <w:numFmt w:val="bullet"/>
+      <w:lvlText w:val=""/>
+      <w:lvlJc w:val="left"/>
+      <w:pPr>
+        <w:tabs>
+          <w:tab w:val="num" w:pos="3600"/>
+        </w:tabs>
+        <w:ind w:left="3600" w:hanging="360"/>
+      </w:pPr>
+      <w:rPr>
+        <w:rFonts w:ascii="Wingdings" w:hAnsi="Wingdings" w:hint="default"/>
+        <w:sz w:val="20"/>
+      </w:rPr>
+    </w:lvl>
+    <w:lvl w:ilvl="5" w:tentative="1">
+      <w:start w:val="1"/>
+      <w:numFmt w:val="bullet"/>
+      <w:lvlText w:val=""/>
+      <w:lvlJc w:val="left"/>
+      <w:pPr>
+        <w:tabs>
+          <w:tab w:val="num" w:pos="4320"/>
+        </w:tabs>
+        <w:ind w:left="4320" w:hanging="360"/>
+      </w:pPr>
+      <w:rPr>
+        <w:rFonts w:ascii="Wingdings" w:hAnsi="Wingdings" w:hint="default"/>
+        <w:sz w:val="20"/>
+      </w:rPr>
+    </w:lvl>
+    <w:lvl w:ilvl="6" w:tentative="1">
+      <w:start w:val="1"/>
+      <w:numFmt w:val="bullet"/>
+      <w:lvlText w:val=""/>
+      <w:lvlJc w:val="left"/>
+      <w:pPr>
+        <w:tabs>
+          <w:tab w:val="num" w:pos="5040"/>
+        </w:tabs>
+        <w:ind w:left="5040" w:hanging="360"/>
+      </w:pPr>
+      <w:rPr>
+        <w:rFonts w:ascii="Wingdings" w:hAnsi="Wingdings" w:hint="default"/>
+        <w:sz w:val="20"/>
+      </w:rPr>
+    </w:lvl>
+    <w:lvl w:ilvl="7" w:tentative="1">
+      <w:start w:val="1"/>
+      <w:numFmt w:val="bullet"/>
+      <w:lvlText w:val=""/>
+      <w:lvlJc w:val="left"/>
+      <w:pPr>
+        <w:tabs>
+          <w:tab w:val="num" w:pos="5760"/>
+        </w:tabs>
+        <w:ind w:left="5760" w:hanging="360"/>
+      </w:pPr>
+      <w:rPr>
+        <w:rFonts w:ascii="Wingdings" w:hAnsi="Wingdings" w:hint="default"/>
+        <w:sz w:val="20"/>
+      </w:rPr>
+    </w:lvl>
+    <w:lvl w:ilvl="8" w:tentative="1">
+      <w:start w:val="1"/>
+      <w:numFmt w:val="bullet"/>
+      <w:lvlText w:val=""/>
+      <w:lvlJc w:val="left"/>
+      <w:pPr>
+        <w:tabs>
+          <w:tab w:val="num" w:pos="6480"/>
+        </w:tabs>
+        <w:ind w:left="6480" w:hanging="360"/>
+      </w:pPr>
+      <w:rPr>
+        <w:rFonts w:ascii="Wingdings" w:hAnsi="Wingdings" w:hint="default"/>
+        <w:sz w:val="20"/>
+      </w:rPr>
+    </w:lvl>
+  </w:abstractNum>
+  <w:abstractNum w:abstractNumId="2" w15:restartNumberingAfterBreak="0">
     <w:nsid w:val="17C922F5"/>
     <w:multiLevelType w:val="multilevel"/>
     <w:tmpl w:val="A9B2A6D2"/>
@@ -1828,7 +2445,305 @@
       </w:rPr>
     </w:lvl>
   </w:abstractNum>
-  <w:abstractNum w:abstractNumId="1" w15:restartNumberingAfterBreak="0">
+  <w:abstractNum w:abstractNumId="3" w15:restartNumberingAfterBreak="0">
+    <w:nsid w:val="1B651585"/>
+    <w:multiLevelType w:val="multilevel"/>
+    <w:tmpl w:val="A0B60330"/>
+    <w:lvl w:ilvl="0">
+      <w:start w:val="1"/>
+      <w:numFmt w:val="bullet"/>
+      <w:lvlText w:val=""/>
+      <w:lvlJc w:val="left"/>
+      <w:pPr>
+        <w:tabs>
+          <w:tab w:val="num" w:pos="720"/>
+        </w:tabs>
+        <w:ind w:left="720" w:hanging="360"/>
+      </w:pPr>
+      <w:rPr>
+        <w:rFonts w:ascii="Symbol" w:hAnsi="Symbol" w:hint="default"/>
+        <w:sz w:val="20"/>
+      </w:rPr>
+    </w:lvl>
+    <w:lvl w:ilvl="1" w:tentative="1">
+      <w:start w:val="1"/>
+      <w:numFmt w:val="bullet"/>
+      <w:lvlText w:val="o"/>
+      <w:lvlJc w:val="left"/>
+      <w:pPr>
+        <w:tabs>
+          <w:tab w:val="num" w:pos="1440"/>
+        </w:tabs>
+        <w:ind w:left="1440" w:hanging="360"/>
+      </w:pPr>
+      <w:rPr>
+        <w:rFonts w:ascii="Courier New" w:hAnsi="Courier New" w:hint="default"/>
+        <w:sz w:val="20"/>
+      </w:rPr>
+    </w:lvl>
+    <w:lvl w:ilvl="2" w:tentative="1">
+      <w:start w:val="1"/>
+      <w:numFmt w:val="bullet"/>
+      <w:lvlText w:val=""/>
+      <w:lvlJc w:val="left"/>
+      <w:pPr>
+        <w:tabs>
+          <w:tab w:val="num" w:pos="2160"/>
+        </w:tabs>
+        <w:ind w:left="2160" w:hanging="360"/>
+      </w:pPr>
+      <w:rPr>
+        <w:rFonts w:ascii="Wingdings" w:hAnsi="Wingdings" w:hint="default"/>
+        <w:sz w:val="20"/>
+      </w:rPr>
+    </w:lvl>
+    <w:lvl w:ilvl="3" w:tentative="1">
+      <w:start w:val="1"/>
+      <w:numFmt w:val="bullet"/>
+      <w:lvlText w:val=""/>
+      <w:lvlJc w:val="left"/>
+      <w:pPr>
+        <w:tabs>
+          <w:tab w:val="num" w:pos="2880"/>
+        </w:tabs>
+        <w:ind w:left="2880" w:hanging="360"/>
+      </w:pPr>
+      <w:rPr>
+        <w:rFonts w:ascii="Wingdings" w:hAnsi="Wingdings" w:hint="default"/>
+        <w:sz w:val="20"/>
+      </w:rPr>
+    </w:lvl>
+    <w:lvl w:ilvl="4" w:tentative="1">
+      <w:start w:val="1"/>
+      <w:numFmt w:val="bullet"/>
+      <w:lvlText w:val=""/>
+      <w:lvlJc w:val="left"/>
+      <w:pPr>
+        <w:tabs>
+          <w:tab w:val="num" w:pos="3600"/>
+        </w:tabs>
+        <w:ind w:left="3600" w:hanging="360"/>
+      </w:pPr>
+      <w:rPr>
+        <w:rFonts w:ascii="Wingdings" w:hAnsi="Wingdings" w:hint="default"/>
+        <w:sz w:val="20"/>
+      </w:rPr>
+    </w:lvl>
+    <w:lvl w:ilvl="5" w:tentative="1">
+      <w:start w:val="1"/>
+      <w:numFmt w:val="bullet"/>
+      <w:lvlText w:val=""/>
+      <w:lvlJc w:val="left"/>
+      <w:pPr>
+        <w:tabs>
+          <w:tab w:val="num" w:pos="4320"/>
+        </w:tabs>
+        <w:ind w:left="4320" w:hanging="360"/>
+      </w:pPr>
+      <w:rPr>
+        <w:rFonts w:ascii="Wingdings" w:hAnsi="Wingdings" w:hint="default"/>
+        <w:sz w:val="20"/>
+      </w:rPr>
+    </w:lvl>
+    <w:lvl w:ilvl="6" w:tentative="1">
+      <w:start w:val="1"/>
+      <w:numFmt w:val="bullet"/>
+      <w:lvlText w:val=""/>
+      <w:lvlJc w:val="left"/>
+      <w:pPr>
+        <w:tabs>
+          <w:tab w:val="num" w:pos="5040"/>
+        </w:tabs>
+        <w:ind w:left="5040" w:hanging="360"/>
+      </w:pPr>
+      <w:rPr>
+        <w:rFonts w:ascii="Wingdings" w:hAnsi="Wingdings" w:hint="default"/>
+        <w:sz w:val="20"/>
+      </w:rPr>
+    </w:lvl>
+    <w:lvl w:ilvl="7" w:tentative="1">
+      <w:start w:val="1"/>
+      <w:numFmt w:val="bullet"/>
+      <w:lvlText w:val=""/>
+      <w:lvlJc w:val="left"/>
+      <w:pPr>
+        <w:tabs>
+          <w:tab w:val="num" w:pos="5760"/>
+        </w:tabs>
+        <w:ind w:left="5760" w:hanging="360"/>
+      </w:pPr>
+      <w:rPr>
+        <w:rFonts w:ascii="Wingdings" w:hAnsi="Wingdings" w:hint="default"/>
+        <w:sz w:val="20"/>
+      </w:rPr>
+    </w:lvl>
+    <w:lvl w:ilvl="8" w:tentative="1">
+      <w:start w:val="1"/>
+      <w:numFmt w:val="bullet"/>
+      <w:lvlText w:val=""/>
+      <w:lvlJc w:val="left"/>
+      <w:pPr>
+        <w:tabs>
+          <w:tab w:val="num" w:pos="6480"/>
+        </w:tabs>
+        <w:ind w:left="6480" w:hanging="360"/>
+      </w:pPr>
+      <w:rPr>
+        <w:rFonts w:ascii="Wingdings" w:hAnsi="Wingdings" w:hint="default"/>
+        <w:sz w:val="20"/>
+      </w:rPr>
+    </w:lvl>
+  </w:abstractNum>
+  <w:abstractNum w:abstractNumId="4" w15:restartNumberingAfterBreak="0">
+    <w:nsid w:val="1BE733B4"/>
+    <w:multiLevelType w:val="multilevel"/>
+    <w:tmpl w:val="61E88620"/>
+    <w:lvl w:ilvl="0">
+      <w:start w:val="1"/>
+      <w:numFmt w:val="bullet"/>
+      <w:lvlText w:val=""/>
+      <w:lvlJc w:val="left"/>
+      <w:pPr>
+        <w:tabs>
+          <w:tab w:val="num" w:pos="720"/>
+        </w:tabs>
+        <w:ind w:left="720" w:hanging="360"/>
+      </w:pPr>
+      <w:rPr>
+        <w:rFonts w:ascii="Symbol" w:hAnsi="Symbol" w:hint="default"/>
+        <w:sz w:val="20"/>
+      </w:rPr>
+    </w:lvl>
+    <w:lvl w:ilvl="1" w:tentative="1">
+      <w:start w:val="1"/>
+      <w:numFmt w:val="bullet"/>
+      <w:lvlText w:val="o"/>
+      <w:lvlJc w:val="left"/>
+      <w:pPr>
+        <w:tabs>
+          <w:tab w:val="num" w:pos="1440"/>
+        </w:tabs>
+        <w:ind w:left="1440" w:hanging="360"/>
+      </w:pPr>
+      <w:rPr>
+        <w:rFonts w:ascii="Courier New" w:hAnsi="Courier New" w:hint="default"/>
+        <w:sz w:val="20"/>
+      </w:rPr>
+    </w:lvl>
+    <w:lvl w:ilvl="2" w:tentative="1">
+      <w:start w:val="1"/>
+      <w:numFmt w:val="bullet"/>
+      <w:lvlText w:val=""/>
+      <w:lvlJc w:val="left"/>
+      <w:pPr>
+        <w:tabs>
+          <w:tab w:val="num" w:pos="2160"/>
+        </w:tabs>
+        <w:ind w:left="2160" w:hanging="360"/>
+      </w:pPr>
+      <w:rPr>
+        <w:rFonts w:ascii="Wingdings" w:hAnsi="Wingdings" w:hint="default"/>
+        <w:sz w:val="20"/>
+      </w:rPr>
+    </w:lvl>
+    <w:lvl w:ilvl="3" w:tentative="1">
+      <w:start w:val="1"/>
+      <w:numFmt w:val="bullet"/>
+      <w:lvlText w:val=""/>
+      <w:lvlJc w:val="left"/>
+      <w:pPr>
+        <w:tabs>
+          <w:tab w:val="num" w:pos="2880"/>
+        </w:tabs>
+        <w:ind w:left="2880" w:hanging="360"/>
+      </w:pPr>
+      <w:rPr>
+        <w:rFonts w:ascii="Wingdings" w:hAnsi="Wingdings" w:hint="default"/>
+        <w:sz w:val="20"/>
+      </w:rPr>
+    </w:lvl>
+    <w:lvl w:ilvl="4" w:tentative="1">
+      <w:start w:val="1"/>
+      <w:numFmt w:val="bullet"/>
+      <w:lvlText w:val=""/>
+      <w:lvlJc w:val="left"/>
+      <w:pPr>
+        <w:tabs>
+          <w:tab w:val="num" w:pos="3600"/>
+        </w:tabs>
+        <w:ind w:left="3600" w:hanging="360"/>
+      </w:pPr>
+      <w:rPr>
+        <w:rFonts w:ascii="Wingdings" w:hAnsi="Wingdings" w:hint="default"/>
+        <w:sz w:val="20"/>
+      </w:rPr>
+    </w:lvl>
+    <w:lvl w:ilvl="5" w:tentative="1">
+      <w:start w:val="1"/>
+      <w:numFmt w:val="bullet"/>
+      <w:lvlText w:val=""/>
+      <w:lvlJc w:val="left"/>
+      <w:pPr>
+        <w:tabs>
+          <w:tab w:val="num" w:pos="4320"/>
+        </w:tabs>
+        <w:ind w:left="4320" w:hanging="360"/>
+      </w:pPr>
+      <w:rPr>
+        <w:rFonts w:ascii="Wingdings" w:hAnsi="Wingdings" w:hint="default"/>
+        <w:sz w:val="20"/>
+      </w:rPr>
+    </w:lvl>
+    <w:lvl w:ilvl="6" w:tentative="1">
+      <w:start w:val="1"/>
+      <w:numFmt w:val="bullet"/>
+      <w:lvlText w:val=""/>
+      <w:lvlJc w:val="left"/>
+      <w:pPr>
+        <w:tabs>
+          <w:tab w:val="num" w:pos="5040"/>
+        </w:tabs>
+        <w:ind w:left="5040" w:hanging="360"/>
+      </w:pPr>
+      <w:rPr>
+        <w:rFonts w:ascii="Wingdings" w:hAnsi="Wingdings" w:hint="default"/>
+        <w:sz w:val="20"/>
+      </w:rPr>
+    </w:lvl>
+    <w:lvl w:ilvl="7" w:tentative="1">
+      <w:start w:val="1"/>
+      <w:numFmt w:val="bullet"/>
+      <w:lvlText w:val=""/>
+      <w:lvlJc w:val="left"/>
+      <w:pPr>
+        <w:tabs>
+          <w:tab w:val="num" w:pos="5760"/>
+        </w:tabs>
+        <w:ind w:left="5760" w:hanging="360"/>
+      </w:pPr>
+      <w:rPr>
+        <w:rFonts w:ascii="Wingdings" w:hAnsi="Wingdings" w:hint="default"/>
+        <w:sz w:val="20"/>
+      </w:rPr>
+    </w:lvl>
+    <w:lvl w:ilvl="8" w:tentative="1">
+      <w:start w:val="1"/>
+      <w:numFmt w:val="bullet"/>
+      <w:lvlText w:val=""/>
+      <w:lvlJc w:val="left"/>
+      <w:pPr>
+        <w:tabs>
+          <w:tab w:val="num" w:pos="6480"/>
+        </w:tabs>
+        <w:ind w:left="6480" w:hanging="360"/>
+      </w:pPr>
+      <w:rPr>
+        <w:rFonts w:ascii="Wingdings" w:hAnsi="Wingdings" w:hint="default"/>
+        <w:sz w:val="20"/>
+      </w:rPr>
+    </w:lvl>
+  </w:abstractNum>
+  <w:abstractNum w:abstractNumId="5" w15:restartNumberingAfterBreak="0">
     <w:nsid w:val="1D5A33F1"/>
     <w:multiLevelType w:val="multilevel"/>
     <w:tmpl w:val="B4A809D4"/>
@@ -1977,7 +2892,7 @@
       </w:rPr>
     </w:lvl>
   </w:abstractNum>
-  <w:abstractNum w:abstractNumId="2" w15:restartNumberingAfterBreak="0">
+  <w:abstractNum w:abstractNumId="6" w15:restartNumberingAfterBreak="0">
     <w:nsid w:val="274709BF"/>
     <w:multiLevelType w:val="hybridMultilevel"/>
     <w:tmpl w:val="37B81AA8"/>
@@ -2090,7 +3005,120 @@
       </w:rPr>
     </w:lvl>
   </w:abstractNum>
-  <w:abstractNum w:abstractNumId="3" w15:restartNumberingAfterBreak="0">
+  <w:abstractNum w:abstractNumId="7" w15:restartNumberingAfterBreak="0">
+    <w:nsid w:val="31651B7B"/>
+    <w:multiLevelType w:val="hybridMultilevel"/>
+    <w:tmpl w:val="F28A552E"/>
+    <w:lvl w:ilvl="0" w:tplc="04090001">
+      <w:start w:val="1"/>
+      <w:numFmt w:val="bullet"/>
+      <w:lvlText w:val=""/>
+      <w:lvlJc w:val="left"/>
+      <w:pPr>
+        <w:ind w:left="720" w:hanging="360"/>
+      </w:pPr>
+      <w:rPr>
+        <w:rFonts w:ascii="Symbol" w:hAnsi="Symbol" w:hint="default"/>
+      </w:rPr>
+    </w:lvl>
+    <w:lvl w:ilvl="1" w:tplc="04090003" w:tentative="1">
+      <w:start w:val="1"/>
+      <w:numFmt w:val="bullet"/>
+      <w:lvlText w:val="o"/>
+      <w:lvlJc w:val="left"/>
+      <w:pPr>
+        <w:ind w:left="1440" w:hanging="360"/>
+      </w:pPr>
+      <w:rPr>
+        <w:rFonts w:ascii="Courier New" w:hAnsi="Courier New" w:cs="Courier New" w:hint="default"/>
+      </w:rPr>
+    </w:lvl>
+    <w:lvl w:ilvl="2" w:tplc="04090005" w:tentative="1">
+      <w:start w:val="1"/>
+      <w:numFmt w:val="bullet"/>
+      <w:lvlText w:val=""/>
+      <w:lvlJc w:val="left"/>
+      <w:pPr>
+        <w:ind w:left="2160" w:hanging="360"/>
+      </w:pPr>
+      <w:rPr>
+        <w:rFonts w:ascii="Wingdings" w:hAnsi="Wingdings" w:hint="default"/>
+      </w:rPr>
+    </w:lvl>
+    <w:lvl w:ilvl="3" w:tplc="04090001" w:tentative="1">
+      <w:start w:val="1"/>
+      <w:numFmt w:val="bullet"/>
+      <w:lvlText w:val=""/>
+      <w:lvlJc w:val="left"/>
+      <w:pPr>
+        <w:ind w:left="2880" w:hanging="360"/>
+      </w:pPr>
+      <w:rPr>
+        <w:rFonts w:ascii="Symbol" w:hAnsi="Symbol" w:hint="default"/>
+      </w:rPr>
+    </w:lvl>
+    <w:lvl w:ilvl="4" w:tplc="04090003" w:tentative="1">
+      <w:start w:val="1"/>
+      <w:numFmt w:val="bullet"/>
+      <w:lvlText w:val="o"/>
+      <w:lvlJc w:val="left"/>
+      <w:pPr>
+        <w:ind w:left="3600" w:hanging="360"/>
+      </w:pPr>
+      <w:rPr>
+        <w:rFonts w:ascii="Courier New" w:hAnsi="Courier New" w:cs="Courier New" w:hint="default"/>
+      </w:rPr>
+    </w:lvl>
+    <w:lvl w:ilvl="5" w:tplc="04090005" w:tentative="1">
+      <w:start w:val="1"/>
+      <w:numFmt w:val="bullet"/>
+      <w:lvlText w:val=""/>
+      <w:lvlJc w:val="left"/>
+      <w:pPr>
+        <w:ind w:left="4320" w:hanging="360"/>
+      </w:pPr>
+      <w:rPr>
+        <w:rFonts w:ascii="Wingdings" w:hAnsi="Wingdings" w:hint="default"/>
+      </w:rPr>
+    </w:lvl>
+    <w:lvl w:ilvl="6" w:tplc="04090001" w:tentative="1">
+      <w:start w:val="1"/>
+      <w:numFmt w:val="bullet"/>
+      <w:lvlText w:val=""/>
+      <w:lvlJc w:val="left"/>
+      <w:pPr>
+        <w:ind w:left="5040" w:hanging="360"/>
+      </w:pPr>
+      <w:rPr>
+        <w:rFonts w:ascii="Symbol" w:hAnsi="Symbol" w:hint="default"/>
+      </w:rPr>
+    </w:lvl>
+    <w:lvl w:ilvl="7" w:tplc="04090003" w:tentative="1">
+      <w:start w:val="1"/>
+      <w:numFmt w:val="bullet"/>
+      <w:lvlText w:val="o"/>
+      <w:lvlJc w:val="left"/>
+      <w:pPr>
+        <w:ind w:left="5760" w:hanging="360"/>
+      </w:pPr>
+      <w:rPr>
+        <w:rFonts w:ascii="Courier New" w:hAnsi="Courier New" w:cs="Courier New" w:hint="default"/>
+      </w:rPr>
+    </w:lvl>
+    <w:lvl w:ilvl="8" w:tplc="04090005" w:tentative="1">
+      <w:start w:val="1"/>
+      <w:numFmt w:val="bullet"/>
+      <w:lvlText w:val=""/>
+      <w:lvlJc w:val="left"/>
+      <w:pPr>
+        <w:ind w:left="6480" w:hanging="360"/>
+      </w:pPr>
+      <w:rPr>
+        <w:rFonts w:ascii="Wingdings" w:hAnsi="Wingdings" w:hint="default"/>
+      </w:rPr>
+    </w:lvl>
+  </w:abstractNum>
+  <w:abstractNum w:abstractNumId="8" w15:restartNumberingAfterBreak="0">
     <w:nsid w:val="34671313"/>
     <w:multiLevelType w:val="multilevel"/>
     <w:tmpl w:val="DD824A7C"/>
@@ -2239,7 +3267,120 @@
       </w:rPr>
     </w:lvl>
   </w:abstractNum>
-  <w:abstractNum w:abstractNumId="4" w15:restartNumberingAfterBreak="0">
+  <w:abstractNum w:abstractNumId="9" w15:restartNumberingAfterBreak="0">
+    <w:nsid w:val="409B47FD"/>
+    <w:multiLevelType w:val="hybridMultilevel"/>
+    <w:tmpl w:val="0FF8F704"/>
+    <w:lvl w:ilvl="0" w:tplc="04090001">
+      <w:start w:val="1"/>
+      <w:numFmt w:val="bullet"/>
+      <w:lvlText w:val=""/>
+      <w:lvlJc w:val="left"/>
+      <w:pPr>
+        <w:ind w:left="1080" w:hanging="360"/>
+      </w:pPr>
+      <w:rPr>
+        <w:rFonts w:ascii="Symbol" w:hAnsi="Symbol" w:hint="default"/>
+      </w:rPr>
+    </w:lvl>
+    <w:lvl w:ilvl="1" w:tplc="04090003" w:tentative="1">
+      <w:start w:val="1"/>
+      <w:numFmt w:val="bullet"/>
+      <w:lvlText w:val="o"/>
+      <w:lvlJc w:val="left"/>
+      <w:pPr>
+        <w:ind w:left="1800" w:hanging="360"/>
+      </w:pPr>
+      <w:rPr>
+        <w:rFonts w:ascii="Courier New" w:hAnsi="Courier New" w:cs="Courier New" w:hint="default"/>
+      </w:rPr>
+    </w:lvl>
+    <w:lvl w:ilvl="2" w:tplc="04090005" w:tentative="1">
+      <w:start w:val="1"/>
+      <w:numFmt w:val="bullet"/>
+      <w:lvlText w:val=""/>
+      <w:lvlJc w:val="left"/>
+      <w:pPr>
+        <w:ind w:left="2520" w:hanging="360"/>
+      </w:pPr>
+      <w:rPr>
+        <w:rFonts w:ascii="Wingdings" w:hAnsi="Wingdings" w:hint="default"/>
+      </w:rPr>
+    </w:lvl>
+    <w:lvl w:ilvl="3" w:tplc="04090001" w:tentative="1">
+      <w:start w:val="1"/>
+      <w:numFmt w:val="bullet"/>
+      <w:lvlText w:val=""/>
+      <w:lvlJc w:val="left"/>
+      <w:pPr>
+        <w:ind w:left="3240" w:hanging="360"/>
+      </w:pPr>
+      <w:rPr>
+        <w:rFonts w:ascii="Symbol" w:hAnsi="Symbol" w:hint="default"/>
+      </w:rPr>
+    </w:lvl>
+    <w:lvl w:ilvl="4" w:tplc="04090003" w:tentative="1">
+      <w:start w:val="1"/>
+      <w:numFmt w:val="bullet"/>
+      <w:lvlText w:val="o"/>
+      <w:lvlJc w:val="left"/>
+      <w:pPr>
+        <w:ind w:left="3960" w:hanging="360"/>
+      </w:pPr>
+      <w:rPr>
+        <w:rFonts w:ascii="Courier New" w:hAnsi="Courier New" w:cs="Courier New" w:hint="default"/>
+      </w:rPr>
+    </w:lvl>
+    <w:lvl w:ilvl="5" w:tplc="04090005" w:tentative="1">
+      <w:start w:val="1"/>
+      <w:numFmt w:val="bullet"/>
+      <w:lvlText w:val=""/>
+      <w:lvlJc w:val="left"/>
+      <w:pPr>
+        <w:ind w:left="4680" w:hanging="360"/>
+      </w:pPr>
+      <w:rPr>
+        <w:rFonts w:ascii="Wingdings" w:hAnsi="Wingdings" w:hint="default"/>
+      </w:rPr>
+    </w:lvl>
+    <w:lvl w:ilvl="6" w:tplc="04090001" w:tentative="1">
+      <w:start w:val="1"/>
+      <w:numFmt w:val="bullet"/>
+      <w:lvlText w:val=""/>
+      <w:lvlJc w:val="left"/>
+      <w:pPr>
+        <w:ind w:left="5400" w:hanging="360"/>
+      </w:pPr>
+      <w:rPr>
+        <w:rFonts w:ascii="Symbol" w:hAnsi="Symbol" w:hint="default"/>
+      </w:rPr>
+    </w:lvl>
+    <w:lvl w:ilvl="7" w:tplc="04090003" w:tentative="1">
+      <w:start w:val="1"/>
+      <w:numFmt w:val="bullet"/>
+      <w:lvlText w:val="o"/>
+      <w:lvlJc w:val="left"/>
+      <w:pPr>
+        <w:ind w:left="6120" w:hanging="360"/>
+      </w:pPr>
+      <w:rPr>
+        <w:rFonts w:ascii="Courier New" w:hAnsi="Courier New" w:cs="Courier New" w:hint="default"/>
+      </w:rPr>
+    </w:lvl>
+    <w:lvl w:ilvl="8" w:tplc="04090005" w:tentative="1">
+      <w:start w:val="1"/>
+      <w:numFmt w:val="bullet"/>
+      <w:lvlText w:val=""/>
+      <w:lvlJc w:val="left"/>
+      <w:pPr>
+        <w:ind w:left="6840" w:hanging="360"/>
+      </w:pPr>
+      <w:rPr>
+        <w:rFonts w:ascii="Wingdings" w:hAnsi="Wingdings" w:hint="default"/>
+      </w:rPr>
+    </w:lvl>
+  </w:abstractNum>
+  <w:abstractNum w:abstractNumId="10" w15:restartNumberingAfterBreak="0">
     <w:nsid w:val="414C51E6"/>
     <w:multiLevelType w:val="multilevel"/>
     <w:tmpl w:val="58505478"/>
@@ -2388,7 +3529,269 @@
       </w:rPr>
     </w:lvl>
   </w:abstractNum>
-  <w:abstractNum w:abstractNumId="5" w15:restartNumberingAfterBreak="0">
+  <w:abstractNum w:abstractNumId="11" w15:restartNumberingAfterBreak="0">
+    <w:nsid w:val="48E12F4F"/>
+    <w:multiLevelType w:val="multilevel"/>
+    <w:tmpl w:val="293AFD6C"/>
+    <w:lvl w:ilvl="0">
+      <w:start w:val="1"/>
+      <w:numFmt w:val="bullet"/>
+      <w:lvlText w:val=""/>
+      <w:lvlJc w:val="left"/>
+      <w:pPr>
+        <w:tabs>
+          <w:tab w:val="num" w:pos="720"/>
+        </w:tabs>
+        <w:ind w:left="720" w:hanging="360"/>
+      </w:pPr>
+      <w:rPr>
+        <w:rFonts w:ascii="Symbol" w:hAnsi="Symbol" w:hint="default"/>
+        <w:sz w:val="20"/>
+      </w:rPr>
+    </w:lvl>
+    <w:lvl w:ilvl="1" w:tentative="1">
+      <w:start w:val="1"/>
+      <w:numFmt w:val="bullet"/>
+      <w:lvlText w:val="o"/>
+      <w:lvlJc w:val="left"/>
+      <w:pPr>
+        <w:tabs>
+          <w:tab w:val="num" w:pos="1440"/>
+        </w:tabs>
+        <w:ind w:left="1440" w:hanging="360"/>
+      </w:pPr>
+      <w:rPr>
+        <w:rFonts w:ascii="Courier New" w:hAnsi="Courier New" w:hint="default"/>
+        <w:sz w:val="20"/>
+      </w:rPr>
+    </w:lvl>
+    <w:lvl w:ilvl="2" w:tentative="1">
+      <w:start w:val="1"/>
+      <w:numFmt w:val="bullet"/>
+      <w:lvlText w:val=""/>
+      <w:lvlJc w:val="left"/>
+      <w:pPr>
+        <w:tabs>
+          <w:tab w:val="num" w:pos="2160"/>
+        </w:tabs>
+        <w:ind w:left="2160" w:hanging="360"/>
+      </w:pPr>
+      <w:rPr>
+        <w:rFonts w:ascii="Wingdings" w:hAnsi="Wingdings" w:hint="default"/>
+        <w:sz w:val="20"/>
+      </w:rPr>
+    </w:lvl>
+    <w:lvl w:ilvl="3" w:tentative="1">
+      <w:start w:val="1"/>
+      <w:numFmt w:val="bullet"/>
+      <w:lvlText w:val=""/>
+      <w:lvlJc w:val="left"/>
+      <w:pPr>
+        <w:tabs>
+          <w:tab w:val="num" w:pos="2880"/>
+        </w:tabs>
+        <w:ind w:left="2880" w:hanging="360"/>
+      </w:pPr>
+      <w:rPr>
+        <w:rFonts w:ascii="Wingdings" w:hAnsi="Wingdings" w:hint="default"/>
+        <w:sz w:val="20"/>
+      </w:rPr>
+    </w:lvl>
+    <w:lvl w:ilvl="4" w:tentative="1">
+      <w:start w:val="1"/>
+      <w:numFmt w:val="bullet"/>
+      <w:lvlText w:val=""/>
+      <w:lvlJc w:val="left"/>
+      <w:pPr>
+        <w:tabs>
+          <w:tab w:val="num" w:pos="3600"/>
+        </w:tabs>
+        <w:ind w:left="3600" w:hanging="360"/>
+      </w:pPr>
+      <w:rPr>
+        <w:rFonts w:ascii="Wingdings" w:hAnsi="Wingdings" w:hint="default"/>
+        <w:sz w:val="20"/>
+      </w:rPr>
+    </w:lvl>
+    <w:lvl w:ilvl="5" w:tentative="1">
+      <w:start w:val="1"/>
+      <w:numFmt w:val="bullet"/>
+      <w:lvlText w:val=""/>
+      <w:lvlJc w:val="left"/>
+      <w:pPr>
+        <w:tabs>
+          <w:tab w:val="num" w:pos="4320"/>
+        </w:tabs>
+        <w:ind w:left="4320" w:hanging="360"/>
+      </w:pPr>
+      <w:rPr>
+        <w:rFonts w:ascii="Wingdings" w:hAnsi="Wingdings" w:hint="default"/>
+        <w:sz w:val="20"/>
+      </w:rPr>
+    </w:lvl>
+    <w:lvl w:ilvl="6" w:tentative="1">
+      <w:start w:val="1"/>
+      <w:numFmt w:val="bullet"/>
+      <w:lvlText w:val=""/>
+      <w:lvlJc w:val="left"/>
+      <w:pPr>
+        <w:tabs>
+          <w:tab w:val="num" w:pos="5040"/>
+        </w:tabs>
+        <w:ind w:left="5040" w:hanging="360"/>
+      </w:pPr>
+      <w:rPr>
+        <w:rFonts w:ascii="Wingdings" w:hAnsi="Wingdings" w:hint="default"/>
+        <w:sz w:val="20"/>
+      </w:rPr>
+    </w:lvl>
+    <w:lvl w:ilvl="7" w:tentative="1">
+      <w:start w:val="1"/>
+      <w:numFmt w:val="bullet"/>
+      <w:lvlText w:val=""/>
+      <w:lvlJc w:val="left"/>
+      <w:pPr>
+        <w:tabs>
+          <w:tab w:val="num" w:pos="5760"/>
+        </w:tabs>
+        <w:ind w:left="5760" w:hanging="360"/>
+      </w:pPr>
+      <w:rPr>
+        <w:rFonts w:ascii="Wingdings" w:hAnsi="Wingdings" w:hint="default"/>
+        <w:sz w:val="20"/>
+      </w:rPr>
+    </w:lvl>
+    <w:lvl w:ilvl="8" w:tentative="1">
+      <w:start w:val="1"/>
+      <w:numFmt w:val="bullet"/>
+      <w:lvlText w:val=""/>
+      <w:lvlJc w:val="left"/>
+      <w:pPr>
+        <w:tabs>
+          <w:tab w:val="num" w:pos="6480"/>
+        </w:tabs>
+        <w:ind w:left="6480" w:hanging="360"/>
+      </w:pPr>
+      <w:rPr>
+        <w:rFonts w:ascii="Wingdings" w:hAnsi="Wingdings" w:hint="default"/>
+        <w:sz w:val="20"/>
+      </w:rPr>
+    </w:lvl>
+  </w:abstractNum>
+  <w:abstractNum w:abstractNumId="12" w15:restartNumberingAfterBreak="0">
+    <w:nsid w:val="4FC449C8"/>
+    <w:multiLevelType w:val="hybridMultilevel"/>
+    <w:tmpl w:val="826AB058"/>
+    <w:lvl w:ilvl="0" w:tplc="04090001">
+      <w:start w:val="1"/>
+      <w:numFmt w:val="bullet"/>
+      <w:lvlText w:val=""/>
+      <w:lvlJc w:val="left"/>
+      <w:pPr>
+        <w:ind w:left="720" w:hanging="360"/>
+      </w:pPr>
+      <w:rPr>
+        <w:rFonts w:ascii="Symbol" w:hAnsi="Symbol" w:hint="default"/>
+      </w:rPr>
+    </w:lvl>
+    <w:lvl w:ilvl="1" w:tplc="04090003" w:tentative="1">
+      <w:start w:val="1"/>
+      <w:numFmt w:val="bullet"/>
+      <w:lvlText w:val="o"/>
+      <w:lvlJc w:val="left"/>
+      <w:pPr>
+        <w:ind w:left="1440" w:hanging="360"/>
+      </w:pPr>
+      <w:rPr>
+        <w:rFonts w:ascii="Courier New" w:hAnsi="Courier New" w:cs="Courier New" w:hint="default"/>
+      </w:rPr>
+    </w:lvl>
+    <w:lvl w:ilvl="2" w:tplc="04090005" w:tentative="1">
+      <w:start w:val="1"/>
+      <w:numFmt w:val="bullet"/>
+      <w:lvlText w:val=""/>
+      <w:lvlJc w:val="left"/>
+      <w:pPr>
+        <w:ind w:left="2160" w:hanging="360"/>
+      </w:pPr>
+      <w:rPr>
+        <w:rFonts w:ascii="Wingdings" w:hAnsi="Wingdings" w:hint="default"/>
+      </w:rPr>
+    </w:lvl>
+    <w:lvl w:ilvl="3" w:tplc="04090001" w:tentative="1">
+      <w:start w:val="1"/>
+      <w:numFmt w:val="bullet"/>
+      <w:lvlText w:val=""/>
+      <w:lvlJc w:val="left"/>
+      <w:pPr>
+        <w:ind w:left="2880" w:hanging="360"/>
+      </w:pPr>
+      <w:rPr>
+        <w:rFonts w:ascii="Symbol" w:hAnsi="Symbol" w:hint="default"/>
+      </w:rPr>
+    </w:lvl>
+    <w:lvl w:ilvl="4" w:tplc="04090003" w:tentative="1">
+      <w:start w:val="1"/>
+      <w:numFmt w:val="bullet"/>
+      <w:lvlText w:val="o"/>
+      <w:lvlJc w:val="left"/>
+      <w:pPr>
+        <w:ind w:left="3600" w:hanging="360"/>
+      </w:pPr>
+      <w:rPr>
+        <w:rFonts w:ascii="Courier New" w:hAnsi="Courier New" w:cs="Courier New" w:hint="default"/>
+      </w:rPr>
+    </w:lvl>
+    <w:lvl w:ilvl="5" w:tplc="04090005" w:tentative="1">
+      <w:start w:val="1"/>
+      <w:numFmt w:val="bullet"/>
+      <w:lvlText w:val=""/>
+      <w:lvlJc w:val="left"/>
+      <w:pPr>
+        <w:ind w:left="4320" w:hanging="360"/>
+      </w:pPr>
+      <w:rPr>
+        <w:rFonts w:ascii="Wingdings" w:hAnsi="Wingdings" w:hint="default"/>
+      </w:rPr>
+    </w:lvl>
+    <w:lvl w:ilvl="6" w:tplc="04090001" w:tentative="1">
+      <w:start w:val="1"/>
+      <w:numFmt w:val="bullet"/>
+      <w:lvlText w:val=""/>
+      <w:lvlJc w:val="left"/>
+      <w:pPr>
+        <w:ind w:left="5040" w:hanging="360"/>
+      </w:pPr>
+      <w:rPr>
+        <w:rFonts w:ascii="Symbol" w:hAnsi="Symbol" w:hint="default"/>
+      </w:rPr>
+    </w:lvl>
+    <w:lvl w:ilvl="7" w:tplc="04090003" w:tentative="1">
+      <w:start w:val="1"/>
+      <w:numFmt w:val="bullet"/>
+      <w:lvlText w:val="o"/>
+      <w:lvlJc w:val="left"/>
+      <w:pPr>
+        <w:ind w:left="5760" w:hanging="360"/>
+      </w:pPr>
+      <w:rPr>
+        <w:rFonts w:ascii="Courier New" w:hAnsi="Courier New" w:cs="Courier New" w:hint="default"/>
+      </w:rPr>
+    </w:lvl>
+    <w:lvl w:ilvl="8" w:tplc="04090005" w:tentative="1">
+      <w:start w:val="1"/>
+      <w:numFmt w:val="bullet"/>
+      <w:lvlText w:val=""/>
+      <w:lvlJc w:val="left"/>
+      <w:pPr>
+        <w:ind w:left="6480" w:hanging="360"/>
+      </w:pPr>
+      <w:rPr>
+        <w:rFonts w:ascii="Wingdings" w:hAnsi="Wingdings" w:hint="default"/>
+      </w:rPr>
+    </w:lvl>
+  </w:abstractNum>
+  <w:abstractNum w:abstractNumId="13" w15:restartNumberingAfterBreak="0">
     <w:nsid w:val="50E64EB6"/>
     <w:multiLevelType w:val="hybridMultilevel"/>
     <w:tmpl w:val="5CC2FDD0"/>
@@ -2501,7 +3904,7 @@
       </w:rPr>
     </w:lvl>
   </w:abstractNum>
-  <w:abstractNum w:abstractNumId="6" w15:restartNumberingAfterBreak="0">
+  <w:abstractNum w:abstractNumId="14" w15:restartNumberingAfterBreak="0">
     <w:nsid w:val="5389714C"/>
     <w:multiLevelType w:val="multilevel"/>
     <w:tmpl w:val="831EA48A"/>
@@ -2650,7 +4053,7 @@
       </w:rPr>
     </w:lvl>
   </w:abstractNum>
-  <w:abstractNum w:abstractNumId="7" w15:restartNumberingAfterBreak="0">
+  <w:abstractNum w:abstractNumId="15" w15:restartNumberingAfterBreak="0">
     <w:nsid w:val="56E96EB5"/>
     <w:multiLevelType w:val="hybridMultilevel"/>
     <w:tmpl w:val="E0F0DEEA"/>
@@ -2763,7 +4166,7 @@
       </w:rPr>
     </w:lvl>
   </w:abstractNum>
-  <w:abstractNum w:abstractNumId="8" w15:restartNumberingAfterBreak="0">
+  <w:abstractNum w:abstractNumId="16" w15:restartNumberingAfterBreak="0">
     <w:nsid w:val="631A1CF4"/>
     <w:multiLevelType w:val="multilevel"/>
     <w:tmpl w:val="FD8C66B2"/>
@@ -2912,7 +4315,269 @@
       </w:rPr>
     </w:lvl>
   </w:abstractNum>
-  <w:abstractNum w:abstractNumId="9" w15:restartNumberingAfterBreak="0">
+  <w:abstractNum w:abstractNumId="17" w15:restartNumberingAfterBreak="0">
+    <w:nsid w:val="642406DF"/>
+    <w:multiLevelType w:val="hybridMultilevel"/>
+    <w:tmpl w:val="73089E58"/>
+    <w:lvl w:ilvl="0" w:tplc="04090001">
+      <w:start w:val="1"/>
+      <w:numFmt w:val="bullet"/>
+      <w:lvlText w:val=""/>
+      <w:lvlJc w:val="left"/>
+      <w:pPr>
+        <w:ind w:left="720" w:hanging="360"/>
+      </w:pPr>
+      <w:rPr>
+        <w:rFonts w:ascii="Symbol" w:hAnsi="Symbol" w:hint="default"/>
+      </w:rPr>
+    </w:lvl>
+    <w:lvl w:ilvl="1" w:tplc="04090003" w:tentative="1">
+      <w:start w:val="1"/>
+      <w:numFmt w:val="bullet"/>
+      <w:lvlText w:val="o"/>
+      <w:lvlJc w:val="left"/>
+      <w:pPr>
+        <w:ind w:left="1440" w:hanging="360"/>
+      </w:pPr>
+      <w:rPr>
+        <w:rFonts w:ascii="Courier New" w:hAnsi="Courier New" w:cs="Courier New" w:hint="default"/>
+      </w:rPr>
+    </w:lvl>
+    <w:lvl w:ilvl="2" w:tplc="04090005" w:tentative="1">
+      <w:start w:val="1"/>
+      <w:numFmt w:val="bullet"/>
+      <w:lvlText w:val=""/>
+      <w:lvlJc w:val="left"/>
+      <w:pPr>
+        <w:ind w:left="2160" w:hanging="360"/>
+      </w:pPr>
+      <w:rPr>
+        <w:rFonts w:ascii="Wingdings" w:hAnsi="Wingdings" w:hint="default"/>
+      </w:rPr>
+    </w:lvl>
+    <w:lvl w:ilvl="3" w:tplc="04090001" w:tentative="1">
+      <w:start w:val="1"/>
+      <w:numFmt w:val="bullet"/>
+      <w:lvlText w:val=""/>
+      <w:lvlJc w:val="left"/>
+      <w:pPr>
+        <w:ind w:left="2880" w:hanging="360"/>
+      </w:pPr>
+      <w:rPr>
+        <w:rFonts w:ascii="Symbol" w:hAnsi="Symbol" w:hint="default"/>
+      </w:rPr>
+    </w:lvl>
+    <w:lvl w:ilvl="4" w:tplc="04090003" w:tentative="1">
+      <w:start w:val="1"/>
+      <w:numFmt w:val="bullet"/>
+      <w:lvlText w:val="o"/>
+      <w:lvlJc w:val="left"/>
+      <w:pPr>
+        <w:ind w:left="3600" w:hanging="360"/>
+      </w:pPr>
+      <w:rPr>
+        <w:rFonts w:ascii="Courier New" w:hAnsi="Courier New" w:cs="Courier New" w:hint="default"/>
+      </w:rPr>
+    </w:lvl>
+    <w:lvl w:ilvl="5" w:tplc="04090005" w:tentative="1">
+      <w:start w:val="1"/>
+      <w:numFmt w:val="bullet"/>
+      <w:lvlText w:val=""/>
+      <w:lvlJc w:val="left"/>
+      <w:pPr>
+        <w:ind w:left="4320" w:hanging="360"/>
+      </w:pPr>
+      <w:rPr>
+        <w:rFonts w:ascii="Wingdings" w:hAnsi="Wingdings" w:hint="default"/>
+      </w:rPr>
+    </w:lvl>
+    <w:lvl w:ilvl="6" w:tplc="04090001" w:tentative="1">
+      <w:start w:val="1"/>
+      <w:numFmt w:val="bullet"/>
+      <w:lvlText w:val=""/>
+      <w:lvlJc w:val="left"/>
+      <w:pPr>
+        <w:ind w:left="5040" w:hanging="360"/>
+      </w:pPr>
+      <w:rPr>
+        <w:rFonts w:ascii="Symbol" w:hAnsi="Symbol" w:hint="default"/>
+      </w:rPr>
+    </w:lvl>
+    <w:lvl w:ilvl="7" w:tplc="04090003" w:tentative="1">
+      <w:start w:val="1"/>
+      <w:numFmt w:val="bullet"/>
+      <w:lvlText w:val="o"/>
+      <w:lvlJc w:val="left"/>
+      <w:pPr>
+        <w:ind w:left="5760" w:hanging="360"/>
+      </w:pPr>
+      <w:rPr>
+        <w:rFonts w:ascii="Courier New" w:hAnsi="Courier New" w:cs="Courier New" w:hint="default"/>
+      </w:rPr>
+    </w:lvl>
+    <w:lvl w:ilvl="8" w:tplc="04090005" w:tentative="1">
+      <w:start w:val="1"/>
+      <w:numFmt w:val="bullet"/>
+      <w:lvlText w:val=""/>
+      <w:lvlJc w:val="left"/>
+      <w:pPr>
+        <w:ind w:left="6480" w:hanging="360"/>
+      </w:pPr>
+      <w:rPr>
+        <w:rFonts w:ascii="Wingdings" w:hAnsi="Wingdings" w:hint="default"/>
+      </w:rPr>
+    </w:lvl>
+  </w:abstractNum>
+  <w:abstractNum w:abstractNumId="18" w15:restartNumberingAfterBreak="0">
+    <w:nsid w:val="668F3C1A"/>
+    <w:multiLevelType w:val="multilevel"/>
+    <w:tmpl w:val="DB32BF8A"/>
+    <w:lvl w:ilvl="0">
+      <w:start w:val="1"/>
+      <w:numFmt w:val="bullet"/>
+      <w:lvlText w:val=""/>
+      <w:lvlJc w:val="left"/>
+      <w:pPr>
+        <w:tabs>
+          <w:tab w:val="num" w:pos="720"/>
+        </w:tabs>
+        <w:ind w:left="720" w:hanging="360"/>
+      </w:pPr>
+      <w:rPr>
+        <w:rFonts w:ascii="Symbol" w:hAnsi="Symbol" w:hint="default"/>
+        <w:sz w:val="20"/>
+      </w:rPr>
+    </w:lvl>
+    <w:lvl w:ilvl="1" w:tentative="1">
+      <w:start w:val="1"/>
+      <w:numFmt w:val="bullet"/>
+      <w:lvlText w:val="o"/>
+      <w:lvlJc w:val="left"/>
+      <w:pPr>
+        <w:tabs>
+          <w:tab w:val="num" w:pos="1440"/>
+        </w:tabs>
+        <w:ind w:left="1440" w:hanging="360"/>
+      </w:pPr>
+      <w:rPr>
+        <w:rFonts w:ascii="Courier New" w:hAnsi="Courier New" w:hint="default"/>
+        <w:sz w:val="20"/>
+      </w:rPr>
+    </w:lvl>
+    <w:lvl w:ilvl="2" w:tentative="1">
+      <w:start w:val="1"/>
+      <w:numFmt w:val="bullet"/>
+      <w:lvlText w:val=""/>
+      <w:lvlJc w:val="left"/>
+      <w:pPr>
+        <w:tabs>
+          <w:tab w:val="num" w:pos="2160"/>
+        </w:tabs>
+        <w:ind w:left="2160" w:hanging="360"/>
+      </w:pPr>
+      <w:rPr>
+        <w:rFonts w:ascii="Wingdings" w:hAnsi="Wingdings" w:hint="default"/>
+        <w:sz w:val="20"/>
+      </w:rPr>
+    </w:lvl>
+    <w:lvl w:ilvl="3" w:tentative="1">
+      <w:start w:val="1"/>
+      <w:numFmt w:val="bullet"/>
+      <w:lvlText w:val=""/>
+      <w:lvlJc w:val="left"/>
+      <w:pPr>
+        <w:tabs>
+          <w:tab w:val="num" w:pos="2880"/>
+        </w:tabs>
+        <w:ind w:left="2880" w:hanging="360"/>
+      </w:pPr>
+      <w:rPr>
+        <w:rFonts w:ascii="Wingdings" w:hAnsi="Wingdings" w:hint="default"/>
+        <w:sz w:val="20"/>
+      </w:rPr>
+    </w:lvl>
+    <w:lvl w:ilvl="4" w:tentative="1">
+      <w:start w:val="1"/>
+      <w:numFmt w:val="bullet"/>
+      <w:lvlText w:val=""/>
+      <w:lvlJc w:val="left"/>
+      <w:pPr>
+        <w:tabs>
+          <w:tab w:val="num" w:pos="3600"/>
+        </w:tabs>
+        <w:ind w:left="3600" w:hanging="360"/>
+      </w:pPr>
+      <w:rPr>
+        <w:rFonts w:ascii="Wingdings" w:hAnsi="Wingdings" w:hint="default"/>
+        <w:sz w:val="20"/>
+      </w:rPr>
+    </w:lvl>
+    <w:lvl w:ilvl="5" w:tentative="1">
+      <w:start w:val="1"/>
+      <w:numFmt w:val="bullet"/>
+      <w:lvlText w:val=""/>
+      <w:lvlJc w:val="left"/>
+      <w:pPr>
+        <w:tabs>
+          <w:tab w:val="num" w:pos="4320"/>
+        </w:tabs>
+        <w:ind w:left="4320" w:hanging="360"/>
+      </w:pPr>
+      <w:rPr>
+        <w:rFonts w:ascii="Wingdings" w:hAnsi="Wingdings" w:hint="default"/>
+        <w:sz w:val="20"/>
+      </w:rPr>
+    </w:lvl>
+    <w:lvl w:ilvl="6" w:tentative="1">
+      <w:start w:val="1"/>
+      <w:numFmt w:val="bullet"/>
+      <w:lvlText w:val=""/>
+      <w:lvlJc w:val="left"/>
+      <w:pPr>
+        <w:tabs>
+          <w:tab w:val="num" w:pos="5040"/>
+        </w:tabs>
+        <w:ind w:left="5040" w:hanging="360"/>
+      </w:pPr>
+      <w:rPr>
+        <w:rFonts w:ascii="Wingdings" w:hAnsi="Wingdings" w:hint="default"/>
+        <w:sz w:val="20"/>
+      </w:rPr>
+    </w:lvl>
+    <w:lvl w:ilvl="7" w:tentative="1">
+      <w:start w:val="1"/>
+      <w:numFmt w:val="bullet"/>
+      <w:lvlText w:val=""/>
+      <w:lvlJc w:val="left"/>
+      <w:pPr>
+        <w:tabs>
+          <w:tab w:val="num" w:pos="5760"/>
+        </w:tabs>
+        <w:ind w:left="5760" w:hanging="360"/>
+      </w:pPr>
+      <w:rPr>
+        <w:rFonts w:ascii="Wingdings" w:hAnsi="Wingdings" w:hint="default"/>
+        <w:sz w:val="20"/>
+      </w:rPr>
+    </w:lvl>
+    <w:lvl w:ilvl="8" w:tentative="1">
+      <w:start w:val="1"/>
+      <w:numFmt w:val="bullet"/>
+      <w:lvlText w:val=""/>
+      <w:lvlJc w:val="left"/>
+      <w:pPr>
+        <w:tabs>
+          <w:tab w:val="num" w:pos="6480"/>
+        </w:tabs>
+        <w:ind w:left="6480" w:hanging="360"/>
+      </w:pPr>
+      <w:rPr>
+        <w:rFonts w:ascii="Wingdings" w:hAnsi="Wingdings" w:hint="default"/>
+        <w:sz w:val="20"/>
+      </w:rPr>
+    </w:lvl>
+  </w:abstractNum>
+  <w:abstractNum w:abstractNumId="19" w15:restartNumberingAfterBreak="0">
     <w:nsid w:val="6B630ACA"/>
     <w:multiLevelType w:val="multilevel"/>
     <w:tmpl w:val="422AC110"/>
@@ -3061,7 +4726,7 @@
       </w:rPr>
     </w:lvl>
   </w:abstractNum>
-  <w:abstractNum w:abstractNumId="10" w15:restartNumberingAfterBreak="0">
+  <w:abstractNum w:abstractNumId="20" w15:restartNumberingAfterBreak="0">
     <w:nsid w:val="762960C5"/>
     <w:multiLevelType w:val="multilevel"/>
     <w:tmpl w:val="4CCE0BEA"/>
@@ -3210,7 +4875,7 @@
       </w:rPr>
     </w:lvl>
   </w:abstractNum>
-  <w:abstractNum w:abstractNumId="11" w15:restartNumberingAfterBreak="0">
+  <w:abstractNum w:abstractNumId="21" w15:restartNumberingAfterBreak="0">
     <w:nsid w:val="78E36063"/>
     <w:multiLevelType w:val="multilevel"/>
     <w:tmpl w:val="EB48BF3A"/>
@@ -3359,41 +5024,223 @@
       </w:rPr>
     </w:lvl>
   </w:abstractNum>
+  <w:abstractNum w:abstractNumId="22" w15:restartNumberingAfterBreak="0">
+    <w:nsid w:val="79DD5ADA"/>
+    <w:multiLevelType w:val="multilevel"/>
+    <w:tmpl w:val="62526F08"/>
+    <w:lvl w:ilvl="0">
+      <w:start w:val="1"/>
+      <w:numFmt w:val="bullet"/>
+      <w:lvlText w:val=""/>
+      <w:lvlJc w:val="left"/>
+      <w:pPr>
+        <w:tabs>
+          <w:tab w:val="num" w:pos="720"/>
+        </w:tabs>
+        <w:ind w:left="720" w:hanging="360"/>
+      </w:pPr>
+      <w:rPr>
+        <w:rFonts w:ascii="Symbol" w:hAnsi="Symbol" w:hint="default"/>
+        <w:sz w:val="20"/>
+      </w:rPr>
+    </w:lvl>
+    <w:lvl w:ilvl="1" w:tentative="1">
+      <w:start w:val="1"/>
+      <w:numFmt w:val="bullet"/>
+      <w:lvlText w:val="o"/>
+      <w:lvlJc w:val="left"/>
+      <w:pPr>
+        <w:tabs>
+          <w:tab w:val="num" w:pos="1440"/>
+        </w:tabs>
+        <w:ind w:left="1440" w:hanging="360"/>
+      </w:pPr>
+      <w:rPr>
+        <w:rFonts w:ascii="Courier New" w:hAnsi="Courier New" w:hint="default"/>
+        <w:sz w:val="20"/>
+      </w:rPr>
+    </w:lvl>
+    <w:lvl w:ilvl="2" w:tentative="1">
+      <w:start w:val="1"/>
+      <w:numFmt w:val="bullet"/>
+      <w:lvlText w:val=""/>
+      <w:lvlJc w:val="left"/>
+      <w:pPr>
+        <w:tabs>
+          <w:tab w:val="num" w:pos="2160"/>
+        </w:tabs>
+        <w:ind w:left="2160" w:hanging="360"/>
+      </w:pPr>
+      <w:rPr>
+        <w:rFonts w:ascii="Wingdings" w:hAnsi="Wingdings" w:hint="default"/>
+        <w:sz w:val="20"/>
+      </w:rPr>
+    </w:lvl>
+    <w:lvl w:ilvl="3" w:tentative="1">
+      <w:start w:val="1"/>
+      <w:numFmt w:val="bullet"/>
+      <w:lvlText w:val=""/>
+      <w:lvlJc w:val="left"/>
+      <w:pPr>
+        <w:tabs>
+          <w:tab w:val="num" w:pos="2880"/>
+        </w:tabs>
+        <w:ind w:left="2880" w:hanging="360"/>
+      </w:pPr>
+      <w:rPr>
+        <w:rFonts w:ascii="Wingdings" w:hAnsi="Wingdings" w:hint="default"/>
+        <w:sz w:val="20"/>
+      </w:rPr>
+    </w:lvl>
+    <w:lvl w:ilvl="4" w:tentative="1">
+      <w:start w:val="1"/>
+      <w:numFmt w:val="bullet"/>
+      <w:lvlText w:val=""/>
+      <w:lvlJc w:val="left"/>
+      <w:pPr>
+        <w:tabs>
+          <w:tab w:val="num" w:pos="3600"/>
+        </w:tabs>
+        <w:ind w:left="3600" w:hanging="360"/>
+      </w:pPr>
+      <w:rPr>
+        <w:rFonts w:ascii="Wingdings" w:hAnsi="Wingdings" w:hint="default"/>
+        <w:sz w:val="20"/>
+      </w:rPr>
+    </w:lvl>
+    <w:lvl w:ilvl="5" w:tentative="1">
+      <w:start w:val="1"/>
+      <w:numFmt w:val="bullet"/>
+      <w:lvlText w:val=""/>
+      <w:lvlJc w:val="left"/>
+      <w:pPr>
+        <w:tabs>
+          <w:tab w:val="num" w:pos="4320"/>
+        </w:tabs>
+        <w:ind w:left="4320" w:hanging="360"/>
+      </w:pPr>
+      <w:rPr>
+        <w:rFonts w:ascii="Wingdings" w:hAnsi="Wingdings" w:hint="default"/>
+        <w:sz w:val="20"/>
+      </w:rPr>
+    </w:lvl>
+    <w:lvl w:ilvl="6" w:tentative="1">
+      <w:start w:val="1"/>
+      <w:numFmt w:val="bullet"/>
+      <w:lvlText w:val=""/>
+      <w:lvlJc w:val="left"/>
+      <w:pPr>
+        <w:tabs>
+          <w:tab w:val="num" w:pos="5040"/>
+        </w:tabs>
+        <w:ind w:left="5040" w:hanging="360"/>
+      </w:pPr>
+      <w:rPr>
+        <w:rFonts w:ascii="Wingdings" w:hAnsi="Wingdings" w:hint="default"/>
+        <w:sz w:val="20"/>
+      </w:rPr>
+    </w:lvl>
+    <w:lvl w:ilvl="7" w:tentative="1">
+      <w:start w:val="1"/>
+      <w:numFmt w:val="bullet"/>
+      <w:lvlText w:val=""/>
+      <w:lvlJc w:val="left"/>
+      <w:pPr>
+        <w:tabs>
+          <w:tab w:val="num" w:pos="5760"/>
+        </w:tabs>
+        <w:ind w:left="5760" w:hanging="360"/>
+      </w:pPr>
+      <w:rPr>
+        <w:rFonts w:ascii="Wingdings" w:hAnsi="Wingdings" w:hint="default"/>
+        <w:sz w:val="20"/>
+      </w:rPr>
+    </w:lvl>
+    <w:lvl w:ilvl="8" w:tentative="1">
+      <w:start w:val="1"/>
+      <w:numFmt w:val="bullet"/>
+      <w:lvlText w:val=""/>
+      <w:lvlJc w:val="left"/>
+      <w:pPr>
+        <w:tabs>
+          <w:tab w:val="num" w:pos="6480"/>
+        </w:tabs>
+        <w:ind w:left="6480" w:hanging="360"/>
+      </w:pPr>
+      <w:rPr>
+        <w:rFonts w:ascii="Wingdings" w:hAnsi="Wingdings" w:hint="default"/>
+        <w:sz w:val="20"/>
+      </w:rPr>
+    </w:lvl>
+  </w:abstractNum>
   <w:num w:numId="1" w16cid:durableId="295305981">
+    <w:abstractNumId w:val="19"/>
+  </w:num>
+  <w:num w:numId="2" w16cid:durableId="308898172">
+    <w:abstractNumId w:val="16"/>
+  </w:num>
+  <w:num w:numId="3" w16cid:durableId="1279795649">
+    <w:abstractNumId w:val="21"/>
+  </w:num>
+  <w:num w:numId="4" w16cid:durableId="874123199">
+    <w:abstractNumId w:val="2"/>
+  </w:num>
+  <w:num w:numId="5" w16cid:durableId="1767384812">
+    <w:abstractNumId w:val="8"/>
+  </w:num>
+  <w:num w:numId="6" w16cid:durableId="1240365914">
+    <w:abstractNumId w:val="20"/>
+  </w:num>
+  <w:num w:numId="7" w16cid:durableId="1768892423">
+    <w:abstractNumId w:val="15"/>
+  </w:num>
+  <w:num w:numId="8" w16cid:durableId="826898341">
+    <w:abstractNumId w:val="13"/>
+  </w:num>
+  <w:num w:numId="9" w16cid:durableId="1869635811">
+    <w:abstractNumId w:val="14"/>
+  </w:num>
+  <w:num w:numId="10" w16cid:durableId="153493000">
+    <w:abstractNumId w:val="10"/>
+  </w:num>
+  <w:num w:numId="11" w16cid:durableId="845169515">
+    <w:abstractNumId w:val="5"/>
+  </w:num>
+  <w:num w:numId="12" w16cid:durableId="571887942">
+    <w:abstractNumId w:val="6"/>
+  </w:num>
+  <w:num w:numId="13" w16cid:durableId="1518350694">
     <w:abstractNumId w:val="9"/>
   </w:num>
-  <w:num w:numId="2" w16cid:durableId="308898172">
-    <w:abstractNumId w:val="8"/>
+  <w:num w:numId="14" w16cid:durableId="219559118">
+    <w:abstractNumId w:val="0"/>
   </w:num>
-  <w:num w:numId="3" w16cid:durableId="1279795649">
+  <w:num w:numId="15" w16cid:durableId="785082737">
+    <w:abstractNumId w:val="1"/>
+  </w:num>
+  <w:num w:numId="16" w16cid:durableId="1471366892">
+    <w:abstractNumId w:val="18"/>
+  </w:num>
+  <w:num w:numId="17" w16cid:durableId="1818498762">
+    <w:abstractNumId w:val="4"/>
+  </w:num>
+  <w:num w:numId="18" w16cid:durableId="872687790">
+    <w:abstractNumId w:val="12"/>
+  </w:num>
+  <w:num w:numId="19" w16cid:durableId="38287972">
+    <w:abstractNumId w:val="22"/>
+  </w:num>
+  <w:num w:numId="20" w16cid:durableId="1695039088">
     <w:abstractNumId w:val="11"/>
   </w:num>
-  <w:num w:numId="4" w16cid:durableId="874123199">
-    <w:abstractNumId w:val="0"/>
-  </w:num>
-  <w:num w:numId="5" w16cid:durableId="1767384812">
+  <w:num w:numId="21" w16cid:durableId="1297681258">
     <w:abstractNumId w:val="3"/>
   </w:num>
-  <w:num w:numId="6" w16cid:durableId="1240365914">
-    <w:abstractNumId w:val="10"/>
+  <w:num w:numId="22" w16cid:durableId="890925646">
+    <w:abstractNumId w:val="17"/>
   </w:num>
-  <w:num w:numId="7" w16cid:durableId="1768892423">
+  <w:num w:numId="23" w16cid:durableId="1111584806">
     <w:abstractNumId w:val="7"/>
-  </w:num>
-  <w:num w:numId="8" w16cid:durableId="826898341">
-    <w:abstractNumId w:val="5"/>
-  </w:num>
-  <w:num w:numId="9" w16cid:durableId="1869635811">
-    <w:abstractNumId w:val="6"/>
-  </w:num>
-  <w:num w:numId="10" w16cid:durableId="153493000">
-    <w:abstractNumId w:val="4"/>
-  </w:num>
-  <w:num w:numId="11" w16cid:durableId="845169515">
-    <w:abstractNumId w:val="1"/>
-  </w:num>
-  <w:num w:numId="12" w16cid:durableId="571887942">
-    <w:abstractNumId w:val="2"/>
   </w:num>
 </w:numbering>
 </file>
